--- a/BIT4107 Logbook.docx
+++ b/BIT4107 Logbook.docx
@@ -1314,31 +1314,265 @@
         <w:pStyle w:val="Heading2"/>
       </w:pPr>
       <w:r>
-        <w:t>Same as week 1</w:t>
-      </w:r>
-    </w:p>
-    <w:p>
-      <w:r>
-        <w:br/>
-      </w:r>
-      <w:r>
-        <w:br/>
-      </w:r>
-    </w:p>
-    <w:p>
-      <w:r>
-        <w:br/>
-      </w:r>
-      <w:r>
-        <w:br/>
-      </w:r>
-      <w:r>
-        <w:br/>
-      </w:r>
-    </w:p>
-    <w:p>
-      <w:r>
-        <w:br w:type="page"/>
+        <w:t>Practical Activities Undertaken</w:t>
+      </w:r>
+    </w:p>
+    <w:p>
+      <w:pPr>
+        <w:pStyle w:val="Heading2"/>
+      </w:pPr>
+      <w:r>
+        <w:drawing>
+          <wp:inline distT="0" distB="0" distL="0" distR="0" wp14:anchorId="140FC83C" wp14:editId="3C81530E">
+            <wp:extent cx="2292468" cy="4673840"/>
+            <wp:effectExtent l="0" t="0" r="0" b="0"/>
+            <wp:docPr id="441068397" name="Picture 1"/>
+            <wp:cNvGraphicFramePr>
+              <a:graphicFrameLocks xmlns:a="http://schemas.openxmlformats.org/drawingml/2006/main" noChangeAspect="1"/>
+            </wp:cNvGraphicFramePr>
+            <a:graphic xmlns:a="http://schemas.openxmlformats.org/drawingml/2006/main">
+              <a:graphicData uri="http://schemas.openxmlformats.org/drawingml/2006/picture">
+                <pic:pic xmlns:pic="http://schemas.openxmlformats.org/drawingml/2006/picture">
+                  <pic:nvPicPr>
+                    <pic:cNvPr id="441068397" name=""/>
+                    <pic:cNvPicPr/>
+                  </pic:nvPicPr>
+                  <pic:blipFill>
+                    <a:blip r:embed="rId22"/>
+                    <a:stretch>
+                      <a:fillRect/>
+                    </a:stretch>
+                  </pic:blipFill>
+                  <pic:spPr>
+                    <a:xfrm>
+                      <a:off x="0" y="0"/>
+                      <a:ext cx="2292468" cy="4673840"/>
+                    </a:xfrm>
+                    <a:prstGeom prst="rect">
+                      <a:avLst/>
+                    </a:prstGeom>
+                  </pic:spPr>
+                </pic:pic>
+              </a:graphicData>
+            </a:graphic>
+          </wp:inline>
+        </w:drawing>
+      </w:r>
+    </w:p>
+    <w:p>
+      <w:r>
+        <w:t>Image 1: Login Screen without the details</w:t>
+      </w:r>
+    </w:p>
+    <w:p>
+      <w:r>
+        <w:lastRenderedPageBreak/>
+        <w:drawing>
+          <wp:inline distT="0" distB="0" distL="0" distR="0" wp14:anchorId="64E113C7" wp14:editId="29C09827">
+            <wp:extent cx="2248016" cy="4216617"/>
+            <wp:effectExtent l="0" t="0" r="0" b="0"/>
+            <wp:docPr id="730510254" name="Picture 1"/>
+            <wp:cNvGraphicFramePr>
+              <a:graphicFrameLocks xmlns:a="http://schemas.openxmlformats.org/drawingml/2006/main" noChangeAspect="1"/>
+            </wp:cNvGraphicFramePr>
+            <a:graphic xmlns:a="http://schemas.openxmlformats.org/drawingml/2006/main">
+              <a:graphicData uri="http://schemas.openxmlformats.org/drawingml/2006/picture">
+                <pic:pic xmlns:pic="http://schemas.openxmlformats.org/drawingml/2006/picture">
+                  <pic:nvPicPr>
+                    <pic:cNvPr id="730510254" name=""/>
+                    <pic:cNvPicPr/>
+                  </pic:nvPicPr>
+                  <pic:blipFill>
+                    <a:blip r:embed="rId23"/>
+                    <a:stretch>
+                      <a:fillRect/>
+                    </a:stretch>
+                  </pic:blipFill>
+                  <pic:spPr>
+                    <a:xfrm>
+                      <a:off x="0" y="0"/>
+                      <a:ext cx="2248016" cy="4216617"/>
+                    </a:xfrm>
+                    <a:prstGeom prst="rect">
+                      <a:avLst/>
+                    </a:prstGeom>
+                  </pic:spPr>
+                </pic:pic>
+              </a:graphicData>
+            </a:graphic>
+          </wp:inline>
+        </w:drawing>
+      </w:r>
+    </w:p>
+    <w:p>
+      <w:r>
+        <w:t>Image 2: First login is saved in the DB. The above shows an example of logins</w:t>
+      </w:r>
+    </w:p>
+    <w:p>
+      <w:r>
+        <w:drawing>
+          <wp:inline distT="0" distB="0" distL="0" distR="0" wp14:anchorId="4AECB58A" wp14:editId="75FD3B68">
+            <wp:extent cx="2654436" cy="2101958"/>
+            <wp:effectExtent l="0" t="0" r="0" b="0"/>
+            <wp:docPr id="451480139" name="Picture 1"/>
+            <wp:cNvGraphicFramePr>
+              <a:graphicFrameLocks xmlns:a="http://schemas.openxmlformats.org/drawingml/2006/main" noChangeAspect="1"/>
+            </wp:cNvGraphicFramePr>
+            <a:graphic xmlns:a="http://schemas.openxmlformats.org/drawingml/2006/main">
+              <a:graphicData uri="http://schemas.openxmlformats.org/drawingml/2006/picture">
+                <pic:pic xmlns:pic="http://schemas.openxmlformats.org/drawingml/2006/picture">
+                  <pic:nvPicPr>
+                    <pic:cNvPr id="451480139" name=""/>
+                    <pic:cNvPicPr/>
+                  </pic:nvPicPr>
+                  <pic:blipFill>
+                    <a:blip r:embed="rId24"/>
+                    <a:stretch>
+                      <a:fillRect/>
+                    </a:stretch>
+                  </pic:blipFill>
+                  <pic:spPr>
+                    <a:xfrm>
+                      <a:off x="0" y="0"/>
+                      <a:ext cx="2654436" cy="2101958"/>
+                    </a:xfrm>
+                    <a:prstGeom prst="rect">
+                      <a:avLst/>
+                    </a:prstGeom>
+                  </pic:spPr>
+                </pic:pic>
+              </a:graphicData>
+            </a:graphic>
+          </wp:inline>
+        </w:drawing>
+      </w:r>
+    </w:p>
+    <w:p>
+      <w:r>
+        <w:t>Image 3: First test saved to the database successfully</w:t>
+      </w:r>
+    </w:p>
+    <w:p>
+      <w:r>
+        <w:lastRenderedPageBreak/>
+        <w:drawing>
+          <wp:inline distT="0" distB="0" distL="0" distR="0" wp14:anchorId="12A0D5F8" wp14:editId="3F3D538D">
+            <wp:extent cx="2940201" cy="1987652"/>
+            <wp:effectExtent l="0" t="0" r="0" b="0"/>
+            <wp:docPr id="1483872400" name="Picture 1"/>
+            <wp:cNvGraphicFramePr>
+              <a:graphicFrameLocks xmlns:a="http://schemas.openxmlformats.org/drawingml/2006/main" noChangeAspect="1"/>
+            </wp:cNvGraphicFramePr>
+            <a:graphic xmlns:a="http://schemas.openxmlformats.org/drawingml/2006/main">
+              <a:graphicData uri="http://schemas.openxmlformats.org/drawingml/2006/picture">
+                <pic:pic xmlns:pic="http://schemas.openxmlformats.org/drawingml/2006/picture">
+                  <pic:nvPicPr>
+                    <pic:cNvPr id="1483872400" name=""/>
+                    <pic:cNvPicPr/>
+                  </pic:nvPicPr>
+                  <pic:blipFill>
+                    <a:blip r:embed="rId25"/>
+                    <a:stretch>
+                      <a:fillRect/>
+                    </a:stretch>
+                  </pic:blipFill>
+                  <pic:spPr>
+                    <a:xfrm>
+                      <a:off x="0" y="0"/>
+                      <a:ext cx="2940201" cy="1987652"/>
+                    </a:xfrm>
+                    <a:prstGeom prst="rect">
+                      <a:avLst/>
+                    </a:prstGeom>
+                  </pic:spPr>
+                </pic:pic>
+              </a:graphicData>
+            </a:graphic>
+          </wp:inline>
+        </w:drawing>
+      </w:r>
+    </w:p>
+    <w:p>
+      <w:r>
+        <w:t xml:space="preserve">Image 4: History tab connected successfully to the timer. </w:t>
+      </w:r>
+    </w:p>
+    <w:p>
+      <w:r>
+        <w:drawing>
+          <wp:inline distT="0" distB="0" distL="0" distR="0" wp14:anchorId="51D76A94" wp14:editId="502087F5">
+            <wp:extent cx="3416476" cy="2978303"/>
+            <wp:effectExtent l="0" t="0" r="0" b="0"/>
+            <wp:docPr id="2053954490" name="Picture 1"/>
+            <wp:cNvGraphicFramePr>
+              <a:graphicFrameLocks xmlns:a="http://schemas.openxmlformats.org/drawingml/2006/main" noChangeAspect="1"/>
+            </wp:cNvGraphicFramePr>
+            <a:graphic xmlns:a="http://schemas.openxmlformats.org/drawingml/2006/main">
+              <a:graphicData uri="http://schemas.openxmlformats.org/drawingml/2006/picture">
+                <pic:pic xmlns:pic="http://schemas.openxmlformats.org/drawingml/2006/picture">
+                  <pic:nvPicPr>
+                    <pic:cNvPr id="2053954490" name=""/>
+                    <pic:cNvPicPr/>
+                  </pic:nvPicPr>
+                  <pic:blipFill>
+                    <a:blip r:embed="rId26"/>
+                    <a:stretch>
+                      <a:fillRect/>
+                    </a:stretch>
+                  </pic:blipFill>
+                  <pic:spPr>
+                    <a:xfrm>
+                      <a:off x="0" y="0"/>
+                      <a:ext cx="3416476" cy="2978303"/>
+                    </a:xfrm>
+                    <a:prstGeom prst="rect">
+                      <a:avLst/>
+                    </a:prstGeom>
+                  </pic:spPr>
+                </pic:pic>
+              </a:graphicData>
+            </a:graphic>
+          </wp:inline>
+        </w:drawing>
+      </w:r>
+    </w:p>
+    <w:p>
+      <w:r>
+        <w:t>Image 5: The schedule table was saved successfully.</w:t>
+      </w:r>
+    </w:p>
+    <w:p/>
+    <w:p>
+      <w:pPr>
+        <w:pStyle w:val="Heading2"/>
+      </w:pPr>
+      <w:r>
+        <w:t>Tools and Software Used.</w:t>
+      </w:r>
+    </w:p>
+    <w:p>
+      <w:r>
+        <w:t>I used SQLite Database and UI</w:t>
+      </w:r>
+    </w:p>
+    <w:p>
+      <w:r>
+        <w:t>Android Studio</w:t>
+      </w:r>
+    </w:p>
+    <w:p/>
+    <w:p>
+      <w:pPr>
+        <w:pStyle w:val="Heading2"/>
+      </w:pPr>
+      <w:r>
+        <w:t>Personal Review</w:t>
+      </w:r>
+    </w:p>
+    <w:p>
+      <w:r>
+        <w:t>SQLite database and UI were easier to implement, as my project does not need large amounts of data to store</w:t>
       </w:r>
     </w:p>
     <w:p>
@@ -1986,7 +2220,7 @@
                 <wp:cNvGraphicFramePr/>
                 <a:graphic xmlns:a="http://schemas.openxmlformats.org/drawingml/2006/main">
                   <a:graphicData uri="http://schemas.microsoft.com/office/word/2010/wordprocessingInk">
-                    <w14:contentPart bwMode="auto" r:id="rId22">
+                    <w14:contentPart bwMode="auto" r:id="rId27">
                       <w14:nvContentPartPr>
                         <w14:cNvContentPartPr/>
                       </w14:nvContentPartPr>
@@ -2022,7 +2256,7 @@
                 <o:lock v:ext="edit" aspectratio="t"/>
               </v:shapetype>
               <v:shape id="Ink 1" o:spid="_x0000_s1026" type="#_x0000_t75" style="position:absolute;margin-left:161.2pt;margin-top:27.7pt;width:2.9pt;height:2.9pt;z-index:251659264;visibility:visible;mso-wrap-style:square;mso-wrap-distance-left:9pt;mso-wrap-distance-top:0;mso-wrap-distance-right:9pt;mso-wrap-distance-bottom:0;mso-position-horizontal:absolute;mso-position-horizontal-relative:text;mso-position-vertical:absolute;mso-position-vertical-relative:text" o:gfxdata="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">
-                <v:imagedata r:id="rId23" o:title=""/>
+                <v:imagedata r:id="rId28" o:title=""/>
               </v:shape>
             </w:pict>
           </mc:Fallback>
@@ -2073,7 +2307,7 @@
                 <wp:cNvGraphicFramePr/>
                 <a:graphic xmlns:a="http://schemas.openxmlformats.org/drawingml/2006/main">
                   <a:graphicData uri="http://schemas.microsoft.com/office/word/2010/wordprocessingInk">
-                    <w14:contentPart bwMode="auto" r:id="rId24">
+                    <w14:contentPart bwMode="auto" r:id="rId29">
                       <w14:nvContentPartPr>
                         <w14:cNvContentPartPr/>
                       </w14:nvContentPartPr>
@@ -2090,7 +2324,7 @@
           <mc:Fallback>
             <w:pict>
               <v:shape w14:anchorId="541672B8" id="Ink 12" o:spid="_x0000_s1026" type="#_x0000_t75" style="position:absolute;margin-left:84.45pt;margin-top:-6.95pt;width:87.1pt;height:19.65pt;z-index:251662336;visibility:visible;mso-wrap-style:square;mso-wrap-distance-left:9pt;mso-wrap-distance-top:0;mso-wrap-distance-right:9pt;mso-wrap-distance-bottom:0;mso-position-horizontal:absolute;mso-position-horizontal-relative:text;mso-position-vertical:absolute;mso-position-vertical-relative:text" o:gfxdata="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">
-                <v:imagedata r:id="rId25" o:title=""/>
+                <v:imagedata r:id="rId30" o:title=""/>
               </v:shape>
             </w:pict>
           </mc:Fallback>

--- a/BIT4107 Logbook.docx
+++ b/BIT4107 Logbook.docx
@@ -1314,31 +1314,283 @@
         <w:pStyle w:val="Heading2"/>
       </w:pPr>
       <w:r>
-        <w:t>Same as week 1</w:t>
-      </w:r>
-    </w:p>
-    <w:p>
-      <w:r>
-        <w:br/>
-      </w:r>
-      <w:r>
-        <w:br/>
-      </w:r>
-    </w:p>
-    <w:p>
-      <w:r>
-        <w:br/>
-      </w:r>
-      <w:r>
-        <w:br/>
-      </w:r>
-      <w:r>
-        <w:br/>
-      </w:r>
-    </w:p>
-    <w:p>
-      <w:r>
-        <w:br w:type="page"/>
+        <w:t>Practical Activities Undertaken</w:t>
+      </w:r>
+    </w:p>
+    <w:p>
+      <w:pPr>
+        <w:pStyle w:val="Heading2"/>
+      </w:pPr>
+      <w:r>
+        <w:rPr>
+          <w:noProof/>
+        </w:rPr>
+        <w:drawing>
+          <wp:inline distT="0" distB="0" distL="0" distR="0" wp14:anchorId="140FC83C" wp14:editId="3C81530E">
+            <wp:extent cx="2292468" cy="4673840"/>
+            <wp:effectExtent l="0" t="0" r="0" b="0"/>
+            <wp:docPr id="441068397" name="Picture 1"/>
+            <wp:cNvGraphicFramePr>
+              <a:graphicFrameLocks xmlns:a="http://schemas.openxmlformats.org/drawingml/2006/main" noChangeAspect="1"/>
+            </wp:cNvGraphicFramePr>
+            <a:graphic xmlns:a="http://schemas.openxmlformats.org/drawingml/2006/main">
+              <a:graphicData uri="http://schemas.openxmlformats.org/drawingml/2006/picture">
+                <pic:pic xmlns:pic="http://schemas.openxmlformats.org/drawingml/2006/picture">
+                  <pic:nvPicPr>
+                    <pic:cNvPr id="441068397" name=""/>
+                    <pic:cNvPicPr/>
+                  </pic:nvPicPr>
+                  <pic:blipFill>
+                    <a:blip r:embed="rId22"/>
+                    <a:stretch>
+                      <a:fillRect/>
+                    </a:stretch>
+                  </pic:blipFill>
+                  <pic:spPr>
+                    <a:xfrm>
+                      <a:off x="0" y="0"/>
+                      <a:ext cx="2292468" cy="4673840"/>
+                    </a:xfrm>
+                    <a:prstGeom prst="rect">
+                      <a:avLst/>
+                    </a:prstGeom>
+                  </pic:spPr>
+                </pic:pic>
+              </a:graphicData>
+            </a:graphic>
+          </wp:inline>
+        </w:drawing>
+      </w:r>
+    </w:p>
+    <w:p>
+      <w:r>
+        <w:t>Image 1: Login Screen without the details</w:t>
+      </w:r>
+    </w:p>
+    <w:p>
+      <w:r>
+        <w:rPr>
+          <w:noProof/>
+        </w:rPr>
+        <w:lastRenderedPageBreak/>
+        <w:drawing>
+          <wp:inline distT="0" distB="0" distL="0" distR="0" wp14:anchorId="64E113C7" wp14:editId="29C09827">
+            <wp:extent cx="2248016" cy="4216617"/>
+            <wp:effectExtent l="0" t="0" r="0" b="0"/>
+            <wp:docPr id="730510254" name="Picture 1"/>
+            <wp:cNvGraphicFramePr>
+              <a:graphicFrameLocks xmlns:a="http://schemas.openxmlformats.org/drawingml/2006/main" noChangeAspect="1"/>
+            </wp:cNvGraphicFramePr>
+            <a:graphic xmlns:a="http://schemas.openxmlformats.org/drawingml/2006/main">
+              <a:graphicData uri="http://schemas.openxmlformats.org/drawingml/2006/picture">
+                <pic:pic xmlns:pic="http://schemas.openxmlformats.org/drawingml/2006/picture">
+                  <pic:nvPicPr>
+                    <pic:cNvPr id="730510254" name=""/>
+                    <pic:cNvPicPr/>
+                  </pic:nvPicPr>
+                  <pic:blipFill>
+                    <a:blip r:embed="rId23"/>
+                    <a:stretch>
+                      <a:fillRect/>
+                    </a:stretch>
+                  </pic:blipFill>
+                  <pic:spPr>
+                    <a:xfrm>
+                      <a:off x="0" y="0"/>
+                      <a:ext cx="2248016" cy="4216617"/>
+                    </a:xfrm>
+                    <a:prstGeom prst="rect">
+                      <a:avLst/>
+                    </a:prstGeom>
+                  </pic:spPr>
+                </pic:pic>
+              </a:graphicData>
+            </a:graphic>
+          </wp:inline>
+        </w:drawing>
+      </w:r>
+    </w:p>
+    <w:p>
+      <w:r>
+        <w:t>Image 2: First login is saved in the DB. The above shows an example of logins</w:t>
+      </w:r>
+      <w:r>
+        <w:t>.</w:t>
+      </w:r>
+    </w:p>
+    <w:p>
+      <w:r>
+        <w:rPr>
+          <w:noProof/>
+        </w:rPr>
+        <w:drawing>
+          <wp:inline distT="0" distB="0" distL="0" distR="0" wp14:anchorId="4AECB58A" wp14:editId="75FD3B68">
+            <wp:extent cx="2654436" cy="2101958"/>
+            <wp:effectExtent l="0" t="0" r="0" b="0"/>
+            <wp:docPr id="451480139" name="Picture 1"/>
+            <wp:cNvGraphicFramePr>
+              <a:graphicFrameLocks xmlns:a="http://schemas.openxmlformats.org/drawingml/2006/main" noChangeAspect="1"/>
+            </wp:cNvGraphicFramePr>
+            <a:graphic xmlns:a="http://schemas.openxmlformats.org/drawingml/2006/main">
+              <a:graphicData uri="http://schemas.openxmlformats.org/drawingml/2006/picture">
+                <pic:pic xmlns:pic="http://schemas.openxmlformats.org/drawingml/2006/picture">
+                  <pic:nvPicPr>
+                    <pic:cNvPr id="451480139" name=""/>
+                    <pic:cNvPicPr/>
+                  </pic:nvPicPr>
+                  <pic:blipFill>
+                    <a:blip r:embed="rId24"/>
+                    <a:stretch>
+                      <a:fillRect/>
+                    </a:stretch>
+                  </pic:blipFill>
+                  <pic:spPr>
+                    <a:xfrm>
+                      <a:off x="0" y="0"/>
+                      <a:ext cx="2654436" cy="2101958"/>
+                    </a:xfrm>
+                    <a:prstGeom prst="rect">
+                      <a:avLst/>
+                    </a:prstGeom>
+                  </pic:spPr>
+                </pic:pic>
+              </a:graphicData>
+            </a:graphic>
+          </wp:inline>
+        </w:drawing>
+      </w:r>
+    </w:p>
+    <w:p>
+      <w:r>
+        <w:t>Image 3: First test saved to the database successfully</w:t>
+      </w:r>
+    </w:p>
+    <w:p>
+      <w:r>
+        <w:rPr>
+          <w:noProof/>
+        </w:rPr>
+        <w:lastRenderedPageBreak/>
+        <w:drawing>
+          <wp:inline distT="0" distB="0" distL="0" distR="0" wp14:anchorId="12A0D5F8" wp14:editId="3F3D538D">
+            <wp:extent cx="2940201" cy="1987652"/>
+            <wp:effectExtent l="0" t="0" r="0" b="0"/>
+            <wp:docPr id="1483872400" name="Picture 1"/>
+            <wp:cNvGraphicFramePr>
+              <a:graphicFrameLocks xmlns:a="http://schemas.openxmlformats.org/drawingml/2006/main" noChangeAspect="1"/>
+            </wp:cNvGraphicFramePr>
+            <a:graphic xmlns:a="http://schemas.openxmlformats.org/drawingml/2006/main">
+              <a:graphicData uri="http://schemas.openxmlformats.org/drawingml/2006/picture">
+                <pic:pic xmlns:pic="http://schemas.openxmlformats.org/drawingml/2006/picture">
+                  <pic:nvPicPr>
+                    <pic:cNvPr id="1483872400" name=""/>
+                    <pic:cNvPicPr/>
+                  </pic:nvPicPr>
+                  <pic:blipFill>
+                    <a:blip r:embed="rId25"/>
+                    <a:stretch>
+                      <a:fillRect/>
+                    </a:stretch>
+                  </pic:blipFill>
+                  <pic:spPr>
+                    <a:xfrm>
+                      <a:off x="0" y="0"/>
+                      <a:ext cx="2940201" cy="1987652"/>
+                    </a:xfrm>
+                    <a:prstGeom prst="rect">
+                      <a:avLst/>
+                    </a:prstGeom>
+                  </pic:spPr>
+                </pic:pic>
+              </a:graphicData>
+            </a:graphic>
+          </wp:inline>
+        </w:drawing>
+      </w:r>
+    </w:p>
+    <w:p>
+      <w:r>
+        <w:t xml:space="preserve">Image 4: History tab connected successfully to the timer. </w:t>
+      </w:r>
+    </w:p>
+    <w:p>
+      <w:r>
+        <w:rPr>
+          <w:noProof/>
+        </w:rPr>
+        <w:drawing>
+          <wp:inline distT="0" distB="0" distL="0" distR="0" wp14:anchorId="51D76A94" wp14:editId="502087F5">
+            <wp:extent cx="3416476" cy="2978303"/>
+            <wp:effectExtent l="0" t="0" r="0" b="0"/>
+            <wp:docPr id="2053954490" name="Picture 1"/>
+            <wp:cNvGraphicFramePr>
+              <a:graphicFrameLocks xmlns:a="http://schemas.openxmlformats.org/drawingml/2006/main" noChangeAspect="1"/>
+            </wp:cNvGraphicFramePr>
+            <a:graphic xmlns:a="http://schemas.openxmlformats.org/drawingml/2006/main">
+              <a:graphicData uri="http://schemas.openxmlformats.org/drawingml/2006/picture">
+                <pic:pic xmlns:pic="http://schemas.openxmlformats.org/drawingml/2006/picture">
+                  <pic:nvPicPr>
+                    <pic:cNvPr id="2053954490" name=""/>
+                    <pic:cNvPicPr/>
+                  </pic:nvPicPr>
+                  <pic:blipFill>
+                    <a:blip r:embed="rId26"/>
+                    <a:stretch>
+                      <a:fillRect/>
+                    </a:stretch>
+                  </pic:blipFill>
+                  <pic:spPr>
+                    <a:xfrm>
+                      <a:off x="0" y="0"/>
+                      <a:ext cx="3416476" cy="2978303"/>
+                    </a:xfrm>
+                    <a:prstGeom prst="rect">
+                      <a:avLst/>
+                    </a:prstGeom>
+                  </pic:spPr>
+                </pic:pic>
+              </a:graphicData>
+            </a:graphic>
+          </wp:inline>
+        </w:drawing>
+      </w:r>
+    </w:p>
+    <w:p>
+      <w:r>
+        <w:t>Image 5: The schedule table was saved successfully.</w:t>
+      </w:r>
+    </w:p>
+    <w:p/>
+    <w:p>
+      <w:pPr>
+        <w:pStyle w:val="Heading2"/>
+      </w:pPr>
+      <w:r>
+        <w:t>Tools and Software Used.</w:t>
+      </w:r>
+    </w:p>
+    <w:p>
+      <w:r>
+        <w:t>I used SQLite Database and UI</w:t>
+      </w:r>
+    </w:p>
+    <w:p>
+      <w:r>
+        <w:t>Android Studio</w:t>
+      </w:r>
+    </w:p>
+    <w:p/>
+    <w:p>
+      <w:pPr>
+        <w:pStyle w:val="Heading2"/>
+      </w:pPr>
+      <w:r>
+        <w:t>Personal Review</w:t>
+      </w:r>
+    </w:p>
+    <w:p>
+      <w:r>
+        <w:t>SQLite database and UI were easier to implement, as my project does not need large amounts of data to store</w:t>
       </w:r>
     </w:p>
     <w:p>
@@ -1355,16 +1607,114 @@
         <w:pStyle w:val="Heading2"/>
       </w:pPr>
       <w:r>
-        <w:t>Same as week 1</w:t>
-      </w:r>
-    </w:p>
-    <w:p>
+        <w:t>Practical Activities Undertaken</w:t>
+      </w:r>
+    </w:p>
+    <w:p>
+      <w:r>
+        <w:rPr>
+          <w:noProof/>
+        </w:rPr>
+        <w:drawing>
+          <wp:inline distT="0" distB="0" distL="0" distR="0" wp14:anchorId="25F6247B" wp14:editId="1A20C2F0">
+            <wp:extent cx="4079240" cy="3145155"/>
+            <wp:effectExtent l="0" t="0" r="0" b="0"/>
+            <wp:docPr id="1702025492" name="Picture 1"/>
+            <wp:cNvGraphicFramePr>
+              <a:graphicFrameLocks xmlns:a="http://schemas.openxmlformats.org/drawingml/2006/main" noChangeAspect="1"/>
+            </wp:cNvGraphicFramePr>
+            <a:graphic xmlns:a="http://schemas.openxmlformats.org/drawingml/2006/main">
+              <a:graphicData uri="http://schemas.openxmlformats.org/drawingml/2006/picture">
+                <pic:pic xmlns:pic="http://schemas.openxmlformats.org/drawingml/2006/picture">
+                  <pic:nvPicPr>
+                    <pic:cNvPr id="0" name="Picture 1"/>
+                    <pic:cNvPicPr>
+                      <a:picLocks noChangeAspect="1" noChangeArrowheads="1"/>
+                    </pic:cNvPicPr>
+                  </pic:nvPicPr>
+                  <pic:blipFill>
+                    <a:blip r:embed="rId27">
+                      <a:extLst>
+                        <a:ext uri="{28A0092B-C50C-407E-A947-70E740481C1C}">
+                          <a14:useLocalDpi xmlns:a14="http://schemas.microsoft.com/office/drawing/2010/main" val="0"/>
+                        </a:ext>
+                      </a:extLst>
+                    </a:blip>
+                    <a:srcRect/>
+                    <a:stretch>
+                      <a:fillRect/>
+                    </a:stretch>
+                  </pic:blipFill>
+                  <pic:spPr bwMode="auto">
+                    <a:xfrm>
+                      <a:off x="0" y="0"/>
+                      <a:ext cx="4079240" cy="3145155"/>
+                    </a:xfrm>
+                    <a:prstGeom prst="rect">
+                      <a:avLst/>
+                    </a:prstGeom>
+                    <a:noFill/>
+                    <a:ln>
+                      <a:noFill/>
+                    </a:ln>
+                  </pic:spPr>
+                </pic:pic>
+              </a:graphicData>
+            </a:graphic>
+          </wp:inline>
+        </w:drawing>
+      </w:r>
       <w:r>
         <w:br/>
+        <w:t>Response fetched by the API to give users motivation.</w:t>
+      </w:r>
+    </w:p>
+    <w:p>
+      <w:pPr>
+        <w:pStyle w:val="Heading2"/>
+      </w:pPr>
+      <w:r>
+        <w:t>Tools Used</w:t>
+      </w:r>
+    </w:p>
+    <w:p>
+      <w:r>
+        <w:t>Android Studio</w:t>
+      </w:r>
+    </w:p>
+    <w:p>
+      <w:pPr>
+        <w:pStyle w:val="Heading2"/>
+      </w:pPr>
+      <w:r>
+        <w:t>Personal Review</w:t>
+      </w:r>
+    </w:p>
+    <w:p>
+      <w:r>
+        <w:t xml:space="preserve">Motivational quotes </w:t>
+      </w:r>
+      <w:r>
+        <w:t xml:space="preserve">are </w:t>
+      </w:r>
+      <w:r>
+        <w:t xml:space="preserve">effective for my </w:t>
+      </w:r>
+      <w:r>
+        <w:t>project's</w:t>
+      </w:r>
+      <w:r>
+        <w:t xml:space="preserve"> users. Implementing came with no major challenges</w:t>
+      </w:r>
+      <w:r>
+        <w:t>.</w:t>
       </w:r>
       <w:r>
         <w:br/>
       </w:r>
+      <w:r>
+        <w:br/>
+      </w:r>
     </w:p>
     <w:p/>
     <w:p>
@@ -1391,6 +1741,7 @@
     </w:p>
     <w:p>
       <w:r>
+        <w:lastRenderedPageBreak/>
         <w:br/>
       </w:r>
       <w:r>
@@ -1414,16 +1765,10 @@
       </w:r>
     </w:p>
     <w:p>
-      <w:r>
-        <w:br w:type="page"/>
-      </w:r>
-    </w:p>
-    <w:p>
       <w:pPr>
         <w:pStyle w:val="Heading1"/>
       </w:pPr>
       <w:r>
-        <w:lastRenderedPageBreak/>
         <w:t>Week 7: Application Architecture</w:t>
       </w:r>
     </w:p>
@@ -1986,7 +2331,7 @@
                 <wp:cNvGraphicFramePr/>
                 <a:graphic xmlns:a="http://schemas.openxmlformats.org/drawingml/2006/main">
                   <a:graphicData uri="http://schemas.microsoft.com/office/word/2010/wordprocessingInk">
-                    <w14:contentPart bwMode="auto" r:id="rId22">
+                    <w14:contentPart bwMode="auto" r:id="rId28">
                       <w14:nvContentPartPr>
                         <w14:cNvContentPartPr/>
                       </w14:nvContentPartPr>
@@ -2022,7 +2367,7 @@
                 <o:lock v:ext="edit" aspectratio="t"/>
               </v:shapetype>
               <v:shape id="Ink 1" o:spid="_x0000_s1026" type="#_x0000_t75" style="position:absolute;margin-left:161.2pt;margin-top:27.7pt;width:2.9pt;height:2.9pt;z-index:251659264;visibility:visible;mso-wrap-style:square;mso-wrap-distance-left:9pt;mso-wrap-distance-top:0;mso-wrap-distance-right:9pt;mso-wrap-distance-bottom:0;mso-position-horizontal:absolute;mso-position-horizontal-relative:text;mso-position-vertical:absolute;mso-position-vertical-relative:text" o:gfxdata="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">
-                <v:imagedata r:id="rId23" o:title=""/>
+                <v:imagedata r:id="rId29" o:title=""/>
               </v:shape>
             </w:pict>
           </mc:Fallback>
@@ -2073,7 +2418,7 @@
                 <wp:cNvGraphicFramePr/>
                 <a:graphic xmlns:a="http://schemas.openxmlformats.org/drawingml/2006/main">
                   <a:graphicData uri="http://schemas.microsoft.com/office/word/2010/wordprocessingInk">
-                    <w14:contentPart bwMode="auto" r:id="rId24">
+                    <w14:contentPart bwMode="auto" r:id="rId30">
                       <w14:nvContentPartPr>
                         <w14:cNvContentPartPr/>
                       </w14:nvContentPartPr>
@@ -2090,7 +2435,7 @@
           <mc:Fallback>
             <w:pict>
               <v:shape w14:anchorId="541672B8" id="Ink 12" o:spid="_x0000_s1026" type="#_x0000_t75" style="position:absolute;margin-left:84.45pt;margin-top:-6.95pt;width:87.1pt;height:19.65pt;z-index:251662336;visibility:visible;mso-wrap-style:square;mso-wrap-distance-left:9pt;mso-wrap-distance-top:0;mso-wrap-distance-right:9pt;mso-wrap-distance-bottom:0;mso-position-horizontal:absolute;mso-position-horizontal-relative:text;mso-position-vertical:absolute;mso-position-vertical-relative:text" o:gfxdata="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">
-                <v:imagedata r:id="rId25" o:title=""/>
+                <v:imagedata r:id="rId31" o:title=""/>
               </v:shape>
             </w:pict>
           </mc:Fallback>

--- a/BIT4107 Logbook.docx
+++ b/BIT4107 Logbook.docx
@@ -1741,7 +1741,354 @@
     </w:p>
     <w:p>
       <w:r>
+        <w:br/>
+      </w:r>
+    </w:p>
+    <w:p>
+      <w:pPr>
+        <w:pStyle w:val="Heading1"/>
+      </w:pPr>
+      <w:r>
         <w:lastRenderedPageBreak/>
+        <w:t>Week 7: Application Architecture</w:t>
+      </w:r>
+    </w:p>
+    <w:p>
+      <w:pPr>
+        <w:pStyle w:val="Heading2"/>
+      </w:pPr>
+      <w:r>
+        <w:t>Practical Activities Undertaken</w:t>
+      </w:r>
+    </w:p>
+    <w:p>
+      <w:pPr>
+        <w:rPr>
+          <w:b/>
+          <w:bCs/>
+          <w:lang w:val="en-GB"/>
+        </w:rPr>
+      </w:pPr>
+      <w:r>
+        <w:rPr>
+          <w:b/>
+          <w:bCs/>
+          <w:lang w:val="en-GB"/>
+        </w:rPr>
+        <w:t>Schedule Table</w:t>
+      </w:r>
+    </w:p>
+    <w:tbl>
+      <w:tblPr>
+        <w:tblStyle w:val="TableGrid"/>
+        <w:tblW w:w="0" w:type="auto"/>
+        <w:tblLook w:val="04A0" w:firstRow="1" w:lastRow="0" w:firstColumn="1" w:lastColumn="0" w:noHBand="0" w:noVBand="1"/>
+      </w:tblPr>
+      <w:tblGrid>
+        <w:gridCol w:w="2335"/>
+        <w:gridCol w:w="5580"/>
+      </w:tblGrid>
+      <w:tr>
+        <w:trPr>
+          <w:trHeight w:val="480"/>
+        </w:trPr>
+        <w:tc>
+          <w:tcPr>
+            <w:tcW w:w="2335" w:type="dxa"/>
+            <w:hideMark/>
+          </w:tcPr>
+          <w:p>
+            <w:pPr>
+              <w:spacing w:after="200" w:line="276" w:lineRule="auto"/>
+              <w:rPr>
+                <w:b/>
+                <w:bCs/>
+                <w:lang w:val="en-GB"/>
+              </w:rPr>
+            </w:pPr>
+            <w:r>
+              <w:rPr>
+                <w:b/>
+                <w:bCs/>
+                <w:lang w:val="en-GB"/>
+              </w:rPr>
+              <w:t>Column</w:t>
+            </w:r>
+          </w:p>
+        </w:tc>
+        <w:tc>
+          <w:tcPr>
+            <w:tcW w:w="5580" w:type="dxa"/>
+            <w:hideMark/>
+          </w:tcPr>
+          <w:p>
+            <w:pPr>
+              <w:spacing w:after="200" w:line="276" w:lineRule="auto"/>
+              <w:rPr>
+                <w:b/>
+                <w:bCs/>
+                <w:lang w:val="en-GB"/>
+              </w:rPr>
+            </w:pPr>
+            <w:r>
+              <w:rPr>
+                <w:b/>
+                <w:bCs/>
+                <w:lang w:val="en-GB"/>
+              </w:rPr>
+              <w:t>Type</w:t>
+            </w:r>
+          </w:p>
+        </w:tc>
+      </w:tr>
+      <w:tr>
+        <w:trPr>
+          <w:trHeight w:val="10"/>
+        </w:trPr>
+        <w:tc>
+          <w:tcPr>
+            <w:tcW w:w="2335" w:type="dxa"/>
+          </w:tcPr>
+          <w:p>
+            <w:pPr>
+              <w:spacing w:after="200" w:line="276" w:lineRule="auto"/>
+              <w:rPr>
+                <w:b/>
+                <w:bCs/>
+                <w:lang w:val="en-GB"/>
+              </w:rPr>
+            </w:pPr>
+          </w:p>
+        </w:tc>
+        <w:tc>
+          <w:tcPr>
+            <w:tcW w:w="5580" w:type="dxa"/>
+          </w:tcPr>
+          <w:p>
+            <w:pPr>
+              <w:spacing w:after="200" w:line="276" w:lineRule="auto"/>
+              <w:rPr>
+                <w:b/>
+                <w:bCs/>
+                <w:lang w:val="en-GB"/>
+              </w:rPr>
+            </w:pPr>
+          </w:p>
+        </w:tc>
+      </w:tr>
+      <w:tr>
+        <w:tc>
+          <w:tcPr>
+            <w:tcW w:w="2335" w:type="dxa"/>
+            <w:hideMark/>
+          </w:tcPr>
+          <w:p>
+            <w:pPr>
+              <w:spacing w:after="200" w:line="276" w:lineRule="auto"/>
+              <w:rPr>
+                <w:lang w:val="en-GB"/>
+              </w:rPr>
+            </w:pPr>
+            <w:r>
+              <w:rPr>
+                <w:lang w:val="en-GB"/>
+              </w:rPr>
+              <w:t>id</w:t>
+            </w:r>
+          </w:p>
+        </w:tc>
+        <w:tc>
+          <w:tcPr>
+            <w:tcW w:w="5580" w:type="dxa"/>
+            <w:hideMark/>
+          </w:tcPr>
+          <w:p>
+            <w:pPr>
+              <w:spacing w:after="200" w:line="276" w:lineRule="auto"/>
+              <w:rPr>
+                <w:lang w:val="en-GB"/>
+              </w:rPr>
+            </w:pPr>
+            <w:r>
+              <w:rPr>
+                <w:lang w:val="en-GB"/>
+              </w:rPr>
+              <w:t>INTEGER PK</w:t>
+            </w:r>
+          </w:p>
+        </w:tc>
+      </w:tr>
+      <w:tr>
+        <w:tc>
+          <w:tcPr>
+            <w:tcW w:w="2335" w:type="dxa"/>
+            <w:hideMark/>
+          </w:tcPr>
+          <w:p>
+            <w:pPr>
+              <w:spacing w:after="200" w:line="276" w:lineRule="auto"/>
+              <w:rPr>
+                <w:lang w:val="en-GB"/>
+              </w:rPr>
+            </w:pPr>
+            <w:r>
+              <w:rPr>
+                <w:lang w:val="en-GB"/>
+              </w:rPr>
+              <w:t>mon1</w:t>
+            </w:r>
+          </w:p>
+        </w:tc>
+        <w:tc>
+          <w:tcPr>
+            <w:tcW w:w="5580" w:type="dxa"/>
+            <w:hideMark/>
+          </w:tcPr>
+          <w:p>
+            <w:pPr>
+              <w:spacing w:after="200" w:line="276" w:lineRule="auto"/>
+              <w:rPr>
+                <w:lang w:val="en-GB"/>
+              </w:rPr>
+            </w:pPr>
+            <w:r>
+              <w:rPr>
+                <w:lang w:val="en-GB"/>
+              </w:rPr>
+              <w:t>TEXT</w:t>
+            </w:r>
+          </w:p>
+        </w:tc>
+      </w:tr>
+      <w:tr>
+        <w:tc>
+          <w:tcPr>
+            <w:tcW w:w="2335" w:type="dxa"/>
+            <w:hideMark/>
+          </w:tcPr>
+          <w:p>
+            <w:pPr>
+              <w:spacing w:after="200" w:line="276" w:lineRule="auto"/>
+              <w:rPr>
+                <w:lang w:val="en-GB"/>
+              </w:rPr>
+            </w:pPr>
+            <w:r>
+              <w:rPr>
+                <w:lang w:val="en-GB"/>
+              </w:rPr>
+              <w:t>mon2</w:t>
+            </w:r>
+          </w:p>
+        </w:tc>
+        <w:tc>
+          <w:tcPr>
+            <w:tcW w:w="5580" w:type="dxa"/>
+            <w:hideMark/>
+          </w:tcPr>
+          <w:p>
+            <w:pPr>
+              <w:spacing w:after="200" w:line="276" w:lineRule="auto"/>
+              <w:rPr>
+                <w:lang w:val="en-GB"/>
+              </w:rPr>
+            </w:pPr>
+            <w:r>
+              <w:rPr>
+                <w:lang w:val="en-GB"/>
+              </w:rPr>
+              <w:t>TEXT</w:t>
+            </w:r>
+          </w:p>
+        </w:tc>
+      </w:tr>
+      <w:tr>
+        <w:tc>
+          <w:tcPr>
+            <w:tcW w:w="2335" w:type="dxa"/>
+            <w:hideMark/>
+          </w:tcPr>
+          <w:p>
+            <w:pPr>
+              <w:spacing w:after="200" w:line="276" w:lineRule="auto"/>
+              <w:rPr>
+                <w:lang w:val="en-GB"/>
+              </w:rPr>
+            </w:pPr>
+            <w:r>
+              <w:rPr>
+                <w:lang w:val="en-GB"/>
+              </w:rPr>
+              <w:t>...</w:t>
+            </w:r>
+          </w:p>
+        </w:tc>
+        <w:tc>
+          <w:tcPr>
+            <w:tcW w:w="5580" w:type="dxa"/>
+            <w:hideMark/>
+          </w:tcPr>
+          <w:p>
+            <w:pPr>
+              <w:spacing w:after="200" w:line="276" w:lineRule="auto"/>
+              <w:rPr>
+                <w:lang w:val="en-GB"/>
+              </w:rPr>
+            </w:pPr>
+            <w:r>
+              <w:rPr>
+                <w:lang w:val="en-GB"/>
+              </w:rPr>
+              <w:t>...</w:t>
+            </w:r>
+          </w:p>
+        </w:tc>
+      </w:tr>
+      <w:tr>
+        <w:tc>
+          <w:tcPr>
+            <w:tcW w:w="2335" w:type="dxa"/>
+            <w:hideMark/>
+          </w:tcPr>
+          <w:p>
+            <w:pPr>
+              <w:spacing w:after="200" w:line="276" w:lineRule="auto"/>
+              <w:rPr>
+                <w:lang w:val="en-GB"/>
+              </w:rPr>
+            </w:pPr>
+            <w:r>
+              <w:rPr>
+                <w:lang w:val="en-GB"/>
+              </w:rPr>
+              <w:t>sun8</w:t>
+            </w:r>
+          </w:p>
+        </w:tc>
+        <w:tc>
+          <w:tcPr>
+            <w:tcW w:w="5580" w:type="dxa"/>
+            <w:hideMark/>
+          </w:tcPr>
+          <w:p>
+            <w:pPr>
+              <w:spacing w:after="200" w:line="276" w:lineRule="auto"/>
+              <w:rPr>
+                <w:lang w:val="en-GB"/>
+              </w:rPr>
+            </w:pPr>
+            <w:r>
+              <w:rPr>
+                <w:lang w:val="en-GB"/>
+              </w:rPr>
+              <w:t>TEXT</w:t>
+            </w:r>
+          </w:p>
+        </w:tc>
+      </w:tr>
+    </w:tbl>
+    <w:p>
+      <w:r>
         <w:br/>
       </w:r>
       <w:r>
@@ -1749,15 +2096,518 @@
       </w:r>
     </w:p>
     <w:p>
+      <w:pPr>
+        <w:rPr>
+          <w:b/>
+          <w:bCs/>
+          <w:lang w:val="en-GB"/>
+        </w:rPr>
+      </w:pPr>
       <w:r>
         <w:br/>
       </w:r>
-    </w:p>
-    <w:p>
+      <w:r>
+        <w:rPr>
+          <w:b/>
+          <w:bCs/>
+          <w:lang w:val="en-GB"/>
+        </w:rPr>
+        <w:t xml:space="preserve">History Table </w:t>
+      </w:r>
+    </w:p>
+    <w:tbl>
+      <w:tblPr>
+        <w:tblStyle w:val="TableGrid"/>
+        <w:tblW w:w="0" w:type="auto"/>
+        <w:tblLook w:val="04A0" w:firstRow="1" w:lastRow="0" w:firstColumn="1" w:lastColumn="0" w:noHBand="0" w:noVBand="1"/>
+      </w:tblPr>
+      <w:tblGrid>
+        <w:gridCol w:w="916"/>
+        <w:gridCol w:w="6819"/>
+      </w:tblGrid>
+      <w:tr>
+        <w:tc>
+          <w:tcPr>
+            <w:tcW w:w="0" w:type="auto"/>
+            <w:vAlign w:val="bottom"/>
+            <w:hideMark/>
+          </w:tcPr>
+          <w:p>
+            <w:pPr>
+              <w:rPr>
+                <w:b/>
+                <w:bCs/>
+                <w:lang w:val="en-GB"/>
+              </w:rPr>
+            </w:pPr>
+          </w:p>
+          <w:p>
+            <w:pPr>
+              <w:spacing w:after="200" w:line="276" w:lineRule="auto"/>
+              <w:rPr>
+                <w:b/>
+                <w:bCs/>
+                <w:lang w:val="en-GB"/>
+              </w:rPr>
+            </w:pPr>
+            <w:r>
+              <w:rPr>
+                <w:b/>
+                <w:bCs/>
+                <w:lang w:val="en-GB"/>
+              </w:rPr>
+              <w:t>Key</w:t>
+            </w:r>
+          </w:p>
+        </w:tc>
+        <w:tc>
+          <w:tcPr>
+            <w:tcW w:w="6819" w:type="dxa"/>
+            <w:vAlign w:val="bottom"/>
+            <w:hideMark/>
+          </w:tcPr>
+          <w:p>
+            <w:pPr>
+              <w:spacing w:after="200" w:line="276" w:lineRule="auto"/>
+              <w:rPr>
+                <w:b/>
+                <w:bCs/>
+                <w:lang w:val="en-GB"/>
+              </w:rPr>
+            </w:pPr>
+            <w:r>
+              <w:rPr>
+                <w:b/>
+                <w:bCs/>
+                <w:lang w:val="en-GB"/>
+              </w:rPr>
+              <w:t>Value Type</w:t>
+            </w:r>
+          </w:p>
+        </w:tc>
+      </w:tr>
+      <w:tr>
+        <w:tc>
+          <w:tcPr>
+            <w:tcW w:w="0" w:type="auto"/>
+            <w:hideMark/>
+          </w:tcPr>
+          <w:p>
+            <w:pPr>
+              <w:spacing w:after="200" w:line="276" w:lineRule="auto"/>
+              <w:rPr>
+                <w:lang w:val="en-GB"/>
+              </w:rPr>
+            </w:pPr>
+            <w:r>
+              <w:rPr>
+                <w:lang w:val="en-GB"/>
+              </w:rPr>
+              <w:t>History</w:t>
+            </w:r>
+            <w:r>
+              <w:rPr>
+                <w:lang w:val="en-GB"/>
+              </w:rPr>
+              <w:t xml:space="preserve"> </w:t>
+            </w:r>
+          </w:p>
+        </w:tc>
+        <w:tc>
+          <w:tcPr>
+            <w:tcW w:w="6819" w:type="dxa"/>
+            <w:hideMark/>
+          </w:tcPr>
+          <w:p>
+            <w:pPr>
+              <w:spacing w:after="200" w:line="276" w:lineRule="auto"/>
+              <w:rPr>
+                <w:lang w:val="en-GB"/>
+              </w:rPr>
+            </w:pPr>
+            <w:r>
+              <w:rPr>
+                <w:lang w:val="en-GB"/>
+              </w:rPr>
+              <w:t>String</w:t>
+            </w:r>
+          </w:p>
+        </w:tc>
+      </w:tr>
+    </w:tbl>
+    <w:p>
+      <w:pPr>
+        <w:rPr>
+          <w:b/>
+          <w:bCs/>
+          <w:lang w:val="en-GB"/>
+        </w:rPr>
+      </w:pPr>
       <w:r>
         <w:br/>
       </w:r>
       <w:r>
+        <w:rPr>
+          <w:b/>
+          <w:bCs/>
+          <w:lang w:val="en-GB"/>
+        </w:rPr>
+        <w:t>Login Table (if SQLite)</w:t>
+      </w:r>
+    </w:p>
+    <w:tbl>
+      <w:tblPr>
+        <w:tblStyle w:val="TableGrid"/>
+        <w:tblW w:w="0" w:type="auto"/>
+        <w:tblLook w:val="04A0" w:firstRow="1" w:lastRow="0" w:firstColumn="1" w:lastColumn="0" w:noHBand="0" w:noVBand="1"/>
+      </w:tblPr>
+      <w:tblGrid>
+        <w:gridCol w:w="1151"/>
+        <w:gridCol w:w="6584"/>
+      </w:tblGrid>
+      <w:tr>
+        <w:tc>
+          <w:tcPr>
+            <w:tcW w:w="0" w:type="auto"/>
+            <w:hideMark/>
+          </w:tcPr>
+          <w:p>
+            <w:pPr>
+              <w:spacing w:after="200" w:line="276" w:lineRule="auto"/>
+              <w:rPr>
+                <w:b/>
+                <w:bCs/>
+                <w:lang w:val="en-GB"/>
+              </w:rPr>
+            </w:pPr>
+            <w:r>
+              <w:rPr>
+                <w:b/>
+                <w:bCs/>
+                <w:lang w:val="en-GB"/>
+              </w:rPr>
+              <w:t>Column</w:t>
+            </w:r>
+          </w:p>
+        </w:tc>
+        <w:tc>
+          <w:tcPr>
+            <w:tcW w:w="6584" w:type="dxa"/>
+            <w:hideMark/>
+          </w:tcPr>
+          <w:p>
+            <w:pPr>
+              <w:spacing w:after="200" w:line="276" w:lineRule="auto"/>
+              <w:rPr>
+                <w:b/>
+                <w:bCs/>
+                <w:lang w:val="en-GB"/>
+              </w:rPr>
+            </w:pPr>
+            <w:r>
+              <w:rPr>
+                <w:b/>
+                <w:bCs/>
+                <w:lang w:val="en-GB"/>
+              </w:rPr>
+              <w:t>Type</w:t>
+            </w:r>
+          </w:p>
+        </w:tc>
+      </w:tr>
+      <w:tr>
+        <w:tc>
+          <w:tcPr>
+            <w:tcW w:w="0" w:type="auto"/>
+            <w:hideMark/>
+          </w:tcPr>
+          <w:p>
+            <w:pPr>
+              <w:spacing w:after="200" w:line="276" w:lineRule="auto"/>
+              <w:rPr>
+                <w:lang w:val="en-GB"/>
+              </w:rPr>
+            </w:pPr>
+            <w:r>
+              <w:rPr>
+                <w:lang w:val="en-GB"/>
+              </w:rPr>
+              <w:t>id</w:t>
+            </w:r>
+          </w:p>
+        </w:tc>
+        <w:tc>
+          <w:tcPr>
+            <w:tcW w:w="6584" w:type="dxa"/>
+            <w:hideMark/>
+          </w:tcPr>
+          <w:p>
+            <w:pPr>
+              <w:spacing w:after="200" w:line="276" w:lineRule="auto"/>
+              <w:rPr>
+                <w:lang w:val="en-GB"/>
+              </w:rPr>
+            </w:pPr>
+            <w:r>
+              <w:rPr>
+                <w:lang w:val="en-GB"/>
+              </w:rPr>
+              <w:t>INTEGER PK</w:t>
+            </w:r>
+          </w:p>
+        </w:tc>
+      </w:tr>
+      <w:tr>
+        <w:tc>
+          <w:tcPr>
+            <w:tcW w:w="0" w:type="auto"/>
+            <w:hideMark/>
+          </w:tcPr>
+          <w:p>
+            <w:pPr>
+              <w:spacing w:after="200" w:line="276" w:lineRule="auto"/>
+              <w:rPr>
+                <w:lang w:val="en-GB"/>
+              </w:rPr>
+            </w:pPr>
+            <w:r>
+              <w:rPr>
+                <w:lang w:val="en-GB"/>
+              </w:rPr>
+              <w:t>username</w:t>
+            </w:r>
+          </w:p>
+        </w:tc>
+        <w:tc>
+          <w:tcPr>
+            <w:tcW w:w="6584" w:type="dxa"/>
+            <w:hideMark/>
+          </w:tcPr>
+          <w:p>
+            <w:pPr>
+              <w:spacing w:after="200" w:line="276" w:lineRule="auto"/>
+              <w:rPr>
+                <w:lang w:val="en-GB"/>
+              </w:rPr>
+            </w:pPr>
+            <w:r>
+              <w:rPr>
+                <w:lang w:val="en-GB"/>
+              </w:rPr>
+              <w:t>TEXT</w:t>
+            </w:r>
+          </w:p>
+        </w:tc>
+      </w:tr>
+      <w:tr>
+        <w:tc>
+          <w:tcPr>
+            <w:tcW w:w="0" w:type="auto"/>
+            <w:hideMark/>
+          </w:tcPr>
+          <w:p>
+            <w:pPr>
+              <w:spacing w:after="200" w:line="276" w:lineRule="auto"/>
+              <w:rPr>
+                <w:lang w:val="en-GB"/>
+              </w:rPr>
+            </w:pPr>
+            <w:r>
+              <w:rPr>
+                <w:lang w:val="en-GB"/>
+              </w:rPr>
+              <w:t>password</w:t>
+            </w:r>
+          </w:p>
+        </w:tc>
+        <w:tc>
+          <w:tcPr>
+            <w:tcW w:w="6584" w:type="dxa"/>
+            <w:hideMark/>
+          </w:tcPr>
+          <w:p>
+            <w:pPr>
+              <w:spacing w:after="200" w:line="276" w:lineRule="auto"/>
+              <w:rPr>
+                <w:lang w:val="en-GB"/>
+              </w:rPr>
+            </w:pPr>
+            <w:r>
+              <w:rPr>
+                <w:lang w:val="en-GB"/>
+              </w:rPr>
+              <w:t>TEXT</w:t>
+            </w:r>
+          </w:p>
+        </w:tc>
+      </w:tr>
+    </w:tbl>
+    <w:p/>
+    <w:p>
+      <w:pPr>
+        <w:pStyle w:val="Heading2"/>
+      </w:pPr>
+    </w:p>
+    <w:p/>
+    <w:p/>
+    <w:p>
+      <w:pPr>
+        <w:rPr>
+          <w:b/>
+          <w:bCs/>
+          <w:lang w:val="en-GB"/>
+        </w:rPr>
+      </w:pPr>
+      <w:r>
+        <w:rPr>
+          <w:b/>
+          <w:bCs/>
+          <w:lang w:val="en-GB"/>
+        </w:rPr>
+        <w:lastRenderedPageBreak/>
+        <w:t>Normalization</w:t>
+      </w:r>
+    </w:p>
+    <w:p>
+      <w:pPr>
+        <w:rPr>
+          <w:lang w:val="en-GB"/>
+        </w:rPr>
+      </w:pPr>
+      <w:r>
+        <w:rPr>
+          <w:b/>
+          <w:bCs/>
+          <w:lang w:val="en-GB"/>
+        </w:rPr>
+        <w:t>First Normal Form (1NF)</w:t>
+      </w:r>
+    </w:p>
+    <w:p>
+      <w:pPr>
+        <w:numPr>
+          <w:ilvl w:val="0"/>
+          <w:numId w:val="14"/>
+        </w:numPr>
+        <w:rPr>
+          <w:lang w:val="en-GB"/>
+        </w:rPr>
+      </w:pPr>
+      <w:r>
+        <w:rPr>
+          <w:lang w:val="en-GB"/>
+        </w:rPr>
+        <w:t xml:space="preserve">Atomic values only. </w:t>
+      </w:r>
+    </w:p>
+    <w:p>
+      <w:pPr>
+        <w:numPr>
+          <w:ilvl w:val="0"/>
+          <w:numId w:val="14"/>
+        </w:numPr>
+        <w:rPr>
+          <w:lang w:val="en-GB"/>
+        </w:rPr>
+      </w:pPr>
+      <w:r>
+        <w:rPr>
+          <w:lang w:val="en-GB"/>
+        </w:rPr>
+        <w:t xml:space="preserve">No repeating groups. </w:t>
+      </w:r>
+    </w:p>
+    <w:p>
+      <w:pPr>
+        <w:rPr>
+          <w:lang w:val="en-GB"/>
+        </w:rPr>
+      </w:pPr>
+      <w:r>
+        <w:rPr>
+          <w:b/>
+          <w:bCs/>
+          <w:lang w:val="en-GB"/>
+        </w:rPr>
+        <w:t>Second Normal Form (2NF)</w:t>
+      </w:r>
+    </w:p>
+    <w:p>
+      <w:pPr>
+        <w:numPr>
+          <w:ilvl w:val="0"/>
+          <w:numId w:val="15"/>
+        </w:numPr>
+        <w:rPr>
+          <w:lang w:val="en-GB"/>
+        </w:rPr>
+      </w:pPr>
+      <w:r>
+        <w:rPr>
+          <w:lang w:val="en-GB"/>
+        </w:rPr>
+        <w:t xml:space="preserve">Non-key attributes depend entirely on the primary key. </w:t>
+      </w:r>
+    </w:p>
+    <w:p>
+      <w:pPr>
+        <w:rPr>
+          <w:lang w:val="en-GB"/>
+        </w:rPr>
+      </w:pPr>
+      <w:r>
+        <w:rPr>
+          <w:b/>
+          <w:bCs/>
+          <w:lang w:val="en-GB"/>
+        </w:rPr>
+        <w:t>Third Normal Form (3NF)</w:t>
+      </w:r>
+    </w:p>
+    <w:p>
+      <w:pPr>
+        <w:numPr>
+          <w:ilvl w:val="0"/>
+          <w:numId w:val="16"/>
+        </w:numPr>
+        <w:rPr>
+          <w:lang w:val="en-GB"/>
+        </w:rPr>
+      </w:pPr>
+      <w:r>
+        <w:rPr>
+          <w:lang w:val="en-GB"/>
+        </w:rPr>
+        <w:t xml:space="preserve">No transitive dependencies. </w:t>
+      </w:r>
+    </w:p>
+    <w:p>
+      <w:pPr>
+        <w:rPr>
+          <w:lang w:val="en-GB"/>
+        </w:rPr>
+      </w:pPr>
+      <w:r>
+        <w:rPr>
+          <w:lang w:val="en-GB"/>
+        </w:rPr>
+        <w:t>The schedule table prioritizes simplicity and user interface mapping over strict normalization because it is a small</w:t>
+      </w:r>
+      <w:r>
+        <w:rPr>
+          <w:lang w:val="en-GB"/>
+        </w:rPr>
+        <w:t>,</w:t>
+      </w:r>
+      <w:r>
+        <w:rPr>
+          <w:lang w:val="en-GB"/>
+        </w:rPr>
+        <w:t xml:space="preserve"> single-user productivity application.</w:t>
+      </w:r>
+    </w:p>
+    <w:p>
+      <w:r>
         <w:br/>
       </w:r>
       <w:r>
@@ -1765,74 +2615,1778 @@
       </w:r>
     </w:p>
     <w:p>
-      <w:pPr>
-        <w:pStyle w:val="Heading1"/>
-      </w:pPr>
-      <w:r>
-        <w:t>Week 7: Application Architecture</w:t>
+      <w:r>
+        <w:br w:type="page"/>
+      </w:r>
+    </w:p>
+    <w:p>
+      <w:pPr>
+        <w:rPr>
+          <w:rFonts w:ascii="Calibri" w:eastAsia="MS Gothic" w:hAnsi="Calibri"/>
+          <w:b/>
+          <w:bCs/>
+          <w:color w:val="365F91"/>
+          <w:sz w:val="28"/>
+          <w:szCs w:val="28"/>
+          <w:lang w:val="en-GB"/>
+        </w:rPr>
+      </w:pPr>
+      <w:r>
+        <w:rPr>
+          <w:rFonts w:ascii="Calibri" w:eastAsia="MS Gothic" w:hAnsi="Calibri"/>
+          <w:b/>
+          <w:bCs/>
+          <w:color w:val="365F91"/>
+          <w:sz w:val="28"/>
+          <w:szCs w:val="28"/>
+          <w:lang w:val="en-GB"/>
+        </w:rPr>
+        <w:lastRenderedPageBreak/>
+        <w:t>Week 8: Handling User Input and Events Using Object-Oriented Programming</w:t>
+      </w:r>
+    </w:p>
+    <w:p>
+      <w:pPr>
+        <w:rPr>
+          <w:rFonts w:ascii="Calibri" w:eastAsia="MS Gothic" w:hAnsi="Calibri"/>
+          <w:lang w:val="en-GB"/>
+        </w:rPr>
+      </w:pPr>
+      <w:r>
+        <w:rPr>
+          <w:rStyle w:val="Heading2Char"/>
+          <w:lang w:val="en-GB"/>
+        </w:rPr>
+        <w:t>Objective</w:t>
+      </w:r>
+      <w:r>
+        <w:rPr>
+          <w:rFonts w:ascii="Calibri" w:eastAsia="MS Gothic" w:hAnsi="Calibri"/>
+          <w:lang w:val="en-GB"/>
+        </w:rPr>
+        <w:br/>
+        <w:t xml:space="preserve">To implement user input handling and touch gesture recognition in the </w:t>
+      </w:r>
+      <w:proofErr w:type="spellStart"/>
+      <w:r>
+        <w:rPr>
+          <w:rFonts w:ascii="Calibri" w:eastAsia="MS Gothic" w:hAnsi="Calibri"/>
+          <w:lang w:val="en-GB"/>
+        </w:rPr>
+        <w:t>FocusMatePro</w:t>
+      </w:r>
+      <w:proofErr w:type="spellEnd"/>
+      <w:r>
+        <w:rPr>
+          <w:rFonts w:ascii="Calibri" w:eastAsia="MS Gothic" w:hAnsi="Calibri"/>
+          <w:lang w:val="en-GB"/>
+        </w:rPr>
+        <w:t xml:space="preserve"> mobile application using object-oriented programming principles.</w:t>
       </w:r>
     </w:p>
     <w:p>
       <w:pPr>
         <w:pStyle w:val="Heading2"/>
-      </w:pPr>
-      <w:r>
-        <w:t>Same as week 1</w:t>
-      </w:r>
-    </w:p>
-    <w:p>
-      <w:r>
-        <w:br/>
-      </w:r>
-      <w:r>
-        <w:br/>
-      </w:r>
-    </w:p>
-    <w:p>
-      <w:r>
-        <w:br/>
-      </w:r>
-      <w:r>
-        <w:br/>
+        <w:rPr>
+          <w:lang w:val="en-GB"/>
+        </w:rPr>
+      </w:pPr>
+      <w:r>
+        <w:rPr>
+          <w:lang w:val="en-GB"/>
+        </w:rPr>
+        <w:t xml:space="preserve">Activities </w:t>
+      </w:r>
+      <w:r>
+        <w:rPr>
+          <w:lang w:val="en-GB"/>
+        </w:rPr>
+        <w:t>Undertaken</w:t>
+      </w:r>
+    </w:p>
+    <w:p>
+      <w:pPr>
+        <w:numPr>
+          <w:ilvl w:val="0"/>
+          <w:numId w:val="20"/>
+        </w:numPr>
+        <w:rPr>
+          <w:rFonts w:ascii="Calibri" w:eastAsia="MS Gothic" w:hAnsi="Calibri"/>
+          <w:lang w:val="en-GB"/>
+        </w:rPr>
+      </w:pPr>
+      <w:r>
+        <w:rPr>
+          <w:rFonts w:ascii="Calibri" w:eastAsia="MS Gothic" w:hAnsi="Calibri"/>
+          <w:lang w:val="en-GB"/>
+        </w:rPr>
+        <w:t xml:space="preserve">Implemented keyboard input using </w:t>
+      </w:r>
+      <w:proofErr w:type="spellStart"/>
+      <w:r>
+        <w:rPr>
+          <w:rFonts w:ascii="Calibri" w:eastAsia="MS Gothic" w:hAnsi="Calibri"/>
+          <w:lang w:val="en-GB"/>
+        </w:rPr>
+        <w:t>EditText</w:t>
+      </w:r>
+      <w:proofErr w:type="spellEnd"/>
+      <w:r>
+        <w:rPr>
+          <w:rFonts w:ascii="Calibri" w:eastAsia="MS Gothic" w:hAnsi="Calibri"/>
+          <w:lang w:val="en-GB"/>
+        </w:rPr>
+        <w:t xml:space="preserve"> components for timer values, comments, and schedules.</w:t>
+      </w:r>
+    </w:p>
+    <w:p>
+      <w:pPr>
+        <w:numPr>
+          <w:ilvl w:val="0"/>
+          <w:numId w:val="20"/>
+        </w:numPr>
+        <w:rPr>
+          <w:rFonts w:ascii="Calibri" w:eastAsia="MS Gothic" w:hAnsi="Calibri"/>
+          <w:lang w:val="en-GB"/>
+        </w:rPr>
+      </w:pPr>
+      <w:r>
+        <w:rPr>
+          <w:rFonts w:ascii="Calibri" w:eastAsia="MS Gothic" w:hAnsi="Calibri"/>
+          <w:lang w:val="en-GB"/>
+        </w:rPr>
+        <w:t>Implemented input validation to ensure valid timer values before starting a focus session.</w:t>
+      </w:r>
+    </w:p>
+    <w:p>
+      <w:pPr>
+        <w:numPr>
+          <w:ilvl w:val="0"/>
+          <w:numId w:val="20"/>
+        </w:numPr>
+        <w:rPr>
+          <w:rFonts w:ascii="Calibri" w:eastAsia="MS Gothic" w:hAnsi="Calibri"/>
+          <w:lang w:val="en-GB"/>
+        </w:rPr>
+      </w:pPr>
+      <w:r>
+        <w:rPr>
+          <w:rFonts w:ascii="Calibri" w:eastAsia="MS Gothic" w:hAnsi="Calibri"/>
+          <w:lang w:val="en-GB"/>
+        </w:rPr>
+        <w:t xml:space="preserve">Implemented button click events using </w:t>
+      </w:r>
+      <w:proofErr w:type="spellStart"/>
+      <w:proofErr w:type="gramStart"/>
+      <w:r>
+        <w:rPr>
+          <w:rFonts w:ascii="Calibri" w:eastAsia="MS Gothic" w:hAnsi="Calibri"/>
+          <w:lang w:val="en-GB"/>
+        </w:rPr>
+        <w:t>setOnClickListener</w:t>
+      </w:r>
+      <w:proofErr w:type="spellEnd"/>
+      <w:r>
+        <w:rPr>
+          <w:rFonts w:ascii="Calibri" w:eastAsia="MS Gothic" w:hAnsi="Calibri"/>
+          <w:lang w:val="en-GB"/>
+        </w:rPr>
+        <w:t>(</w:t>
+      </w:r>
+      <w:proofErr w:type="gramEnd"/>
+      <w:r>
+        <w:rPr>
+          <w:rFonts w:ascii="Calibri" w:eastAsia="MS Gothic" w:hAnsi="Calibri"/>
+          <w:lang w:val="en-GB"/>
+        </w:rPr>
+        <w:t>) for navigation and application functions.</w:t>
+      </w:r>
+    </w:p>
+    <w:p>
+      <w:pPr>
+        <w:numPr>
+          <w:ilvl w:val="0"/>
+          <w:numId w:val="20"/>
+        </w:numPr>
+        <w:rPr>
+          <w:rFonts w:ascii="Calibri" w:eastAsia="MS Gothic" w:hAnsi="Calibri"/>
+          <w:lang w:val="en-GB"/>
+        </w:rPr>
+      </w:pPr>
+      <w:r>
+        <w:rPr>
+          <w:rFonts w:ascii="Calibri" w:eastAsia="MS Gothic" w:hAnsi="Calibri"/>
+          <w:lang w:val="en-GB"/>
+        </w:rPr>
+        <w:t>Implemented swipe gesture detection on the Dashboard:</w:t>
+      </w:r>
+    </w:p>
+    <w:p>
+      <w:pPr>
+        <w:numPr>
+          <w:ilvl w:val="1"/>
+          <w:numId w:val="20"/>
+        </w:numPr>
+        <w:rPr>
+          <w:rFonts w:ascii="Calibri" w:eastAsia="MS Gothic" w:hAnsi="Calibri"/>
+          <w:lang w:val="en-GB"/>
+        </w:rPr>
+      </w:pPr>
+      <w:r>
+        <w:rPr>
+          <w:rFonts w:ascii="Calibri" w:eastAsia="MS Gothic" w:hAnsi="Calibri"/>
+          <w:lang w:val="en-GB"/>
+        </w:rPr>
+        <w:t>Swipe right opens the Schedule screen.</w:t>
+      </w:r>
+    </w:p>
+    <w:p>
+      <w:pPr>
+        <w:numPr>
+          <w:ilvl w:val="1"/>
+          <w:numId w:val="20"/>
+        </w:numPr>
+        <w:rPr>
+          <w:rFonts w:ascii="Calibri" w:eastAsia="MS Gothic" w:hAnsi="Calibri"/>
+          <w:lang w:val="en-GB"/>
+        </w:rPr>
+      </w:pPr>
+      <w:r>
+        <w:rPr>
+          <w:rFonts w:ascii="Calibri" w:eastAsia="MS Gothic" w:hAnsi="Calibri"/>
+          <w:lang w:val="en-GB"/>
+        </w:rPr>
+        <w:t>Swipe left opens the History screen.</w:t>
+      </w:r>
+    </w:p>
+    <w:p>
+      <w:pPr>
+        <w:numPr>
+          <w:ilvl w:val="0"/>
+          <w:numId w:val="20"/>
+        </w:numPr>
+        <w:rPr>
+          <w:rFonts w:ascii="Calibri" w:eastAsia="MS Gothic" w:hAnsi="Calibri"/>
+          <w:lang w:val="en-GB"/>
+        </w:rPr>
+      </w:pPr>
+      <w:r>
+        <w:rPr>
+          <w:rFonts w:ascii="Calibri" w:eastAsia="MS Gothic" w:hAnsi="Calibri"/>
+          <w:lang w:val="en-GB"/>
+        </w:rPr>
+        <w:t>Implemented long press detection on the Get Motivation button, displaying a confirmation message.</w:t>
+      </w:r>
+    </w:p>
+    <w:p>
+      <w:pPr>
+        <w:numPr>
+          <w:ilvl w:val="0"/>
+          <w:numId w:val="20"/>
+        </w:numPr>
+        <w:rPr>
+          <w:rFonts w:ascii="Calibri" w:eastAsia="MS Gothic" w:hAnsi="Calibri"/>
+          <w:lang w:val="en-GB"/>
+        </w:rPr>
+      </w:pPr>
+      <w:r>
+        <w:rPr>
+          <w:rFonts w:ascii="Calibri" w:eastAsia="MS Gothic" w:hAnsi="Calibri"/>
+          <w:lang w:val="en-GB"/>
+        </w:rPr>
+        <w:t xml:space="preserve">Organized the application into reusable classes including </w:t>
+      </w:r>
+      <w:proofErr w:type="spellStart"/>
+      <w:r>
+        <w:rPr>
+          <w:rFonts w:ascii="Calibri" w:eastAsia="MS Gothic" w:hAnsi="Calibri"/>
+          <w:lang w:val="en-GB"/>
+        </w:rPr>
+        <w:t>MainActivity</w:t>
+      </w:r>
+      <w:proofErr w:type="spellEnd"/>
+      <w:r>
+        <w:rPr>
+          <w:rFonts w:ascii="Calibri" w:eastAsia="MS Gothic" w:hAnsi="Calibri"/>
+          <w:lang w:val="en-GB"/>
+        </w:rPr>
+        <w:t xml:space="preserve">, </w:t>
+      </w:r>
+      <w:proofErr w:type="spellStart"/>
+      <w:r>
+        <w:rPr>
+          <w:rFonts w:ascii="Calibri" w:eastAsia="MS Gothic" w:hAnsi="Calibri"/>
+          <w:lang w:val="en-GB"/>
+        </w:rPr>
+        <w:t>DashboardActivity</w:t>
+      </w:r>
+      <w:proofErr w:type="spellEnd"/>
+      <w:r>
+        <w:rPr>
+          <w:rFonts w:ascii="Calibri" w:eastAsia="MS Gothic" w:hAnsi="Calibri"/>
+          <w:lang w:val="en-GB"/>
+        </w:rPr>
+        <w:t xml:space="preserve">, </w:t>
+      </w:r>
+      <w:proofErr w:type="spellStart"/>
+      <w:r>
+        <w:rPr>
+          <w:rFonts w:ascii="Calibri" w:eastAsia="MS Gothic" w:hAnsi="Calibri"/>
+          <w:lang w:val="en-GB"/>
+        </w:rPr>
+        <w:t>HistoryActivity</w:t>
+      </w:r>
+      <w:proofErr w:type="spellEnd"/>
+      <w:r>
+        <w:rPr>
+          <w:rFonts w:ascii="Calibri" w:eastAsia="MS Gothic" w:hAnsi="Calibri"/>
+          <w:lang w:val="en-GB"/>
+        </w:rPr>
+        <w:t xml:space="preserve">, </w:t>
+      </w:r>
+      <w:proofErr w:type="spellStart"/>
+      <w:r>
+        <w:rPr>
+          <w:rFonts w:ascii="Calibri" w:eastAsia="MS Gothic" w:hAnsi="Calibri"/>
+          <w:lang w:val="en-GB"/>
+        </w:rPr>
+        <w:t>ScheduleActivity</w:t>
+      </w:r>
+      <w:proofErr w:type="spellEnd"/>
+      <w:r>
+        <w:rPr>
+          <w:rFonts w:ascii="Calibri" w:eastAsia="MS Gothic" w:hAnsi="Calibri"/>
+          <w:lang w:val="en-GB"/>
+        </w:rPr>
+        <w:t xml:space="preserve">, </w:t>
+      </w:r>
+      <w:proofErr w:type="spellStart"/>
+      <w:r>
+        <w:rPr>
+          <w:rFonts w:ascii="Calibri" w:eastAsia="MS Gothic" w:hAnsi="Calibri"/>
+          <w:lang w:val="en-GB"/>
+        </w:rPr>
+        <w:t>HistoryPreferences</w:t>
+      </w:r>
+      <w:proofErr w:type="spellEnd"/>
+      <w:r>
+        <w:rPr>
+          <w:rFonts w:ascii="Calibri" w:eastAsia="MS Gothic" w:hAnsi="Calibri"/>
+          <w:lang w:val="en-GB"/>
+        </w:rPr>
+        <w:t xml:space="preserve">, </w:t>
+      </w:r>
+      <w:proofErr w:type="spellStart"/>
+      <w:r>
+        <w:rPr>
+          <w:rFonts w:ascii="Calibri" w:eastAsia="MS Gothic" w:hAnsi="Calibri"/>
+          <w:lang w:val="en-GB"/>
+        </w:rPr>
+        <w:t>ScheduleDatabaseHelper</w:t>
+      </w:r>
+      <w:proofErr w:type="spellEnd"/>
+      <w:r>
+        <w:rPr>
+          <w:rFonts w:ascii="Calibri" w:eastAsia="MS Gothic" w:hAnsi="Calibri"/>
+          <w:lang w:val="en-GB"/>
+        </w:rPr>
+        <w:t xml:space="preserve">, </w:t>
+      </w:r>
+      <w:proofErr w:type="spellStart"/>
+      <w:r>
+        <w:rPr>
+          <w:rFonts w:ascii="Calibri" w:eastAsia="MS Gothic" w:hAnsi="Calibri"/>
+          <w:lang w:val="en-GB"/>
+        </w:rPr>
+        <w:t>RetrofitClient</w:t>
+      </w:r>
+      <w:proofErr w:type="spellEnd"/>
+      <w:r>
+        <w:rPr>
+          <w:rFonts w:ascii="Calibri" w:eastAsia="MS Gothic" w:hAnsi="Calibri"/>
+          <w:lang w:val="en-GB"/>
+        </w:rPr>
+        <w:t xml:space="preserve">, and </w:t>
+      </w:r>
+      <w:proofErr w:type="spellStart"/>
+      <w:r>
+        <w:rPr>
+          <w:rFonts w:ascii="Calibri" w:eastAsia="MS Gothic" w:hAnsi="Calibri"/>
+          <w:lang w:val="en-GB"/>
+        </w:rPr>
+        <w:t>QuoteAPI</w:t>
+      </w:r>
+      <w:proofErr w:type="spellEnd"/>
+      <w:r>
+        <w:rPr>
+          <w:rFonts w:ascii="Calibri" w:eastAsia="MS Gothic" w:hAnsi="Calibri"/>
+          <w:lang w:val="en-GB"/>
+        </w:rPr>
+        <w:t>.</w:t>
       </w:r>
     </w:p>
     <w:p>
       <w:pPr>
         <w:pStyle w:val="Heading2"/>
-      </w:pPr>
-    </w:p>
-    <w:p>
-      <w:r>
-        <w:br/>
-      </w:r>
-      <w:r>
-        <w:br/>
-      </w:r>
-      <w:r>
-        <w:br/>
-      </w:r>
-    </w:p>
-    <w:p>
-      <w:r>
-        <w:br w:type="page"/>
-      </w:r>
-    </w:p>
-    <w:p>
-      <w:pPr>
-        <w:pStyle w:val="Heading1"/>
-      </w:pPr>
-      <w:r>
+        <w:rPr>
+          <w:lang w:val="en-GB"/>
+        </w:rPr>
+      </w:pPr>
+      <w:r>
+        <w:rPr>
+          <w:lang w:val="en-GB"/>
+        </w:rPr>
+        <w:t>Output</w:t>
+      </w:r>
+    </w:p>
+    <w:p>
+      <w:pPr>
+        <w:numPr>
+          <w:ilvl w:val="0"/>
+          <w:numId w:val="21"/>
+        </w:numPr>
+        <w:rPr>
+          <w:rFonts w:ascii="Calibri" w:eastAsia="MS Gothic" w:hAnsi="Calibri"/>
+          <w:lang w:val="en-GB"/>
+        </w:rPr>
+      </w:pPr>
+      <w:r>
+        <w:rPr>
+          <w:rFonts w:ascii="Calibri" w:eastAsia="MS Gothic" w:hAnsi="Calibri"/>
+          <w:lang w:val="en-GB"/>
+        </w:rPr>
+        <w:t>Users enter data through keyboard input.</w:t>
+      </w:r>
+    </w:p>
+    <w:p>
+      <w:pPr>
+        <w:numPr>
+          <w:ilvl w:val="0"/>
+          <w:numId w:val="21"/>
+        </w:numPr>
+        <w:rPr>
+          <w:rFonts w:ascii="Calibri" w:eastAsia="MS Gothic" w:hAnsi="Calibri"/>
+          <w:lang w:val="en-GB"/>
+        </w:rPr>
+      </w:pPr>
+      <w:r>
+        <w:rPr>
+          <w:rFonts w:ascii="Calibri" w:eastAsia="MS Gothic" w:hAnsi="Calibri"/>
+          <w:lang w:val="en-GB"/>
+        </w:rPr>
+        <w:t>Buttons respond to user interaction.</w:t>
+      </w:r>
+    </w:p>
+    <w:p>
+      <w:pPr>
+        <w:numPr>
+          <w:ilvl w:val="0"/>
+          <w:numId w:val="21"/>
+        </w:numPr>
+        <w:rPr>
+          <w:rFonts w:ascii="Calibri" w:eastAsia="MS Gothic" w:hAnsi="Calibri"/>
+          <w:lang w:val="en-GB"/>
+        </w:rPr>
+      </w:pPr>
+      <w:r>
+        <w:rPr>
+          <w:rFonts w:ascii="Calibri" w:eastAsia="MS Gothic" w:hAnsi="Calibri"/>
+          <w:lang w:val="en-GB"/>
+        </w:rPr>
+        <w:t>Swipe gestures navigate between application screens.</w:t>
+      </w:r>
+    </w:p>
+    <w:p>
+      <w:pPr>
+        <w:numPr>
+          <w:ilvl w:val="0"/>
+          <w:numId w:val="21"/>
+        </w:numPr>
+        <w:rPr>
+          <w:rFonts w:ascii="Calibri" w:eastAsia="MS Gothic" w:hAnsi="Calibri"/>
+          <w:lang w:val="en-GB"/>
+        </w:rPr>
+      </w:pPr>
+      <w:r>
+        <w:rPr>
+          <w:rFonts w:ascii="Calibri" w:eastAsia="MS Gothic" w:hAnsi="Calibri"/>
+          <w:lang w:val="en-GB"/>
+        </w:rPr>
+        <w:t>Long press displays a confirmation message.</w:t>
+      </w:r>
+    </w:p>
+    <w:p>
+      <w:pPr>
+        <w:numPr>
+          <w:ilvl w:val="0"/>
+          <w:numId w:val="21"/>
+        </w:numPr>
+        <w:rPr>
+          <w:rFonts w:ascii="Calibri" w:eastAsia="MS Gothic" w:hAnsi="Calibri"/>
+          <w:lang w:val="en-GB"/>
+        </w:rPr>
+      </w:pPr>
+      <w:r>
+        <w:rPr>
+          <w:rFonts w:ascii="Calibri" w:eastAsia="MS Gothic" w:hAnsi="Calibri"/>
+          <w:lang w:val="en-GB"/>
+        </w:rPr>
+        <w:t>Events are handled through object-oriented classes and methods.</w:t>
+      </w:r>
+    </w:p>
+    <w:p>
+      <w:pPr>
+        <w:rPr>
+          <w:rFonts w:ascii="Calibri" w:eastAsia="MS Gothic" w:hAnsi="Calibri"/>
+          <w:lang w:val="en-GB"/>
+        </w:rPr>
+      </w:pPr>
+    </w:p>
+    <w:p>
+      <w:pPr>
+        <w:rPr>
+          <w:rFonts w:ascii="Calibri" w:eastAsia="MS Gothic" w:hAnsi="Calibri"/>
+          <w:lang w:val="en-GB"/>
+        </w:rPr>
+      </w:pPr>
+    </w:p>
+    <w:p>
+      <w:pPr>
+        <w:rPr>
+          <w:rFonts w:ascii="Calibri" w:eastAsia="MS Gothic" w:hAnsi="Calibri"/>
+          <w:lang w:val="en-GB"/>
+        </w:rPr>
+      </w:pPr>
+    </w:p>
+    <w:p>
+      <w:pPr>
+        <w:pStyle w:val="Heading2"/>
+        <w:rPr>
+          <w:lang w:val="en-GB"/>
+        </w:rPr>
+      </w:pPr>
+      <w:r>
+        <w:rPr>
+          <w:lang w:val="en-GB"/>
+        </w:rPr>
         <w:lastRenderedPageBreak/>
-        <w:t>Week 8:  Project Planning</w:t>
-      </w:r>
-    </w:p>
-    <w:p>
-      <w:r>
-        <w:br/>
-      </w:r>
-      <w:r>
-        <w:br/>
-      </w:r>
+        <w:t>Evidence Attached</w:t>
+      </w:r>
+    </w:p>
+    <w:p>
+      <w:pPr>
+        <w:numPr>
+          <w:ilvl w:val="0"/>
+          <w:numId w:val="22"/>
+        </w:numPr>
+        <w:rPr>
+          <w:rFonts w:ascii="Calibri" w:eastAsia="MS Gothic" w:hAnsi="Calibri"/>
+          <w:lang w:val="en-GB"/>
+        </w:rPr>
+      </w:pPr>
+      <w:r>
+        <w:rPr>
+          <w:rFonts w:ascii="Calibri" w:eastAsia="MS Gothic" w:hAnsi="Calibri"/>
+          <w:lang w:val="en-GB"/>
+        </w:rPr>
+        <w:t>Dashboard screen</w:t>
+      </w:r>
+    </w:p>
+    <w:p>
+      <w:pPr>
+        <w:ind w:left="360"/>
+        <w:rPr>
+          <w:rFonts w:ascii="Calibri" w:eastAsia="MS Gothic" w:hAnsi="Calibri"/>
+          <w:lang w:val="en-GB"/>
+        </w:rPr>
+      </w:pPr>
+      <w:r>
+        <w:rPr>
+          <w:rFonts w:ascii="Calibri" w:eastAsia="MS Gothic" w:hAnsi="Calibri"/>
+          <w:lang w:val="en-GB"/>
+        </w:rPr>
+        <w:drawing>
+          <wp:inline distT="0" distB="0" distL="0" distR="0" wp14:anchorId="26B36156" wp14:editId="4AA9DDAF">
+            <wp:extent cx="1930499" cy="4235668"/>
+            <wp:effectExtent l="0" t="0" r="0" b="0"/>
+            <wp:docPr id="564684696" name="Picture 1"/>
+            <wp:cNvGraphicFramePr>
+              <a:graphicFrameLocks xmlns:a="http://schemas.openxmlformats.org/drawingml/2006/main" noChangeAspect="1"/>
+            </wp:cNvGraphicFramePr>
+            <a:graphic xmlns:a="http://schemas.openxmlformats.org/drawingml/2006/main">
+              <a:graphicData uri="http://schemas.openxmlformats.org/drawingml/2006/picture">
+                <pic:pic xmlns:pic="http://schemas.openxmlformats.org/drawingml/2006/picture">
+                  <pic:nvPicPr>
+                    <pic:cNvPr id="564684696" name=""/>
+                    <pic:cNvPicPr/>
+                  </pic:nvPicPr>
+                  <pic:blipFill>
+                    <a:blip r:embed="rId28"/>
+                    <a:stretch>
+                      <a:fillRect/>
+                    </a:stretch>
+                  </pic:blipFill>
+                  <pic:spPr>
+                    <a:xfrm>
+                      <a:off x="0" y="0"/>
+                      <a:ext cx="1930499" cy="4235668"/>
+                    </a:xfrm>
+                    <a:prstGeom prst="rect">
+                      <a:avLst/>
+                    </a:prstGeom>
+                  </pic:spPr>
+                </pic:pic>
+              </a:graphicData>
+            </a:graphic>
+          </wp:inline>
+        </w:drawing>
+      </w:r>
+    </w:p>
+    <w:p>
+      <w:pPr>
+        <w:numPr>
+          <w:ilvl w:val="0"/>
+          <w:numId w:val="22"/>
+        </w:numPr>
+        <w:rPr>
+          <w:rFonts w:ascii="Calibri" w:eastAsia="MS Gothic" w:hAnsi="Calibri"/>
+          <w:lang w:val="en-GB"/>
+        </w:rPr>
+      </w:pPr>
+      <w:r>
+        <w:rPr>
+          <w:rFonts w:ascii="Calibri" w:eastAsia="MS Gothic" w:hAnsi="Calibri"/>
+          <w:lang w:val="en-GB"/>
+        </w:rPr>
+        <w:t>Timer screen</w:t>
+      </w:r>
+    </w:p>
+    <w:p>
+      <w:pPr>
+        <w:ind w:left="720"/>
+        <w:rPr>
+          <w:rFonts w:ascii="Calibri" w:eastAsia="MS Gothic" w:hAnsi="Calibri"/>
+          <w:lang w:val="en-GB"/>
+        </w:rPr>
+      </w:pPr>
+      <w:r>
+        <w:rPr>
+          <w:rFonts w:ascii="Calibri" w:eastAsia="MS Gothic" w:hAnsi="Calibri"/>
+          <w:lang w:val="en-GB"/>
+        </w:rPr>
+        <w:drawing>
+          <wp:inline distT="0" distB="0" distL="0" distR="0" wp14:anchorId="4D72B7D1" wp14:editId="35611FA5">
+            <wp:extent cx="1892300" cy="2787650"/>
+            <wp:effectExtent l="0" t="0" r="0" b="0"/>
+            <wp:docPr id="597053401" name="Picture 1"/>
+            <wp:cNvGraphicFramePr>
+              <a:graphicFrameLocks xmlns:a="http://schemas.openxmlformats.org/drawingml/2006/main" noChangeAspect="1"/>
+            </wp:cNvGraphicFramePr>
+            <a:graphic xmlns:a="http://schemas.openxmlformats.org/drawingml/2006/main">
+              <a:graphicData uri="http://schemas.openxmlformats.org/drawingml/2006/picture">
+                <pic:pic xmlns:pic="http://schemas.openxmlformats.org/drawingml/2006/picture">
+                  <pic:nvPicPr>
+                    <pic:cNvPr id="597053401" name=""/>
+                    <pic:cNvPicPr/>
+                  </pic:nvPicPr>
+                  <pic:blipFill>
+                    <a:blip r:embed="rId29"/>
+                    <a:stretch>
+                      <a:fillRect/>
+                    </a:stretch>
+                  </pic:blipFill>
+                  <pic:spPr>
+                    <a:xfrm>
+                      <a:off x="0" y="0"/>
+                      <a:ext cx="1892397" cy="2787793"/>
+                    </a:xfrm>
+                    <a:prstGeom prst="rect">
+                      <a:avLst/>
+                    </a:prstGeom>
+                  </pic:spPr>
+                </pic:pic>
+              </a:graphicData>
+            </a:graphic>
+          </wp:inline>
+        </w:drawing>
+      </w:r>
+    </w:p>
+    <w:p>
+      <w:pPr>
+        <w:numPr>
+          <w:ilvl w:val="0"/>
+          <w:numId w:val="22"/>
+        </w:numPr>
+        <w:rPr>
+          <w:rFonts w:ascii="Calibri" w:eastAsia="MS Gothic" w:hAnsi="Calibri"/>
+          <w:lang w:val="en-GB"/>
+        </w:rPr>
+      </w:pPr>
+      <w:r>
+        <w:rPr>
+          <w:rFonts w:ascii="Calibri" w:eastAsia="MS Gothic" w:hAnsi="Calibri"/>
+          <w:lang w:val="en-GB"/>
+        </w:rPr>
+        <w:lastRenderedPageBreak/>
+        <w:t>Schedule screen</w:t>
+      </w:r>
+    </w:p>
+    <w:p>
+      <w:pPr>
+        <w:ind w:left="360"/>
+        <w:rPr>
+          <w:rFonts w:ascii="Calibri" w:eastAsia="MS Gothic" w:hAnsi="Calibri"/>
+          <w:lang w:val="en-GB"/>
+        </w:rPr>
+      </w:pPr>
+      <w:r>
+        <w:rPr>
+          <w:rFonts w:ascii="Calibri" w:eastAsia="MS Gothic" w:hAnsi="Calibri"/>
+          <w:lang w:val="en-GB"/>
+        </w:rPr>
+        <w:drawing>
+          <wp:inline distT="0" distB="0" distL="0" distR="0" wp14:anchorId="390A46FA" wp14:editId="5B4CD9E1">
+            <wp:extent cx="1892300" cy="2508250"/>
+            <wp:effectExtent l="0" t="0" r="0" b="6350"/>
+            <wp:docPr id="1467283740" name="Picture 1"/>
+            <wp:cNvGraphicFramePr>
+              <a:graphicFrameLocks xmlns:a="http://schemas.openxmlformats.org/drawingml/2006/main" noChangeAspect="1"/>
+            </wp:cNvGraphicFramePr>
+            <a:graphic xmlns:a="http://schemas.openxmlformats.org/drawingml/2006/main">
+              <a:graphicData uri="http://schemas.openxmlformats.org/drawingml/2006/picture">
+                <pic:pic xmlns:pic="http://schemas.openxmlformats.org/drawingml/2006/picture">
+                  <pic:nvPicPr>
+                    <pic:cNvPr id="1467283740" name=""/>
+                    <pic:cNvPicPr/>
+                  </pic:nvPicPr>
+                  <pic:blipFill>
+                    <a:blip r:embed="rId30"/>
+                    <a:stretch>
+                      <a:fillRect/>
+                    </a:stretch>
+                  </pic:blipFill>
+                  <pic:spPr>
+                    <a:xfrm>
+                      <a:off x="0" y="0"/>
+                      <a:ext cx="1892398" cy="2508380"/>
+                    </a:xfrm>
+                    <a:prstGeom prst="rect">
+                      <a:avLst/>
+                    </a:prstGeom>
+                  </pic:spPr>
+                </pic:pic>
+              </a:graphicData>
+            </a:graphic>
+          </wp:inline>
+        </w:drawing>
+      </w:r>
+    </w:p>
+    <w:p>
+      <w:pPr>
+        <w:numPr>
+          <w:ilvl w:val="0"/>
+          <w:numId w:val="22"/>
+        </w:numPr>
+        <w:rPr>
+          <w:rFonts w:ascii="Calibri" w:eastAsia="MS Gothic" w:hAnsi="Calibri"/>
+          <w:lang w:val="en-GB"/>
+        </w:rPr>
+      </w:pPr>
+      <w:r>
+        <w:rPr>
+          <w:rFonts w:ascii="Calibri" w:eastAsia="MS Gothic" w:hAnsi="Calibri"/>
+          <w:lang w:val="en-GB"/>
+        </w:rPr>
+        <w:t>History screen</w:t>
+      </w:r>
+    </w:p>
+    <w:p>
+      <w:pPr>
+        <w:ind w:left="360"/>
+        <w:rPr>
+          <w:rFonts w:ascii="Calibri" w:eastAsia="MS Gothic" w:hAnsi="Calibri"/>
+          <w:lang w:val="en-GB"/>
+        </w:rPr>
+      </w:pPr>
+      <w:r>
+        <w:rPr>
+          <w:rFonts w:ascii="Calibri" w:eastAsia="MS Gothic" w:hAnsi="Calibri"/>
+          <w:lang w:val="en-GB"/>
+        </w:rPr>
+        <w:drawing>
+          <wp:inline distT="0" distB="0" distL="0" distR="0" wp14:anchorId="0215F1EF" wp14:editId="1EEF08C3">
+            <wp:extent cx="1981302" cy="4216617"/>
+            <wp:effectExtent l="0" t="0" r="0" b="0"/>
+            <wp:docPr id="360253770" name="Picture 1"/>
+            <wp:cNvGraphicFramePr>
+              <a:graphicFrameLocks xmlns:a="http://schemas.openxmlformats.org/drawingml/2006/main" noChangeAspect="1"/>
+            </wp:cNvGraphicFramePr>
+            <a:graphic xmlns:a="http://schemas.openxmlformats.org/drawingml/2006/main">
+              <a:graphicData uri="http://schemas.openxmlformats.org/drawingml/2006/picture">
+                <pic:pic xmlns:pic="http://schemas.openxmlformats.org/drawingml/2006/picture">
+                  <pic:nvPicPr>
+                    <pic:cNvPr id="360253770" name=""/>
+                    <pic:cNvPicPr/>
+                  </pic:nvPicPr>
+                  <pic:blipFill>
+                    <a:blip r:embed="rId31"/>
+                    <a:stretch>
+                      <a:fillRect/>
+                    </a:stretch>
+                  </pic:blipFill>
+                  <pic:spPr>
+                    <a:xfrm>
+                      <a:off x="0" y="0"/>
+                      <a:ext cx="1981302" cy="4216617"/>
+                    </a:xfrm>
+                    <a:prstGeom prst="rect">
+                      <a:avLst/>
+                    </a:prstGeom>
+                  </pic:spPr>
+                </pic:pic>
+              </a:graphicData>
+            </a:graphic>
+          </wp:inline>
+        </w:drawing>
+      </w:r>
+    </w:p>
+    <w:p>
+      <w:pPr>
+        <w:ind w:left="720"/>
+        <w:rPr>
+          <w:rFonts w:ascii="Calibri" w:eastAsia="MS Gothic" w:hAnsi="Calibri"/>
+          <w:lang w:val="en-GB"/>
+        </w:rPr>
+      </w:pPr>
+    </w:p>
+    <w:p>
+      <w:pPr>
+        <w:ind w:left="720"/>
+        <w:rPr>
+          <w:rFonts w:ascii="Calibri" w:eastAsia="MS Gothic" w:hAnsi="Calibri"/>
+          <w:lang w:val="en-GB"/>
+        </w:rPr>
+      </w:pPr>
+    </w:p>
+    <w:p>
+      <w:pPr>
+        <w:numPr>
+          <w:ilvl w:val="0"/>
+          <w:numId w:val="22"/>
+        </w:numPr>
+        <w:rPr>
+          <w:rFonts w:ascii="Calibri" w:eastAsia="MS Gothic" w:hAnsi="Calibri"/>
+          <w:lang w:val="en-GB"/>
+        </w:rPr>
+      </w:pPr>
+      <w:r>
+        <w:rPr>
+          <w:rFonts w:ascii="Calibri" w:eastAsia="MS Gothic" w:hAnsi="Calibri"/>
+          <w:lang w:val="en-GB"/>
+        </w:rPr>
+        <w:lastRenderedPageBreak/>
+        <w:t xml:space="preserve">Swipe </w:t>
+      </w:r>
+      <w:r>
+        <w:rPr>
+          <w:rFonts w:ascii="Calibri" w:eastAsia="MS Gothic" w:hAnsi="Calibri"/>
+          <w:lang w:val="en-GB"/>
+        </w:rPr>
+        <w:t xml:space="preserve">&amp; </w:t>
+      </w:r>
+      <w:r>
+        <w:rPr>
+          <w:rFonts w:ascii="Calibri" w:eastAsia="MS Gothic" w:hAnsi="Calibri"/>
+          <w:lang w:val="en-GB"/>
+        </w:rPr>
+        <w:t xml:space="preserve">Long press </w:t>
+      </w:r>
+      <w:r>
+        <w:rPr>
+          <w:rFonts w:ascii="Calibri" w:eastAsia="MS Gothic" w:hAnsi="Calibri"/>
+          <w:lang w:val="en-GB"/>
+        </w:rPr>
+        <w:t>gesture demonstratio</w:t>
+      </w:r>
+      <w:r>
+        <w:rPr>
+          <w:rFonts w:ascii="Calibri" w:eastAsia="MS Gothic" w:hAnsi="Calibri"/>
+          <w:lang w:val="en-GB"/>
+        </w:rPr>
+        <w:t>n</w:t>
+      </w:r>
+    </w:p>
+    <w:p>
+      <w:pPr>
+        <w:ind w:left="360"/>
+        <w:rPr>
+          <w:rFonts w:ascii="Calibri" w:eastAsia="MS Gothic" w:hAnsi="Calibri"/>
+          <w:lang w:val="en-GB"/>
+        </w:rPr>
+      </w:pPr>
+      <w:r>
+        <w:rPr>
+          <w:rFonts w:ascii="Calibri" w:eastAsia="MS Gothic" w:hAnsi="Calibri"/>
+          <w:noProof/>
+          <w:lang w:val="en-GB"/>
+        </w:rPr>
+        <mc:AlternateContent>
+          <mc:Choice Requires="wps">
+            <w:drawing>
+              <wp:anchor distT="0" distB="0" distL="114300" distR="114300" simplePos="0" relativeHeight="251673600" behindDoc="0" locked="0" layoutInCell="1" allowOverlap="1" wp14:anchorId="6A86C474" wp14:editId="37A8BE15">
+                <wp:simplePos x="0" y="0"/>
+                <wp:positionH relativeFrom="column">
+                  <wp:posOffset>2063750</wp:posOffset>
+                </wp:positionH>
+                <wp:positionV relativeFrom="paragraph">
+                  <wp:posOffset>2781935</wp:posOffset>
+                </wp:positionV>
+                <wp:extent cx="0" cy="228600"/>
+                <wp:effectExtent l="0" t="0" r="38100" b="19050"/>
+                <wp:wrapNone/>
+                <wp:docPr id="1744659619" name="Straight Connector 5"/>
+                <wp:cNvGraphicFramePr/>
+                <a:graphic xmlns:a="http://schemas.openxmlformats.org/drawingml/2006/main">
+                  <a:graphicData uri="http://schemas.microsoft.com/office/word/2010/wordprocessingShape">
+                    <wps:wsp>
+                      <wps:cNvCnPr/>
+                      <wps:spPr>
+                        <a:xfrm>
+                          <a:off x="0" y="0"/>
+                          <a:ext cx="0" cy="228600"/>
+                        </a:xfrm>
+                        <a:prstGeom prst="line">
+                          <a:avLst/>
+                        </a:prstGeom>
+                        <a:ln w="9525" cap="flat" cmpd="sng" algn="ctr">
+                          <a:solidFill>
+                            <a:schemeClr val="accent6"/>
+                          </a:solidFill>
+                          <a:prstDash val="dash"/>
+                          <a:round/>
+                          <a:headEnd type="none" w="med" len="med"/>
+                          <a:tailEnd type="none" w="med" len="med"/>
+                        </a:ln>
+                      </wps:spPr>
+                      <wps:style>
+                        <a:lnRef idx="0">
+                          <a:scrgbClr r="0" g="0" b="0"/>
+                        </a:lnRef>
+                        <a:fillRef idx="0">
+                          <a:scrgbClr r="0" g="0" b="0"/>
+                        </a:fillRef>
+                        <a:effectRef idx="0">
+                          <a:scrgbClr r="0" g="0" b="0"/>
+                        </a:effectRef>
+                        <a:fontRef idx="minor">
+                          <a:schemeClr val="tx1"/>
+                        </a:fontRef>
+                      </wps:style>
+                      <wps:bodyPr/>
+                    </wps:wsp>
+                  </a:graphicData>
+                </a:graphic>
+                <wp14:sizeRelH relativeFrom="margin">
+                  <wp14:pctWidth>0</wp14:pctWidth>
+                </wp14:sizeRelH>
+                <wp14:sizeRelV relativeFrom="margin">
+                  <wp14:pctHeight>0</wp14:pctHeight>
+                </wp14:sizeRelV>
+              </wp:anchor>
+            </w:drawing>
+          </mc:Choice>
+          <mc:Fallback>
+            <w:pict>
+              <v:line w14:anchorId="61FC0533" id="Straight Connector 5" o:spid="_x0000_s1026" style="position:absolute;z-index:251673600;visibility:visible;mso-wrap-style:square;mso-width-percent:0;mso-height-percent:0;mso-wrap-distance-left:9pt;mso-wrap-distance-top:0;mso-wrap-distance-right:9pt;mso-wrap-distance-bottom:0;mso-position-horizontal:absolute;mso-position-horizontal-relative:text;mso-position-vertical:absolute;mso-position-vertical-relative:text;mso-width-percent:0;mso-height-percent:0;mso-width-relative:margin;mso-height-relative:margin" from="162.5pt,219.05pt" to="162.5pt,237.05pt" o:gfxdata="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" strokecolor="#f79646 [3209]">
+                <v:stroke dashstyle="dash"/>
+              </v:line>
+            </w:pict>
+          </mc:Fallback>
+        </mc:AlternateContent>
+      </w:r>
+      <w:r>
+        <w:rPr>
+          <w:rFonts w:ascii="Calibri" w:eastAsia="MS Gothic" w:hAnsi="Calibri"/>
+          <w:noProof/>
+          <w:lang w:val="en-GB"/>
+        </w:rPr>
+        <mc:AlternateContent>
+          <mc:Choice Requires="wps">
+            <w:drawing>
+              <wp:anchor distT="0" distB="0" distL="114300" distR="114300" simplePos="0" relativeHeight="251674624" behindDoc="0" locked="0" layoutInCell="1" allowOverlap="1" wp14:anchorId="52FB352F" wp14:editId="07903038">
+                <wp:simplePos x="0" y="0"/>
+                <wp:positionH relativeFrom="column">
+                  <wp:posOffset>2965450</wp:posOffset>
+                </wp:positionH>
+                <wp:positionV relativeFrom="paragraph">
+                  <wp:posOffset>1924685</wp:posOffset>
+                </wp:positionV>
+                <wp:extent cx="1568450" cy="539750"/>
+                <wp:effectExtent l="0" t="0" r="12700" b="12700"/>
+                <wp:wrapNone/>
+                <wp:docPr id="274404761" name="Text Box 6"/>
+                <wp:cNvGraphicFramePr/>
+                <a:graphic xmlns:a="http://schemas.openxmlformats.org/drawingml/2006/main">
+                  <a:graphicData uri="http://schemas.microsoft.com/office/word/2010/wordprocessingShape">
+                    <wps:wsp>
+                      <wps:cNvSpPr txBox="1"/>
+                      <wps:spPr>
+                        <a:xfrm>
+                          <a:off x="0" y="0"/>
+                          <a:ext cx="1568450" cy="539750"/>
+                        </a:xfrm>
+                        <a:prstGeom prst="rect">
+                          <a:avLst/>
+                        </a:prstGeom>
+                        <a:solidFill>
+                          <a:schemeClr val="lt1"/>
+                        </a:solidFill>
+                        <a:ln w="6350">
+                          <a:solidFill>
+                            <a:prstClr val="black"/>
+                          </a:solidFill>
+                        </a:ln>
+                      </wps:spPr>
+                      <wps:txbx>
+                        <w:txbxContent>
+                          <w:p>
+                            <w:pPr>
+                              <w:rPr>
+                                <w:sz w:val="16"/>
+                                <w:szCs w:val="16"/>
+                              </w:rPr>
+                            </w:pPr>
+                            <w:r>
+                              <w:rPr>
+                                <w:sz w:val="16"/>
+                                <w:szCs w:val="16"/>
+                              </w:rPr>
+                              <w:t xml:space="preserve">Long press the get motivation to get a pop up motivation from </w:t>
+                            </w:r>
+                            <w:proofErr w:type="spellStart"/>
+                            <w:r>
+                              <w:rPr>
+                                <w:sz w:val="16"/>
+                                <w:szCs w:val="16"/>
+                              </w:rPr>
+                              <w:t>Getmotivation</w:t>
+                            </w:r>
+                            <w:proofErr w:type="spellEnd"/>
+                            <w:r>
+                              <w:rPr>
+                                <w:sz w:val="16"/>
+                                <w:szCs w:val="16"/>
+                              </w:rPr>
+                              <w:t xml:space="preserve"> API</w:t>
+                            </w:r>
+                          </w:p>
+                        </w:txbxContent>
+                      </wps:txbx>
+                      <wps:bodyPr rot="0" spcFirstLastPara="0" vertOverflow="overflow" horzOverflow="overflow" vert="horz" wrap="square" lIns="91440" tIns="45720" rIns="91440" bIns="45720" numCol="1" spcCol="0" rtlCol="0" fromWordArt="0" anchor="t" anchorCtr="0" forceAA="0" compatLnSpc="1">
+                        <a:prstTxWarp prst="textNoShape">
+                          <a:avLst/>
+                        </a:prstTxWarp>
+                        <a:noAutofit/>
+                      </wps:bodyPr>
+                    </wps:wsp>
+                  </a:graphicData>
+                </a:graphic>
+                <wp14:sizeRelH relativeFrom="margin">
+                  <wp14:pctWidth>0</wp14:pctWidth>
+                </wp14:sizeRelH>
+                <wp14:sizeRelV relativeFrom="margin">
+                  <wp14:pctHeight>0</wp14:pctHeight>
+                </wp14:sizeRelV>
+              </wp:anchor>
+            </w:drawing>
+          </mc:Choice>
+          <mc:Fallback>
+            <w:pict>
+              <v:shapetype w14:anchorId="52FB352F" id="_x0000_t202" coordsize="21600,21600" o:spt="202" path="m,l,21600r21600,l21600,xe">
+                <v:stroke joinstyle="miter"/>
+                <v:path gradientshapeok="t" o:connecttype="rect"/>
+              </v:shapetype>
+              <v:shape id="Text Box 6" o:spid="_x0000_s1026" type="#_x0000_t202" style="position:absolute;left:0;text-align:left;margin-left:233.5pt;margin-top:151.55pt;width:123.5pt;height:42.5pt;z-index:251674624;visibility:visible;mso-wrap-style:square;mso-width-percent:0;mso-height-percent:0;mso-wrap-distance-left:9pt;mso-wrap-distance-top:0;mso-wrap-distance-right:9pt;mso-wrap-distance-bottom:0;mso-position-horizontal:absolute;mso-position-horizontal-relative:text;mso-position-vertical:absolute;mso-position-vertical-relative:text;mso-width-percent:0;mso-height-percent:0;mso-width-relative:margin;mso-height-relative:margin;v-text-anchor:top" o:gfxdata="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" fillcolor="white [3201]" strokeweight=".5pt">
+                <v:textbox>
+                  <w:txbxContent>
+                    <w:p>
+                      <w:pPr>
+                        <w:rPr>
+                          <w:sz w:val="16"/>
+                          <w:szCs w:val="16"/>
+                        </w:rPr>
+                      </w:pPr>
+                      <w:r>
+                        <w:rPr>
+                          <w:sz w:val="16"/>
+                          <w:szCs w:val="16"/>
+                        </w:rPr>
+                        <w:t xml:space="preserve">Long press the get motivation to get a pop up motivation from </w:t>
+                      </w:r>
+                      <w:proofErr w:type="spellStart"/>
+                      <w:r>
+                        <w:rPr>
+                          <w:sz w:val="16"/>
+                          <w:szCs w:val="16"/>
+                        </w:rPr>
+                        <w:t>Getmotivation</w:t>
+                      </w:r>
+                      <w:proofErr w:type="spellEnd"/>
+                      <w:r>
+                        <w:rPr>
+                          <w:sz w:val="16"/>
+                          <w:szCs w:val="16"/>
+                        </w:rPr>
+                        <w:t xml:space="preserve"> API</w:t>
+                      </w:r>
+                    </w:p>
+                  </w:txbxContent>
+                </v:textbox>
+              </v:shape>
+            </w:pict>
+          </mc:Fallback>
+        </mc:AlternateContent>
+      </w:r>
+      <w:r>
+        <w:rPr>
+          <w:rFonts w:ascii="Calibri" w:eastAsia="MS Gothic" w:hAnsi="Calibri"/>
+          <w:noProof/>
+          <w:lang w:val="en-GB"/>
+        </w:rPr>
+        <mc:AlternateContent>
+          <mc:Choice Requires="wps">
+            <w:drawing>
+              <wp:anchor distT="0" distB="0" distL="114300" distR="114300" simplePos="0" relativeHeight="251671552" behindDoc="0" locked="0" layoutInCell="1" allowOverlap="1" wp14:anchorId="132E4E67" wp14:editId="020D5DA4">
+                <wp:simplePos x="0" y="0"/>
+                <wp:positionH relativeFrom="column">
+                  <wp:posOffset>1866900</wp:posOffset>
+                </wp:positionH>
+                <wp:positionV relativeFrom="paragraph">
+                  <wp:posOffset>2159635</wp:posOffset>
+                </wp:positionV>
+                <wp:extent cx="1168400" cy="31750"/>
+                <wp:effectExtent l="0" t="0" r="31750" b="25400"/>
+                <wp:wrapNone/>
+                <wp:docPr id="398768013" name="Straight Connector 5"/>
+                <wp:cNvGraphicFramePr/>
+                <a:graphic xmlns:a="http://schemas.openxmlformats.org/drawingml/2006/main">
+                  <a:graphicData uri="http://schemas.microsoft.com/office/word/2010/wordprocessingShape">
+                    <wps:wsp>
+                      <wps:cNvCnPr/>
+                      <wps:spPr>
+                        <a:xfrm>
+                          <a:off x="0" y="0"/>
+                          <a:ext cx="1168400" cy="31750"/>
+                        </a:xfrm>
+                        <a:prstGeom prst="line">
+                          <a:avLst/>
+                        </a:prstGeom>
+                        <a:ln w="9525" cap="flat" cmpd="sng" algn="ctr">
+                          <a:solidFill>
+                            <a:schemeClr val="accent6"/>
+                          </a:solidFill>
+                          <a:prstDash val="dash"/>
+                          <a:round/>
+                          <a:headEnd type="none" w="med" len="med"/>
+                          <a:tailEnd type="none" w="med" len="med"/>
+                        </a:ln>
+                      </wps:spPr>
+                      <wps:style>
+                        <a:lnRef idx="0">
+                          <a:scrgbClr r="0" g="0" b="0"/>
+                        </a:lnRef>
+                        <a:fillRef idx="0">
+                          <a:scrgbClr r="0" g="0" b="0"/>
+                        </a:fillRef>
+                        <a:effectRef idx="0">
+                          <a:scrgbClr r="0" g="0" b="0"/>
+                        </a:effectRef>
+                        <a:fontRef idx="minor">
+                          <a:schemeClr val="tx1"/>
+                        </a:fontRef>
+                      </wps:style>
+                      <wps:bodyPr/>
+                    </wps:wsp>
+                  </a:graphicData>
+                </a:graphic>
+                <wp14:sizeRelH relativeFrom="margin">
+                  <wp14:pctWidth>0</wp14:pctWidth>
+                </wp14:sizeRelH>
+                <wp14:sizeRelV relativeFrom="margin">
+                  <wp14:pctHeight>0</wp14:pctHeight>
+                </wp14:sizeRelV>
+              </wp:anchor>
+            </w:drawing>
+          </mc:Choice>
+          <mc:Fallback>
+            <w:pict>
+              <v:line w14:anchorId="48022AAA" id="Straight Connector 5" o:spid="_x0000_s1026" style="position:absolute;z-index:251671552;visibility:visible;mso-wrap-style:square;mso-width-percent:0;mso-height-percent:0;mso-wrap-distance-left:9pt;mso-wrap-distance-top:0;mso-wrap-distance-right:9pt;mso-wrap-distance-bottom:0;mso-position-horizontal:absolute;mso-position-horizontal-relative:text;mso-position-vertical:absolute;mso-position-vertical-relative:text;mso-width-percent:0;mso-height-percent:0;mso-width-relative:margin;mso-height-relative:margin" from="147pt,170.05pt" to="239pt,172.55pt" o:gfxdata="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" strokecolor="#f79646 [3209]">
+                <v:stroke dashstyle="dash"/>
+              </v:line>
+            </w:pict>
+          </mc:Fallback>
+        </mc:AlternateContent>
+      </w:r>
+      <w:r>
+        <w:rPr>
+          <w:rFonts w:ascii="Calibri" w:eastAsia="MS Gothic" w:hAnsi="Calibri"/>
+          <w:noProof/>
+          <w:lang w:val="en-GB"/>
+        </w:rPr>
+        <mc:AlternateContent>
+          <mc:Choice Requires="wps">
+            <w:drawing>
+              <wp:anchor distT="0" distB="0" distL="114300" distR="114300" simplePos="0" relativeHeight="251669504" behindDoc="0" locked="0" layoutInCell="1" allowOverlap="1" wp14:anchorId="72DC0BF0" wp14:editId="7FB28856">
+                <wp:simplePos x="0" y="0"/>
+                <wp:positionH relativeFrom="column">
+                  <wp:posOffset>482600</wp:posOffset>
+                </wp:positionH>
+                <wp:positionV relativeFrom="paragraph">
+                  <wp:posOffset>2559685</wp:posOffset>
+                </wp:positionV>
+                <wp:extent cx="31750" cy="285750"/>
+                <wp:effectExtent l="0" t="0" r="25400" b="19050"/>
+                <wp:wrapNone/>
+                <wp:docPr id="1094919149" name="Straight Connector 5"/>
+                <wp:cNvGraphicFramePr/>
+                <a:graphic xmlns:a="http://schemas.openxmlformats.org/drawingml/2006/main">
+                  <a:graphicData uri="http://schemas.microsoft.com/office/word/2010/wordprocessingShape">
+                    <wps:wsp>
+                      <wps:cNvCnPr/>
+                      <wps:spPr>
+                        <a:xfrm>
+                          <a:off x="0" y="0"/>
+                          <a:ext cx="31750" cy="285750"/>
+                        </a:xfrm>
+                        <a:prstGeom prst="line">
+                          <a:avLst/>
+                        </a:prstGeom>
+                        <a:ln w="9525" cap="flat" cmpd="sng" algn="ctr">
+                          <a:solidFill>
+                            <a:schemeClr val="accent6"/>
+                          </a:solidFill>
+                          <a:prstDash val="dash"/>
+                          <a:round/>
+                          <a:headEnd type="none" w="med" len="med"/>
+                          <a:tailEnd type="none" w="med" len="med"/>
+                        </a:ln>
+                      </wps:spPr>
+                      <wps:style>
+                        <a:lnRef idx="0">
+                          <a:scrgbClr r="0" g="0" b="0"/>
+                        </a:lnRef>
+                        <a:fillRef idx="0">
+                          <a:scrgbClr r="0" g="0" b="0"/>
+                        </a:fillRef>
+                        <a:effectRef idx="0">
+                          <a:scrgbClr r="0" g="0" b="0"/>
+                        </a:effectRef>
+                        <a:fontRef idx="minor">
+                          <a:schemeClr val="tx1"/>
+                        </a:fontRef>
+                      </wps:style>
+                      <wps:bodyPr/>
+                    </wps:wsp>
+                  </a:graphicData>
+                </a:graphic>
+              </wp:anchor>
+            </w:drawing>
+          </mc:Choice>
+          <mc:Fallback>
+            <w:pict>
+              <v:line w14:anchorId="216D6D62" id="Straight Connector 5" o:spid="_x0000_s1026" style="position:absolute;z-index:251669504;visibility:visible;mso-wrap-style:square;mso-wrap-distance-left:9pt;mso-wrap-distance-top:0;mso-wrap-distance-right:9pt;mso-wrap-distance-bottom:0;mso-position-horizontal:absolute;mso-position-horizontal-relative:text;mso-position-vertical:absolute;mso-position-vertical-relative:text" from="38pt,201.55pt" to="40.5pt,224.05pt" o:gfxdata="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" strokecolor="#f79646 [3209]">
+                <v:stroke dashstyle="dash"/>
+              </v:line>
+            </w:pict>
+          </mc:Fallback>
+        </mc:AlternateContent>
+      </w:r>
+      <w:r>
+        <w:rPr>
+          <w:rFonts w:ascii="Calibri" w:eastAsia="MS Gothic" w:hAnsi="Calibri"/>
+          <w:noProof/>
+          <w:lang w:val="en-GB"/>
+        </w:rPr>
+        <mc:AlternateContent>
+          <mc:Choice Requires="wps">
+            <w:drawing>
+              <wp:anchor distT="0" distB="0" distL="114300" distR="114300" simplePos="0" relativeHeight="251668480" behindDoc="0" locked="0" layoutInCell="1" allowOverlap="1" wp14:anchorId="4400450B" wp14:editId="5D445062">
+                <wp:simplePos x="0" y="0"/>
+                <wp:positionH relativeFrom="column">
+                  <wp:posOffset>1689100</wp:posOffset>
+                </wp:positionH>
+                <wp:positionV relativeFrom="paragraph">
+                  <wp:posOffset>2032635</wp:posOffset>
+                </wp:positionV>
+                <wp:extent cx="273050" cy="234950"/>
+                <wp:effectExtent l="57150" t="19050" r="0" b="88900"/>
+                <wp:wrapNone/>
+                <wp:docPr id="456302881" name="Flowchart: Connector 4"/>
+                <wp:cNvGraphicFramePr/>
+                <a:graphic xmlns:a="http://schemas.openxmlformats.org/drawingml/2006/main">
+                  <a:graphicData uri="http://schemas.microsoft.com/office/word/2010/wordprocessingShape">
+                    <wps:wsp>
+                      <wps:cNvSpPr/>
+                      <wps:spPr>
+                        <a:xfrm>
+                          <a:off x="0" y="0"/>
+                          <a:ext cx="273050" cy="234950"/>
+                        </a:xfrm>
+                        <a:prstGeom prst="flowChartConnector">
+                          <a:avLst/>
+                        </a:prstGeom>
+                      </wps:spPr>
+                      <wps:style>
+                        <a:lnRef idx="1">
+                          <a:schemeClr val="accent6"/>
+                        </a:lnRef>
+                        <a:fillRef idx="3">
+                          <a:schemeClr val="accent6"/>
+                        </a:fillRef>
+                        <a:effectRef idx="2">
+                          <a:schemeClr val="accent6"/>
+                        </a:effectRef>
+                        <a:fontRef idx="minor">
+                          <a:schemeClr val="lt1"/>
+                        </a:fontRef>
+                      </wps:style>
+                      <wps:bodyPr rot="0" spcFirstLastPara="0" vertOverflow="overflow" horzOverflow="overflow" vert="horz" wrap="square" lIns="91440" tIns="45720" rIns="91440" bIns="45720" numCol="1" spcCol="0" rtlCol="0" fromWordArt="0" anchor="ctr" anchorCtr="0" forceAA="0" compatLnSpc="1">
+                        <a:prstTxWarp prst="textNoShape">
+                          <a:avLst/>
+                        </a:prstTxWarp>
+                        <a:noAutofit/>
+                      </wps:bodyPr>
+                    </wps:wsp>
+                  </a:graphicData>
+                </a:graphic>
+              </wp:anchor>
+            </w:drawing>
+          </mc:Choice>
+          <mc:Fallback>
+            <w:pict>
+              <v:shapetype w14:anchorId="381CC0C5" id="_x0000_t120" coordsize="21600,21600" o:spt="120" path="m10800,qx,10800,10800,21600,21600,10800,10800,xe">
+                <v:path gradientshapeok="t" o:connecttype="custom" o:connectlocs="10800,0;3163,3163;0,10800;3163,18437;10800,21600;18437,18437;21600,10800;18437,3163" textboxrect="3163,3163,18437,18437"/>
+              </v:shapetype>
+              <v:shape id="Flowchart: Connector 4" o:spid="_x0000_s1026" type="#_x0000_t120" style="position:absolute;margin-left:133pt;margin-top:160.05pt;width:21.5pt;height:18.5pt;z-index:251668480;visibility:visible;mso-wrap-style:square;mso-wrap-distance-left:9pt;mso-wrap-distance-top:0;mso-wrap-distance-right:9pt;mso-wrap-distance-bottom:0;mso-position-horizontal:absolute;mso-position-horizontal-relative:text;mso-position-vertical:absolute;mso-position-vertical-relative:text;v-text-anchor:middle" o:gfxdata="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" fillcolor="#9a4906 [1641]" strokecolor="#f68c36 [3049]">
+                <v:fill color2="#f68a32 [3017]" rotate="t" angle="180" colors="0 #cb6c1d;52429f #ff8f2a;1 #ff8f26" focus="100%" type="gradient">
+                  <o:fill v:ext="view" type="gradientUnscaled"/>
+                </v:fill>
+                <v:shadow on="t" color="black" opacity="22937f" origin=",.5" offset="0,.63889mm"/>
+              </v:shape>
+            </w:pict>
+          </mc:Fallback>
+        </mc:AlternateContent>
+      </w:r>
+      <w:r>
+        <w:rPr>
+          <w:rFonts w:ascii="Calibri" w:eastAsia="MS Gothic" w:hAnsi="Calibri"/>
+          <w:noProof/>
+          <w:lang w:val="en-GB"/>
+        </w:rPr>
+        <mc:AlternateContent>
+          <mc:Choice Requires="wps">
+            <w:drawing>
+              <wp:anchor distT="0" distB="0" distL="114300" distR="114300" simplePos="0" relativeHeight="251667456" behindDoc="0" locked="0" layoutInCell="1" allowOverlap="1" wp14:anchorId="6EE2C1B3" wp14:editId="19A493A2">
+                <wp:simplePos x="0" y="0"/>
+                <wp:positionH relativeFrom="column">
+                  <wp:posOffset>1562100</wp:posOffset>
+                </wp:positionH>
+                <wp:positionV relativeFrom="paragraph">
+                  <wp:posOffset>3010535</wp:posOffset>
+                </wp:positionV>
+                <wp:extent cx="984250" cy="431800"/>
+                <wp:effectExtent l="0" t="0" r="25400" b="25400"/>
+                <wp:wrapNone/>
+                <wp:docPr id="1379674493" name="Text Box 3"/>
+                <wp:cNvGraphicFramePr/>
+                <a:graphic xmlns:a="http://schemas.openxmlformats.org/drawingml/2006/main">
+                  <a:graphicData uri="http://schemas.microsoft.com/office/word/2010/wordprocessingShape">
+                    <wps:wsp>
+                      <wps:cNvSpPr txBox="1"/>
+                      <wps:spPr>
+                        <a:xfrm>
+                          <a:off x="0" y="0"/>
+                          <a:ext cx="984250" cy="431800"/>
+                        </a:xfrm>
+                        <a:prstGeom prst="rect">
+                          <a:avLst/>
+                        </a:prstGeom>
+                        <a:solidFill>
+                          <a:schemeClr val="lt1"/>
+                        </a:solidFill>
+                        <a:ln w="6350">
+                          <a:solidFill>
+                            <a:prstClr val="black"/>
+                          </a:solidFill>
+                        </a:ln>
+                      </wps:spPr>
+                      <wps:txbx>
+                        <w:txbxContent>
+                          <w:p>
+                            <w:pPr>
+                              <w:rPr>
+                                <w:sz w:val="16"/>
+                                <w:szCs w:val="16"/>
+                              </w:rPr>
+                            </w:pPr>
+                            <w:r>
+                              <w:rPr>
+                                <w:sz w:val="16"/>
+                                <w:szCs w:val="16"/>
+                              </w:rPr>
+                              <w:t>Swipe left to open the history</w:t>
+                            </w:r>
+                          </w:p>
+                        </w:txbxContent>
+                      </wps:txbx>
+                      <wps:bodyPr rot="0" spcFirstLastPara="0" vertOverflow="overflow" horzOverflow="overflow" vert="horz" wrap="square" lIns="91440" tIns="45720" rIns="91440" bIns="45720" numCol="1" spcCol="0" rtlCol="0" fromWordArt="0" anchor="t" anchorCtr="0" forceAA="0" compatLnSpc="1">
+                        <a:prstTxWarp prst="textNoShape">
+                          <a:avLst/>
+                        </a:prstTxWarp>
+                        <a:noAutofit/>
+                      </wps:bodyPr>
+                    </wps:wsp>
+                  </a:graphicData>
+                </a:graphic>
+                <wp14:sizeRelH relativeFrom="margin">
+                  <wp14:pctWidth>0</wp14:pctWidth>
+                </wp14:sizeRelH>
+              </wp:anchor>
+            </w:drawing>
+          </mc:Choice>
+          <mc:Fallback>
+            <w:pict>
+              <v:shape w14:anchorId="6EE2C1B3" id="Text Box 3" o:spid="_x0000_s1027" type="#_x0000_t202" style="position:absolute;left:0;text-align:left;margin-left:123pt;margin-top:237.05pt;width:77.5pt;height:34pt;z-index:251667456;visibility:visible;mso-wrap-style:square;mso-width-percent:0;mso-wrap-distance-left:9pt;mso-wrap-distance-top:0;mso-wrap-distance-right:9pt;mso-wrap-distance-bottom:0;mso-position-horizontal:absolute;mso-position-horizontal-relative:text;mso-position-vertical:absolute;mso-position-vertical-relative:text;mso-width-percent:0;mso-width-relative:margin;v-text-anchor:top" o:gfxdata="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" fillcolor="white [3201]" strokeweight=".5pt">
+                <v:textbox>
+                  <w:txbxContent>
+                    <w:p>
+                      <w:pPr>
+                        <w:rPr>
+                          <w:sz w:val="16"/>
+                          <w:szCs w:val="16"/>
+                        </w:rPr>
+                      </w:pPr>
+                      <w:r>
+                        <w:rPr>
+                          <w:sz w:val="16"/>
+                          <w:szCs w:val="16"/>
+                        </w:rPr>
+                        <w:t>Swipe left to open the history</w:t>
+                      </w:r>
+                    </w:p>
+                  </w:txbxContent>
+                </v:textbox>
+              </v:shape>
+            </w:pict>
+          </mc:Fallback>
+        </mc:AlternateContent>
+      </w:r>
+      <w:r>
+        <w:rPr>
+          <w:rFonts w:ascii="Calibri" w:eastAsia="MS Gothic" w:hAnsi="Calibri"/>
+          <w:noProof/>
+          <w:lang w:val="en-GB"/>
+        </w:rPr>
+        <mc:AlternateContent>
+          <mc:Choice Requires="wps">
+            <w:drawing>
+              <wp:anchor distT="0" distB="0" distL="114300" distR="114300" simplePos="0" relativeHeight="251663360" behindDoc="0" locked="0" layoutInCell="1" allowOverlap="1" wp14:anchorId="70CD826D" wp14:editId="352C8BC7">
+                <wp:simplePos x="0" y="0"/>
+                <wp:positionH relativeFrom="column">
+                  <wp:posOffset>-120650</wp:posOffset>
+                </wp:positionH>
+                <wp:positionV relativeFrom="paragraph">
+                  <wp:posOffset>2464435</wp:posOffset>
+                </wp:positionV>
+                <wp:extent cx="1143000" cy="165735"/>
+                <wp:effectExtent l="57150" t="38100" r="57150" b="120015"/>
+                <wp:wrapNone/>
+                <wp:docPr id="599208406" name="Straight Arrow Connector 1"/>
+                <wp:cNvGraphicFramePr/>
+                <a:graphic xmlns:a="http://schemas.openxmlformats.org/drawingml/2006/main">
+                  <a:graphicData uri="http://schemas.microsoft.com/office/word/2010/wordprocessingShape">
+                    <wps:wsp>
+                      <wps:cNvCnPr/>
+                      <wps:spPr>
+                        <a:xfrm>
+                          <a:off x="0" y="0"/>
+                          <a:ext cx="1143000" cy="165735"/>
+                        </a:xfrm>
+                        <a:prstGeom prst="straightConnector1">
+                          <a:avLst/>
+                        </a:prstGeom>
+                        <a:ln>
+                          <a:tailEnd type="triangle"/>
+                        </a:ln>
+                      </wps:spPr>
+                      <wps:style>
+                        <a:lnRef idx="3">
+                          <a:schemeClr val="accent6"/>
+                        </a:lnRef>
+                        <a:fillRef idx="0">
+                          <a:schemeClr val="accent6"/>
+                        </a:fillRef>
+                        <a:effectRef idx="2">
+                          <a:schemeClr val="accent6"/>
+                        </a:effectRef>
+                        <a:fontRef idx="minor">
+                          <a:schemeClr val="tx1"/>
+                        </a:fontRef>
+                      </wps:style>
+                      <wps:bodyPr/>
+                    </wps:wsp>
+                  </a:graphicData>
+                </a:graphic>
+                <wp14:sizeRelH relativeFrom="margin">
+                  <wp14:pctWidth>0</wp14:pctWidth>
+                </wp14:sizeRelH>
+                <wp14:sizeRelV relativeFrom="margin">
+                  <wp14:pctHeight>0</wp14:pctHeight>
+                </wp14:sizeRelV>
+              </wp:anchor>
+            </w:drawing>
+          </mc:Choice>
+          <mc:Fallback>
+            <w:pict>
+              <v:shapetype w14:anchorId="32B94656" id="_x0000_t32" coordsize="21600,21600" o:spt="32" o:oned="t" path="m,l21600,21600e" filled="f">
+                <v:path arrowok="t" fillok="f" o:connecttype="none"/>
+                <o:lock v:ext="edit" shapetype="t"/>
+              </v:shapetype>
+              <v:shape id="Straight Arrow Connector 1" o:spid="_x0000_s1026" type="#_x0000_t32" style="position:absolute;margin-left:-9.5pt;margin-top:194.05pt;width:90pt;height:13.05pt;z-index:251663360;visibility:visible;mso-wrap-style:square;mso-width-percent:0;mso-height-percent:0;mso-wrap-distance-left:9pt;mso-wrap-distance-top:0;mso-wrap-distance-right:9pt;mso-wrap-distance-bottom:0;mso-position-horizontal:absolute;mso-position-horizontal-relative:text;mso-position-vertical:absolute;mso-position-vertical-relative:text;mso-width-percent:0;mso-height-percent:0;mso-width-relative:margin;mso-height-relative:margin" o:gfxdata="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" strokecolor="#f79646 [3209]" strokeweight="3pt">
+                <v:stroke endarrow="block"/>
+                <v:shadow on="t" color="black" opacity="22937f" origin=",.5" offset="0,.63889mm"/>
+              </v:shape>
+            </w:pict>
+          </mc:Fallback>
+        </mc:AlternateContent>
+      </w:r>
+      <w:r>
+        <w:rPr>
+          <w:rFonts w:ascii="Calibri" w:eastAsia="MS Gothic" w:hAnsi="Calibri"/>
+          <w:noProof/>
+          <w:lang w:val="en-GB"/>
+        </w:rPr>
+        <mc:AlternateContent>
+          <mc:Choice Requires="wps">
+            <w:drawing>
+              <wp:anchor distT="0" distB="0" distL="114300" distR="114300" simplePos="0" relativeHeight="251666432" behindDoc="0" locked="0" layoutInCell="1" allowOverlap="1" wp14:anchorId="1FD3A96E" wp14:editId="73C9C986">
+                <wp:simplePos x="0" y="0"/>
+                <wp:positionH relativeFrom="column">
+                  <wp:posOffset>1371600</wp:posOffset>
+                </wp:positionH>
+                <wp:positionV relativeFrom="paragraph">
+                  <wp:posOffset>2781935</wp:posOffset>
+                </wp:positionV>
+                <wp:extent cx="1035050" cy="63500"/>
+                <wp:effectExtent l="57150" t="57150" r="50800" b="127000"/>
+                <wp:wrapNone/>
+                <wp:docPr id="1421615449" name="Straight Arrow Connector 1"/>
+                <wp:cNvGraphicFramePr/>
+                <a:graphic xmlns:a="http://schemas.openxmlformats.org/drawingml/2006/main">
+                  <a:graphicData uri="http://schemas.microsoft.com/office/word/2010/wordprocessingShape">
+                    <wps:wsp>
+                      <wps:cNvCnPr/>
+                      <wps:spPr>
+                        <a:xfrm flipH="1">
+                          <a:off x="0" y="0"/>
+                          <a:ext cx="1035050" cy="63500"/>
+                        </a:xfrm>
+                        <a:prstGeom prst="straightConnector1">
+                          <a:avLst/>
+                        </a:prstGeom>
+                        <a:ln>
+                          <a:tailEnd type="triangle"/>
+                        </a:ln>
+                      </wps:spPr>
+                      <wps:style>
+                        <a:lnRef idx="3">
+                          <a:schemeClr val="accent6"/>
+                        </a:lnRef>
+                        <a:fillRef idx="0">
+                          <a:schemeClr val="accent6"/>
+                        </a:fillRef>
+                        <a:effectRef idx="2">
+                          <a:schemeClr val="accent6"/>
+                        </a:effectRef>
+                        <a:fontRef idx="minor">
+                          <a:schemeClr val="tx1"/>
+                        </a:fontRef>
+                      </wps:style>
+                      <wps:bodyPr/>
+                    </wps:wsp>
+                  </a:graphicData>
+                </a:graphic>
+                <wp14:sizeRelH relativeFrom="margin">
+                  <wp14:pctWidth>0</wp14:pctWidth>
+                </wp14:sizeRelH>
+                <wp14:sizeRelV relativeFrom="margin">
+                  <wp14:pctHeight>0</wp14:pctHeight>
+                </wp14:sizeRelV>
+              </wp:anchor>
+            </w:drawing>
+          </mc:Choice>
+          <mc:Fallback>
+            <w:pict>
+              <v:shape w14:anchorId="56C3D083" id="Straight Arrow Connector 1" o:spid="_x0000_s1026" type="#_x0000_t32" style="position:absolute;margin-left:108pt;margin-top:219.05pt;width:81.5pt;height:5pt;flip:x;z-index:251666432;visibility:visible;mso-wrap-style:square;mso-width-percent:0;mso-height-percent:0;mso-wrap-distance-left:9pt;mso-wrap-distance-top:0;mso-wrap-distance-right:9pt;mso-wrap-distance-bottom:0;mso-position-horizontal:absolute;mso-position-horizontal-relative:text;mso-position-vertical:absolute;mso-position-vertical-relative:text;mso-width-percent:0;mso-height-percent:0;mso-width-relative:margin;mso-height-relative:margin" o:gfxdata="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" strokecolor="#f79646 [3209]" strokeweight="3pt">
+                <v:stroke endarrow="block"/>
+                <v:shadow on="t" color="black" opacity="22937f" origin=",.5" offset="0,.63889mm"/>
+              </v:shape>
+            </w:pict>
+          </mc:Fallback>
+        </mc:AlternateContent>
+      </w:r>
+      <w:r>
+        <w:rPr>
+          <w:rFonts w:ascii="Calibri" w:eastAsia="MS Gothic" w:hAnsi="Calibri"/>
+          <w:noProof/>
+          <w:lang w:val="en-GB"/>
+        </w:rPr>
+        <mc:AlternateContent>
+          <mc:Choice Requires="wps">
+            <w:drawing>
+              <wp:anchor distT="0" distB="0" distL="114300" distR="114300" simplePos="0" relativeHeight="251664384" behindDoc="0" locked="0" layoutInCell="1" allowOverlap="1" wp14:anchorId="7719C1DF" wp14:editId="2A07E3F2">
+                <wp:simplePos x="0" y="0"/>
+                <wp:positionH relativeFrom="column">
+                  <wp:posOffset>101600</wp:posOffset>
+                </wp:positionH>
+                <wp:positionV relativeFrom="paragraph">
+                  <wp:posOffset>2845435</wp:posOffset>
+                </wp:positionV>
+                <wp:extent cx="920750" cy="438150"/>
+                <wp:effectExtent l="0" t="0" r="12700" b="19050"/>
+                <wp:wrapNone/>
+                <wp:docPr id="853368994" name="Text Box 2"/>
+                <wp:cNvGraphicFramePr/>
+                <a:graphic xmlns:a="http://schemas.openxmlformats.org/drawingml/2006/main">
+                  <a:graphicData uri="http://schemas.microsoft.com/office/word/2010/wordprocessingShape">
+                    <wps:wsp>
+                      <wps:cNvSpPr txBox="1"/>
+                      <wps:spPr>
+                        <a:xfrm>
+                          <a:off x="0" y="0"/>
+                          <a:ext cx="920750" cy="438150"/>
+                        </a:xfrm>
+                        <a:prstGeom prst="rect">
+                          <a:avLst/>
+                        </a:prstGeom>
+                        <a:solidFill>
+                          <a:schemeClr val="lt1"/>
+                        </a:solidFill>
+                        <a:ln w="6350">
+                          <a:solidFill>
+                            <a:prstClr val="black"/>
+                          </a:solidFill>
+                        </a:ln>
+                      </wps:spPr>
+                      <wps:txbx>
+                        <w:txbxContent>
+                          <w:p>
+                            <w:pPr>
+                              <w:rPr>
+                                <w:sz w:val="16"/>
+                                <w:szCs w:val="16"/>
+                              </w:rPr>
+                            </w:pPr>
+                            <w:r>
+                              <w:rPr>
+                                <w:sz w:val="16"/>
+                                <w:szCs w:val="16"/>
+                              </w:rPr>
+                              <w:t>Swipe right to open Schedule</w:t>
+                            </w:r>
+                          </w:p>
+                        </w:txbxContent>
+                      </wps:txbx>
+                      <wps:bodyPr rot="0" spcFirstLastPara="0" vertOverflow="overflow" horzOverflow="overflow" vert="horz" wrap="square" lIns="91440" tIns="45720" rIns="91440" bIns="45720" numCol="1" spcCol="0" rtlCol="0" fromWordArt="0" anchor="t" anchorCtr="0" forceAA="0" compatLnSpc="1">
+                        <a:prstTxWarp prst="textNoShape">
+                          <a:avLst/>
+                        </a:prstTxWarp>
+                        <a:noAutofit/>
+                      </wps:bodyPr>
+                    </wps:wsp>
+                  </a:graphicData>
+                </a:graphic>
+              </wp:anchor>
+            </w:drawing>
+          </mc:Choice>
+          <mc:Fallback>
+            <w:pict>
+              <v:shape w14:anchorId="7719C1DF" id="Text Box 2" o:spid="_x0000_s1028" type="#_x0000_t202" style="position:absolute;left:0;text-align:left;margin-left:8pt;margin-top:224.05pt;width:72.5pt;height:34.5pt;z-index:251664384;visibility:visible;mso-wrap-style:square;mso-wrap-distance-left:9pt;mso-wrap-distance-top:0;mso-wrap-distance-right:9pt;mso-wrap-distance-bottom:0;mso-position-horizontal:absolute;mso-position-horizontal-relative:text;mso-position-vertical:absolute;mso-position-vertical-relative:text;v-text-anchor:top" o:gfxdata="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" fillcolor="white [3201]" strokeweight=".5pt">
+                <v:textbox>
+                  <w:txbxContent>
+                    <w:p>
+                      <w:pPr>
+                        <w:rPr>
+                          <w:sz w:val="16"/>
+                          <w:szCs w:val="16"/>
+                        </w:rPr>
+                      </w:pPr>
+                      <w:r>
+                        <w:rPr>
+                          <w:sz w:val="16"/>
+                          <w:szCs w:val="16"/>
+                        </w:rPr>
+                        <w:t>Swipe right to open Schedule</w:t>
+                      </w:r>
+                    </w:p>
+                  </w:txbxContent>
+                </v:textbox>
+              </v:shape>
+            </w:pict>
+          </mc:Fallback>
+        </mc:AlternateContent>
+      </w:r>
+      <w:r>
+        <w:rPr>
+          <w:rFonts w:ascii="Calibri" w:eastAsia="MS Gothic" w:hAnsi="Calibri"/>
+          <w:lang w:val="en-GB"/>
+        </w:rPr>
+        <w:drawing>
+          <wp:inline distT="0" distB="0" distL="0" distR="0" wp14:anchorId="7A849EC8" wp14:editId="4CCC5963">
+            <wp:extent cx="1981302" cy="4159464"/>
+            <wp:effectExtent l="0" t="0" r="0" b="0"/>
+            <wp:docPr id="1431058783" name="Picture 1"/>
+            <wp:cNvGraphicFramePr>
+              <a:graphicFrameLocks xmlns:a="http://schemas.openxmlformats.org/drawingml/2006/main" noChangeAspect="1"/>
+            </wp:cNvGraphicFramePr>
+            <a:graphic xmlns:a="http://schemas.openxmlformats.org/drawingml/2006/main">
+              <a:graphicData uri="http://schemas.openxmlformats.org/drawingml/2006/picture">
+                <pic:pic xmlns:pic="http://schemas.openxmlformats.org/drawingml/2006/picture">
+                  <pic:nvPicPr>
+                    <pic:cNvPr id="1431058783" name=""/>
+                    <pic:cNvPicPr/>
+                  </pic:nvPicPr>
+                  <pic:blipFill>
+                    <a:blip r:embed="rId32"/>
+                    <a:stretch>
+                      <a:fillRect/>
+                    </a:stretch>
+                  </pic:blipFill>
+                  <pic:spPr>
+                    <a:xfrm>
+                      <a:off x="0" y="0"/>
+                      <a:ext cx="1981302" cy="4159464"/>
+                    </a:xfrm>
+                    <a:prstGeom prst="rect">
+                      <a:avLst/>
+                    </a:prstGeom>
+                  </pic:spPr>
+                </pic:pic>
+              </a:graphicData>
+            </a:graphic>
+          </wp:inline>
+        </w:drawing>
+      </w:r>
+    </w:p>
+    <w:p>
+      <w:pPr>
+        <w:rPr>
+          <w:rFonts w:ascii="Calibri" w:eastAsia="MS Gothic" w:hAnsi="Calibri"/>
+          <w:lang w:val="en-GB"/>
+        </w:rPr>
+      </w:pPr>
+    </w:p>
+    <w:p>
       <w:r>
         <w:br/>
       </w:r>
@@ -2331,7 +4885,7 @@
                 <wp:cNvGraphicFramePr/>
                 <a:graphic xmlns:a="http://schemas.openxmlformats.org/drawingml/2006/main">
                   <a:graphicData uri="http://schemas.microsoft.com/office/word/2010/wordprocessingInk">
-                    <w14:contentPart bwMode="auto" r:id="rId28">
+                    <w14:contentPart bwMode="auto" r:id="rId33">
                       <w14:nvContentPartPr>
                         <w14:cNvContentPartPr/>
                       </w14:nvContentPartPr>
@@ -2367,7 +4921,7 @@
                 <o:lock v:ext="edit" aspectratio="t"/>
               </v:shapetype>
               <v:shape id="Ink 1" o:spid="_x0000_s1026" type="#_x0000_t75" style="position:absolute;margin-left:161.2pt;margin-top:27.7pt;width:2.9pt;height:2.9pt;z-index:251659264;visibility:visible;mso-wrap-style:square;mso-wrap-distance-left:9pt;mso-wrap-distance-top:0;mso-wrap-distance-right:9pt;mso-wrap-distance-bottom:0;mso-position-horizontal:absolute;mso-position-horizontal-relative:text;mso-position-vertical:absolute;mso-position-vertical-relative:text" o:gfxdata="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">
-                <v:imagedata r:id="rId29" o:title=""/>
+                <v:imagedata r:id="rId34" o:title=""/>
               </v:shape>
             </w:pict>
           </mc:Fallback>
@@ -2418,7 +4972,7 @@
                 <wp:cNvGraphicFramePr/>
                 <a:graphic xmlns:a="http://schemas.openxmlformats.org/drawingml/2006/main">
                   <a:graphicData uri="http://schemas.microsoft.com/office/word/2010/wordprocessingInk">
-                    <w14:contentPart bwMode="auto" r:id="rId30">
+                    <w14:contentPart bwMode="auto" r:id="rId35">
                       <w14:nvContentPartPr>
                         <w14:cNvContentPartPr/>
                       </w14:nvContentPartPr>
@@ -2435,7 +4989,7 @@
           <mc:Fallback>
             <w:pict>
               <v:shape w14:anchorId="541672B8" id="Ink 12" o:spid="_x0000_s1026" type="#_x0000_t75" style="position:absolute;margin-left:84.45pt;margin-top:-6.95pt;width:87.1pt;height:19.65pt;z-index:251662336;visibility:visible;mso-wrap-style:square;mso-wrap-distance-left:9pt;mso-wrap-distance-top:0;mso-wrap-distance-right:9pt;mso-wrap-distance-bottom:0;mso-position-horizontal:absolute;mso-position-horizontal-relative:text;mso-position-vertical:absolute;mso-position-vertical-relative:text" o:gfxdata="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">
-                <v:imagedata r:id="rId31" o:title=""/>
+                <v:imagedata r:id="rId36" o:title=""/>
               </v:shape>
             </w:pict>
           </mc:Fallback>
@@ -2744,6 +5298,304 @@
     </w:lvl>
   </w:abstractNum>
   <w:abstractNum w:abstractNumId="9" w15:restartNumberingAfterBreak="0">
+    <w:nsid w:val="047E13E4"/>
+    <w:multiLevelType w:val="multilevel"/>
+    <w:tmpl w:val="9C90F128"/>
+    <w:lvl w:ilvl="0">
+      <w:start w:val="1"/>
+      <w:numFmt w:val="bullet"/>
+      <w:lvlText w:val=""/>
+      <w:lvlJc w:val="left"/>
+      <w:pPr>
+        <w:tabs>
+          <w:tab w:val="num" w:pos="720"/>
+        </w:tabs>
+        <w:ind w:left="720" w:hanging="360"/>
+      </w:pPr>
+      <w:rPr>
+        <w:rFonts w:ascii="Symbol" w:hAnsi="Symbol" w:hint="default"/>
+        <w:sz w:val="20"/>
+      </w:rPr>
+    </w:lvl>
+    <w:lvl w:ilvl="1" w:tentative="1">
+      <w:start w:val="1"/>
+      <w:numFmt w:val="bullet"/>
+      <w:lvlText w:val="o"/>
+      <w:lvlJc w:val="left"/>
+      <w:pPr>
+        <w:tabs>
+          <w:tab w:val="num" w:pos="1440"/>
+        </w:tabs>
+        <w:ind w:left="1440" w:hanging="360"/>
+      </w:pPr>
+      <w:rPr>
+        <w:rFonts w:ascii="Courier New" w:hAnsi="Courier New" w:hint="default"/>
+        <w:sz w:val="20"/>
+      </w:rPr>
+    </w:lvl>
+    <w:lvl w:ilvl="2" w:tentative="1">
+      <w:start w:val="1"/>
+      <w:numFmt w:val="bullet"/>
+      <w:lvlText w:val=""/>
+      <w:lvlJc w:val="left"/>
+      <w:pPr>
+        <w:tabs>
+          <w:tab w:val="num" w:pos="2160"/>
+        </w:tabs>
+        <w:ind w:left="2160" w:hanging="360"/>
+      </w:pPr>
+      <w:rPr>
+        <w:rFonts w:ascii="Wingdings" w:hAnsi="Wingdings" w:hint="default"/>
+        <w:sz w:val="20"/>
+      </w:rPr>
+    </w:lvl>
+    <w:lvl w:ilvl="3" w:tentative="1">
+      <w:start w:val="1"/>
+      <w:numFmt w:val="bullet"/>
+      <w:lvlText w:val=""/>
+      <w:lvlJc w:val="left"/>
+      <w:pPr>
+        <w:tabs>
+          <w:tab w:val="num" w:pos="2880"/>
+        </w:tabs>
+        <w:ind w:left="2880" w:hanging="360"/>
+      </w:pPr>
+      <w:rPr>
+        <w:rFonts w:ascii="Wingdings" w:hAnsi="Wingdings" w:hint="default"/>
+        <w:sz w:val="20"/>
+      </w:rPr>
+    </w:lvl>
+    <w:lvl w:ilvl="4" w:tentative="1">
+      <w:start w:val="1"/>
+      <w:numFmt w:val="bullet"/>
+      <w:lvlText w:val=""/>
+      <w:lvlJc w:val="left"/>
+      <w:pPr>
+        <w:tabs>
+          <w:tab w:val="num" w:pos="3600"/>
+        </w:tabs>
+        <w:ind w:left="3600" w:hanging="360"/>
+      </w:pPr>
+      <w:rPr>
+        <w:rFonts w:ascii="Wingdings" w:hAnsi="Wingdings" w:hint="default"/>
+        <w:sz w:val="20"/>
+      </w:rPr>
+    </w:lvl>
+    <w:lvl w:ilvl="5" w:tentative="1">
+      <w:start w:val="1"/>
+      <w:numFmt w:val="bullet"/>
+      <w:lvlText w:val=""/>
+      <w:lvlJc w:val="left"/>
+      <w:pPr>
+        <w:tabs>
+          <w:tab w:val="num" w:pos="4320"/>
+        </w:tabs>
+        <w:ind w:left="4320" w:hanging="360"/>
+      </w:pPr>
+      <w:rPr>
+        <w:rFonts w:ascii="Wingdings" w:hAnsi="Wingdings" w:hint="default"/>
+        <w:sz w:val="20"/>
+      </w:rPr>
+    </w:lvl>
+    <w:lvl w:ilvl="6" w:tentative="1">
+      <w:start w:val="1"/>
+      <w:numFmt w:val="bullet"/>
+      <w:lvlText w:val=""/>
+      <w:lvlJc w:val="left"/>
+      <w:pPr>
+        <w:tabs>
+          <w:tab w:val="num" w:pos="5040"/>
+        </w:tabs>
+        <w:ind w:left="5040" w:hanging="360"/>
+      </w:pPr>
+      <w:rPr>
+        <w:rFonts w:ascii="Wingdings" w:hAnsi="Wingdings" w:hint="default"/>
+        <w:sz w:val="20"/>
+      </w:rPr>
+    </w:lvl>
+    <w:lvl w:ilvl="7" w:tentative="1">
+      <w:start w:val="1"/>
+      <w:numFmt w:val="bullet"/>
+      <w:lvlText w:val=""/>
+      <w:lvlJc w:val="left"/>
+      <w:pPr>
+        <w:tabs>
+          <w:tab w:val="num" w:pos="5760"/>
+        </w:tabs>
+        <w:ind w:left="5760" w:hanging="360"/>
+      </w:pPr>
+      <w:rPr>
+        <w:rFonts w:ascii="Wingdings" w:hAnsi="Wingdings" w:hint="default"/>
+        <w:sz w:val="20"/>
+      </w:rPr>
+    </w:lvl>
+    <w:lvl w:ilvl="8" w:tentative="1">
+      <w:start w:val="1"/>
+      <w:numFmt w:val="bullet"/>
+      <w:lvlText w:val=""/>
+      <w:lvlJc w:val="left"/>
+      <w:pPr>
+        <w:tabs>
+          <w:tab w:val="num" w:pos="6480"/>
+        </w:tabs>
+        <w:ind w:left="6480" w:hanging="360"/>
+      </w:pPr>
+      <w:rPr>
+        <w:rFonts w:ascii="Wingdings" w:hAnsi="Wingdings" w:hint="default"/>
+        <w:sz w:val="20"/>
+      </w:rPr>
+    </w:lvl>
+  </w:abstractNum>
+  <w:abstractNum w:abstractNumId="10" w15:restartNumberingAfterBreak="0">
+    <w:nsid w:val="0C333CB8"/>
+    <w:multiLevelType w:val="multilevel"/>
+    <w:tmpl w:val="2356DF9A"/>
+    <w:lvl w:ilvl="0">
+      <w:start w:val="1"/>
+      <w:numFmt w:val="bullet"/>
+      <w:lvlText w:val=""/>
+      <w:lvlJc w:val="left"/>
+      <w:pPr>
+        <w:tabs>
+          <w:tab w:val="num" w:pos="720"/>
+        </w:tabs>
+        <w:ind w:left="720" w:hanging="360"/>
+      </w:pPr>
+      <w:rPr>
+        <w:rFonts w:ascii="Symbol" w:hAnsi="Symbol" w:hint="default"/>
+        <w:sz w:val="20"/>
+      </w:rPr>
+    </w:lvl>
+    <w:lvl w:ilvl="1" w:tentative="1">
+      <w:start w:val="1"/>
+      <w:numFmt w:val="bullet"/>
+      <w:lvlText w:val="o"/>
+      <w:lvlJc w:val="left"/>
+      <w:pPr>
+        <w:tabs>
+          <w:tab w:val="num" w:pos="1440"/>
+        </w:tabs>
+        <w:ind w:left="1440" w:hanging="360"/>
+      </w:pPr>
+      <w:rPr>
+        <w:rFonts w:ascii="Courier New" w:hAnsi="Courier New" w:hint="default"/>
+        <w:sz w:val="20"/>
+      </w:rPr>
+    </w:lvl>
+    <w:lvl w:ilvl="2" w:tentative="1">
+      <w:start w:val="1"/>
+      <w:numFmt w:val="bullet"/>
+      <w:lvlText w:val=""/>
+      <w:lvlJc w:val="left"/>
+      <w:pPr>
+        <w:tabs>
+          <w:tab w:val="num" w:pos="2160"/>
+        </w:tabs>
+        <w:ind w:left="2160" w:hanging="360"/>
+      </w:pPr>
+      <w:rPr>
+        <w:rFonts w:ascii="Wingdings" w:hAnsi="Wingdings" w:hint="default"/>
+        <w:sz w:val="20"/>
+      </w:rPr>
+    </w:lvl>
+    <w:lvl w:ilvl="3" w:tentative="1">
+      <w:start w:val="1"/>
+      <w:numFmt w:val="bullet"/>
+      <w:lvlText w:val=""/>
+      <w:lvlJc w:val="left"/>
+      <w:pPr>
+        <w:tabs>
+          <w:tab w:val="num" w:pos="2880"/>
+        </w:tabs>
+        <w:ind w:left="2880" w:hanging="360"/>
+      </w:pPr>
+      <w:rPr>
+        <w:rFonts w:ascii="Wingdings" w:hAnsi="Wingdings" w:hint="default"/>
+        <w:sz w:val="20"/>
+      </w:rPr>
+    </w:lvl>
+    <w:lvl w:ilvl="4" w:tentative="1">
+      <w:start w:val="1"/>
+      <w:numFmt w:val="bullet"/>
+      <w:lvlText w:val=""/>
+      <w:lvlJc w:val="left"/>
+      <w:pPr>
+        <w:tabs>
+          <w:tab w:val="num" w:pos="3600"/>
+        </w:tabs>
+        <w:ind w:left="3600" w:hanging="360"/>
+      </w:pPr>
+      <w:rPr>
+        <w:rFonts w:ascii="Wingdings" w:hAnsi="Wingdings" w:hint="default"/>
+        <w:sz w:val="20"/>
+      </w:rPr>
+    </w:lvl>
+    <w:lvl w:ilvl="5" w:tentative="1">
+      <w:start w:val="1"/>
+      <w:numFmt w:val="bullet"/>
+      <w:lvlText w:val=""/>
+      <w:lvlJc w:val="left"/>
+      <w:pPr>
+        <w:tabs>
+          <w:tab w:val="num" w:pos="4320"/>
+        </w:tabs>
+        <w:ind w:left="4320" w:hanging="360"/>
+      </w:pPr>
+      <w:rPr>
+        <w:rFonts w:ascii="Wingdings" w:hAnsi="Wingdings" w:hint="default"/>
+        <w:sz w:val="20"/>
+      </w:rPr>
+    </w:lvl>
+    <w:lvl w:ilvl="6" w:tentative="1">
+      <w:start w:val="1"/>
+      <w:numFmt w:val="bullet"/>
+      <w:lvlText w:val=""/>
+      <w:lvlJc w:val="left"/>
+      <w:pPr>
+        <w:tabs>
+          <w:tab w:val="num" w:pos="5040"/>
+        </w:tabs>
+        <w:ind w:left="5040" w:hanging="360"/>
+      </w:pPr>
+      <w:rPr>
+        <w:rFonts w:ascii="Wingdings" w:hAnsi="Wingdings" w:hint="default"/>
+        <w:sz w:val="20"/>
+      </w:rPr>
+    </w:lvl>
+    <w:lvl w:ilvl="7" w:tentative="1">
+      <w:start w:val="1"/>
+      <w:numFmt w:val="bullet"/>
+      <w:lvlText w:val=""/>
+      <w:lvlJc w:val="left"/>
+      <w:pPr>
+        <w:tabs>
+          <w:tab w:val="num" w:pos="5760"/>
+        </w:tabs>
+        <w:ind w:left="5760" w:hanging="360"/>
+      </w:pPr>
+      <w:rPr>
+        <w:rFonts w:ascii="Wingdings" w:hAnsi="Wingdings" w:hint="default"/>
+        <w:sz w:val="20"/>
+      </w:rPr>
+    </w:lvl>
+    <w:lvl w:ilvl="8" w:tentative="1">
+      <w:start w:val="1"/>
+      <w:numFmt w:val="bullet"/>
+      <w:lvlText w:val=""/>
+      <w:lvlJc w:val="left"/>
+      <w:pPr>
+        <w:tabs>
+          <w:tab w:val="num" w:pos="6480"/>
+        </w:tabs>
+        <w:ind w:left="6480" w:hanging="360"/>
+      </w:pPr>
+      <w:rPr>
+        <w:rFonts w:ascii="Wingdings" w:hAnsi="Wingdings" w:hint="default"/>
+        <w:sz w:val="20"/>
+      </w:rPr>
+    </w:lvl>
+  </w:abstractNum>
+  <w:abstractNum w:abstractNumId="11" w15:restartNumberingAfterBreak="0">
     <w:nsid w:val="0F707D9B"/>
     <w:multiLevelType w:val="singleLevel"/>
     <w:tmpl w:val="C310EC42"/>
@@ -2760,7 +5612,865 @@
       </w:pPr>
     </w:lvl>
   </w:abstractNum>
-  <w:abstractNum w:abstractNumId="10" w15:restartNumberingAfterBreak="0">
+  <w:abstractNum w:abstractNumId="12" w15:restartNumberingAfterBreak="0">
+    <w:nsid w:val="153B353D"/>
+    <w:multiLevelType w:val="multilevel"/>
+    <w:tmpl w:val="2E9C995A"/>
+    <w:lvl w:ilvl="0">
+      <w:start w:val="1"/>
+      <w:numFmt w:val="bullet"/>
+      <w:lvlText w:val=""/>
+      <w:lvlJc w:val="left"/>
+      <w:pPr>
+        <w:tabs>
+          <w:tab w:val="num" w:pos="720"/>
+        </w:tabs>
+        <w:ind w:left="720" w:hanging="360"/>
+      </w:pPr>
+      <w:rPr>
+        <w:rFonts w:ascii="Symbol" w:hAnsi="Symbol" w:hint="default"/>
+        <w:sz w:val="20"/>
+      </w:rPr>
+    </w:lvl>
+    <w:lvl w:ilvl="1" w:tentative="1">
+      <w:start w:val="1"/>
+      <w:numFmt w:val="bullet"/>
+      <w:lvlText w:val="o"/>
+      <w:lvlJc w:val="left"/>
+      <w:pPr>
+        <w:tabs>
+          <w:tab w:val="num" w:pos="1440"/>
+        </w:tabs>
+        <w:ind w:left="1440" w:hanging="360"/>
+      </w:pPr>
+      <w:rPr>
+        <w:rFonts w:ascii="Courier New" w:hAnsi="Courier New" w:hint="default"/>
+        <w:sz w:val="20"/>
+      </w:rPr>
+    </w:lvl>
+    <w:lvl w:ilvl="2" w:tentative="1">
+      <w:start w:val="1"/>
+      <w:numFmt w:val="bullet"/>
+      <w:lvlText w:val=""/>
+      <w:lvlJc w:val="left"/>
+      <w:pPr>
+        <w:tabs>
+          <w:tab w:val="num" w:pos="2160"/>
+        </w:tabs>
+        <w:ind w:left="2160" w:hanging="360"/>
+      </w:pPr>
+      <w:rPr>
+        <w:rFonts w:ascii="Wingdings" w:hAnsi="Wingdings" w:hint="default"/>
+        <w:sz w:val="20"/>
+      </w:rPr>
+    </w:lvl>
+    <w:lvl w:ilvl="3" w:tentative="1">
+      <w:start w:val="1"/>
+      <w:numFmt w:val="bullet"/>
+      <w:lvlText w:val=""/>
+      <w:lvlJc w:val="left"/>
+      <w:pPr>
+        <w:tabs>
+          <w:tab w:val="num" w:pos="2880"/>
+        </w:tabs>
+        <w:ind w:left="2880" w:hanging="360"/>
+      </w:pPr>
+      <w:rPr>
+        <w:rFonts w:ascii="Wingdings" w:hAnsi="Wingdings" w:hint="default"/>
+        <w:sz w:val="20"/>
+      </w:rPr>
+    </w:lvl>
+    <w:lvl w:ilvl="4" w:tentative="1">
+      <w:start w:val="1"/>
+      <w:numFmt w:val="bullet"/>
+      <w:lvlText w:val=""/>
+      <w:lvlJc w:val="left"/>
+      <w:pPr>
+        <w:tabs>
+          <w:tab w:val="num" w:pos="3600"/>
+        </w:tabs>
+        <w:ind w:left="3600" w:hanging="360"/>
+      </w:pPr>
+      <w:rPr>
+        <w:rFonts w:ascii="Wingdings" w:hAnsi="Wingdings" w:hint="default"/>
+        <w:sz w:val="20"/>
+      </w:rPr>
+    </w:lvl>
+    <w:lvl w:ilvl="5" w:tentative="1">
+      <w:start w:val="1"/>
+      <w:numFmt w:val="bullet"/>
+      <w:lvlText w:val=""/>
+      <w:lvlJc w:val="left"/>
+      <w:pPr>
+        <w:tabs>
+          <w:tab w:val="num" w:pos="4320"/>
+        </w:tabs>
+        <w:ind w:left="4320" w:hanging="360"/>
+      </w:pPr>
+      <w:rPr>
+        <w:rFonts w:ascii="Wingdings" w:hAnsi="Wingdings" w:hint="default"/>
+        <w:sz w:val="20"/>
+      </w:rPr>
+    </w:lvl>
+    <w:lvl w:ilvl="6" w:tentative="1">
+      <w:start w:val="1"/>
+      <w:numFmt w:val="bullet"/>
+      <w:lvlText w:val=""/>
+      <w:lvlJc w:val="left"/>
+      <w:pPr>
+        <w:tabs>
+          <w:tab w:val="num" w:pos="5040"/>
+        </w:tabs>
+        <w:ind w:left="5040" w:hanging="360"/>
+      </w:pPr>
+      <w:rPr>
+        <w:rFonts w:ascii="Wingdings" w:hAnsi="Wingdings" w:hint="default"/>
+        <w:sz w:val="20"/>
+      </w:rPr>
+    </w:lvl>
+    <w:lvl w:ilvl="7" w:tentative="1">
+      <w:start w:val="1"/>
+      <w:numFmt w:val="bullet"/>
+      <w:lvlText w:val=""/>
+      <w:lvlJc w:val="left"/>
+      <w:pPr>
+        <w:tabs>
+          <w:tab w:val="num" w:pos="5760"/>
+        </w:tabs>
+        <w:ind w:left="5760" w:hanging="360"/>
+      </w:pPr>
+      <w:rPr>
+        <w:rFonts w:ascii="Wingdings" w:hAnsi="Wingdings" w:hint="default"/>
+        <w:sz w:val="20"/>
+      </w:rPr>
+    </w:lvl>
+    <w:lvl w:ilvl="8" w:tentative="1">
+      <w:start w:val="1"/>
+      <w:numFmt w:val="bullet"/>
+      <w:lvlText w:val=""/>
+      <w:lvlJc w:val="left"/>
+      <w:pPr>
+        <w:tabs>
+          <w:tab w:val="num" w:pos="6480"/>
+        </w:tabs>
+        <w:ind w:left="6480" w:hanging="360"/>
+      </w:pPr>
+      <w:rPr>
+        <w:rFonts w:ascii="Wingdings" w:hAnsi="Wingdings" w:hint="default"/>
+        <w:sz w:val="20"/>
+      </w:rPr>
+    </w:lvl>
+  </w:abstractNum>
+  <w:abstractNum w:abstractNumId="13" w15:restartNumberingAfterBreak="0">
+    <w:nsid w:val="1B6823FA"/>
+    <w:multiLevelType w:val="multilevel"/>
+    <w:tmpl w:val="A9D27800"/>
+    <w:lvl w:ilvl="0">
+      <w:start w:val="1"/>
+      <w:numFmt w:val="bullet"/>
+      <w:lvlText w:val=""/>
+      <w:lvlJc w:val="left"/>
+      <w:pPr>
+        <w:tabs>
+          <w:tab w:val="num" w:pos="720"/>
+        </w:tabs>
+        <w:ind w:left="720" w:hanging="360"/>
+      </w:pPr>
+      <w:rPr>
+        <w:rFonts w:ascii="Symbol" w:hAnsi="Symbol" w:hint="default"/>
+        <w:sz w:val="20"/>
+      </w:rPr>
+    </w:lvl>
+    <w:lvl w:ilvl="1" w:tentative="1">
+      <w:start w:val="1"/>
+      <w:numFmt w:val="bullet"/>
+      <w:lvlText w:val="o"/>
+      <w:lvlJc w:val="left"/>
+      <w:pPr>
+        <w:tabs>
+          <w:tab w:val="num" w:pos="1440"/>
+        </w:tabs>
+        <w:ind w:left="1440" w:hanging="360"/>
+      </w:pPr>
+      <w:rPr>
+        <w:rFonts w:ascii="Courier New" w:hAnsi="Courier New" w:hint="default"/>
+        <w:sz w:val="20"/>
+      </w:rPr>
+    </w:lvl>
+    <w:lvl w:ilvl="2" w:tentative="1">
+      <w:start w:val="1"/>
+      <w:numFmt w:val="bullet"/>
+      <w:lvlText w:val=""/>
+      <w:lvlJc w:val="left"/>
+      <w:pPr>
+        <w:tabs>
+          <w:tab w:val="num" w:pos="2160"/>
+        </w:tabs>
+        <w:ind w:left="2160" w:hanging="360"/>
+      </w:pPr>
+      <w:rPr>
+        <w:rFonts w:ascii="Wingdings" w:hAnsi="Wingdings" w:hint="default"/>
+        <w:sz w:val="20"/>
+      </w:rPr>
+    </w:lvl>
+    <w:lvl w:ilvl="3" w:tentative="1">
+      <w:start w:val="1"/>
+      <w:numFmt w:val="bullet"/>
+      <w:lvlText w:val=""/>
+      <w:lvlJc w:val="left"/>
+      <w:pPr>
+        <w:tabs>
+          <w:tab w:val="num" w:pos="2880"/>
+        </w:tabs>
+        <w:ind w:left="2880" w:hanging="360"/>
+      </w:pPr>
+      <w:rPr>
+        <w:rFonts w:ascii="Wingdings" w:hAnsi="Wingdings" w:hint="default"/>
+        <w:sz w:val="20"/>
+      </w:rPr>
+    </w:lvl>
+    <w:lvl w:ilvl="4" w:tentative="1">
+      <w:start w:val="1"/>
+      <w:numFmt w:val="bullet"/>
+      <w:lvlText w:val=""/>
+      <w:lvlJc w:val="left"/>
+      <w:pPr>
+        <w:tabs>
+          <w:tab w:val="num" w:pos="3600"/>
+        </w:tabs>
+        <w:ind w:left="3600" w:hanging="360"/>
+      </w:pPr>
+      <w:rPr>
+        <w:rFonts w:ascii="Wingdings" w:hAnsi="Wingdings" w:hint="default"/>
+        <w:sz w:val="20"/>
+      </w:rPr>
+    </w:lvl>
+    <w:lvl w:ilvl="5" w:tentative="1">
+      <w:start w:val="1"/>
+      <w:numFmt w:val="bullet"/>
+      <w:lvlText w:val=""/>
+      <w:lvlJc w:val="left"/>
+      <w:pPr>
+        <w:tabs>
+          <w:tab w:val="num" w:pos="4320"/>
+        </w:tabs>
+        <w:ind w:left="4320" w:hanging="360"/>
+      </w:pPr>
+      <w:rPr>
+        <w:rFonts w:ascii="Wingdings" w:hAnsi="Wingdings" w:hint="default"/>
+        <w:sz w:val="20"/>
+      </w:rPr>
+    </w:lvl>
+    <w:lvl w:ilvl="6" w:tentative="1">
+      <w:start w:val="1"/>
+      <w:numFmt w:val="bullet"/>
+      <w:lvlText w:val=""/>
+      <w:lvlJc w:val="left"/>
+      <w:pPr>
+        <w:tabs>
+          <w:tab w:val="num" w:pos="5040"/>
+        </w:tabs>
+        <w:ind w:left="5040" w:hanging="360"/>
+      </w:pPr>
+      <w:rPr>
+        <w:rFonts w:ascii="Wingdings" w:hAnsi="Wingdings" w:hint="default"/>
+        <w:sz w:val="20"/>
+      </w:rPr>
+    </w:lvl>
+    <w:lvl w:ilvl="7" w:tentative="1">
+      <w:start w:val="1"/>
+      <w:numFmt w:val="bullet"/>
+      <w:lvlText w:val=""/>
+      <w:lvlJc w:val="left"/>
+      <w:pPr>
+        <w:tabs>
+          <w:tab w:val="num" w:pos="5760"/>
+        </w:tabs>
+        <w:ind w:left="5760" w:hanging="360"/>
+      </w:pPr>
+      <w:rPr>
+        <w:rFonts w:ascii="Wingdings" w:hAnsi="Wingdings" w:hint="default"/>
+        <w:sz w:val="20"/>
+      </w:rPr>
+    </w:lvl>
+    <w:lvl w:ilvl="8" w:tentative="1">
+      <w:start w:val="1"/>
+      <w:numFmt w:val="bullet"/>
+      <w:lvlText w:val=""/>
+      <w:lvlJc w:val="left"/>
+      <w:pPr>
+        <w:tabs>
+          <w:tab w:val="num" w:pos="6480"/>
+        </w:tabs>
+        <w:ind w:left="6480" w:hanging="360"/>
+      </w:pPr>
+      <w:rPr>
+        <w:rFonts w:ascii="Wingdings" w:hAnsi="Wingdings" w:hint="default"/>
+        <w:sz w:val="20"/>
+      </w:rPr>
+    </w:lvl>
+  </w:abstractNum>
+  <w:abstractNum w:abstractNumId="14" w15:restartNumberingAfterBreak="0">
+    <w:nsid w:val="24F44BBF"/>
+    <w:multiLevelType w:val="multilevel"/>
+    <w:tmpl w:val="24D0B468"/>
+    <w:lvl w:ilvl="0">
+      <w:start w:val="1"/>
+      <w:numFmt w:val="bullet"/>
+      <w:lvlText w:val=""/>
+      <w:lvlJc w:val="left"/>
+      <w:pPr>
+        <w:tabs>
+          <w:tab w:val="num" w:pos="720"/>
+        </w:tabs>
+        <w:ind w:left="720" w:hanging="360"/>
+      </w:pPr>
+      <w:rPr>
+        <w:rFonts w:ascii="Symbol" w:hAnsi="Symbol" w:hint="default"/>
+        <w:sz w:val="20"/>
+      </w:rPr>
+    </w:lvl>
+    <w:lvl w:ilvl="1" w:tentative="1">
+      <w:start w:val="1"/>
+      <w:numFmt w:val="bullet"/>
+      <w:lvlText w:val="o"/>
+      <w:lvlJc w:val="left"/>
+      <w:pPr>
+        <w:tabs>
+          <w:tab w:val="num" w:pos="1440"/>
+        </w:tabs>
+        <w:ind w:left="1440" w:hanging="360"/>
+      </w:pPr>
+      <w:rPr>
+        <w:rFonts w:ascii="Courier New" w:hAnsi="Courier New" w:hint="default"/>
+        <w:sz w:val="20"/>
+      </w:rPr>
+    </w:lvl>
+    <w:lvl w:ilvl="2" w:tentative="1">
+      <w:start w:val="1"/>
+      <w:numFmt w:val="bullet"/>
+      <w:lvlText w:val=""/>
+      <w:lvlJc w:val="left"/>
+      <w:pPr>
+        <w:tabs>
+          <w:tab w:val="num" w:pos="2160"/>
+        </w:tabs>
+        <w:ind w:left="2160" w:hanging="360"/>
+      </w:pPr>
+      <w:rPr>
+        <w:rFonts w:ascii="Wingdings" w:hAnsi="Wingdings" w:hint="default"/>
+        <w:sz w:val="20"/>
+      </w:rPr>
+    </w:lvl>
+    <w:lvl w:ilvl="3" w:tentative="1">
+      <w:start w:val="1"/>
+      <w:numFmt w:val="bullet"/>
+      <w:lvlText w:val=""/>
+      <w:lvlJc w:val="left"/>
+      <w:pPr>
+        <w:tabs>
+          <w:tab w:val="num" w:pos="2880"/>
+        </w:tabs>
+        <w:ind w:left="2880" w:hanging="360"/>
+      </w:pPr>
+      <w:rPr>
+        <w:rFonts w:ascii="Wingdings" w:hAnsi="Wingdings" w:hint="default"/>
+        <w:sz w:val="20"/>
+      </w:rPr>
+    </w:lvl>
+    <w:lvl w:ilvl="4" w:tentative="1">
+      <w:start w:val="1"/>
+      <w:numFmt w:val="bullet"/>
+      <w:lvlText w:val=""/>
+      <w:lvlJc w:val="left"/>
+      <w:pPr>
+        <w:tabs>
+          <w:tab w:val="num" w:pos="3600"/>
+        </w:tabs>
+        <w:ind w:left="3600" w:hanging="360"/>
+      </w:pPr>
+      <w:rPr>
+        <w:rFonts w:ascii="Wingdings" w:hAnsi="Wingdings" w:hint="default"/>
+        <w:sz w:val="20"/>
+      </w:rPr>
+    </w:lvl>
+    <w:lvl w:ilvl="5" w:tentative="1">
+      <w:start w:val="1"/>
+      <w:numFmt w:val="bullet"/>
+      <w:lvlText w:val=""/>
+      <w:lvlJc w:val="left"/>
+      <w:pPr>
+        <w:tabs>
+          <w:tab w:val="num" w:pos="4320"/>
+        </w:tabs>
+        <w:ind w:left="4320" w:hanging="360"/>
+      </w:pPr>
+      <w:rPr>
+        <w:rFonts w:ascii="Wingdings" w:hAnsi="Wingdings" w:hint="default"/>
+        <w:sz w:val="20"/>
+      </w:rPr>
+    </w:lvl>
+    <w:lvl w:ilvl="6" w:tentative="1">
+      <w:start w:val="1"/>
+      <w:numFmt w:val="bullet"/>
+      <w:lvlText w:val=""/>
+      <w:lvlJc w:val="left"/>
+      <w:pPr>
+        <w:tabs>
+          <w:tab w:val="num" w:pos="5040"/>
+        </w:tabs>
+        <w:ind w:left="5040" w:hanging="360"/>
+      </w:pPr>
+      <w:rPr>
+        <w:rFonts w:ascii="Wingdings" w:hAnsi="Wingdings" w:hint="default"/>
+        <w:sz w:val="20"/>
+      </w:rPr>
+    </w:lvl>
+    <w:lvl w:ilvl="7" w:tentative="1">
+      <w:start w:val="1"/>
+      <w:numFmt w:val="bullet"/>
+      <w:lvlText w:val=""/>
+      <w:lvlJc w:val="left"/>
+      <w:pPr>
+        <w:tabs>
+          <w:tab w:val="num" w:pos="5760"/>
+        </w:tabs>
+        <w:ind w:left="5760" w:hanging="360"/>
+      </w:pPr>
+      <w:rPr>
+        <w:rFonts w:ascii="Wingdings" w:hAnsi="Wingdings" w:hint="default"/>
+        <w:sz w:val="20"/>
+      </w:rPr>
+    </w:lvl>
+    <w:lvl w:ilvl="8" w:tentative="1">
+      <w:start w:val="1"/>
+      <w:numFmt w:val="bullet"/>
+      <w:lvlText w:val=""/>
+      <w:lvlJc w:val="left"/>
+      <w:pPr>
+        <w:tabs>
+          <w:tab w:val="num" w:pos="6480"/>
+        </w:tabs>
+        <w:ind w:left="6480" w:hanging="360"/>
+      </w:pPr>
+      <w:rPr>
+        <w:rFonts w:ascii="Wingdings" w:hAnsi="Wingdings" w:hint="default"/>
+        <w:sz w:val="20"/>
+      </w:rPr>
+    </w:lvl>
+  </w:abstractNum>
+  <w:abstractNum w:abstractNumId="15" w15:restartNumberingAfterBreak="0">
+    <w:nsid w:val="486E67FC"/>
+    <w:multiLevelType w:val="multilevel"/>
+    <w:tmpl w:val="035639F4"/>
+    <w:lvl w:ilvl="0">
+      <w:start w:val="1"/>
+      <w:numFmt w:val="bullet"/>
+      <w:lvlText w:val=""/>
+      <w:lvlJc w:val="left"/>
+      <w:pPr>
+        <w:tabs>
+          <w:tab w:val="num" w:pos="720"/>
+        </w:tabs>
+        <w:ind w:left="720" w:hanging="360"/>
+      </w:pPr>
+      <w:rPr>
+        <w:rFonts w:ascii="Symbol" w:hAnsi="Symbol" w:hint="default"/>
+        <w:sz w:val="20"/>
+      </w:rPr>
+    </w:lvl>
+    <w:lvl w:ilvl="1">
+      <w:start w:val="1"/>
+      <w:numFmt w:val="bullet"/>
+      <w:lvlText w:val="o"/>
+      <w:lvlJc w:val="left"/>
+      <w:pPr>
+        <w:tabs>
+          <w:tab w:val="num" w:pos="1440"/>
+        </w:tabs>
+        <w:ind w:left="1440" w:hanging="360"/>
+      </w:pPr>
+      <w:rPr>
+        <w:rFonts w:ascii="Courier New" w:hAnsi="Courier New" w:hint="default"/>
+        <w:sz w:val="20"/>
+      </w:rPr>
+    </w:lvl>
+    <w:lvl w:ilvl="2" w:tentative="1">
+      <w:start w:val="1"/>
+      <w:numFmt w:val="bullet"/>
+      <w:lvlText w:val=""/>
+      <w:lvlJc w:val="left"/>
+      <w:pPr>
+        <w:tabs>
+          <w:tab w:val="num" w:pos="2160"/>
+        </w:tabs>
+        <w:ind w:left="2160" w:hanging="360"/>
+      </w:pPr>
+      <w:rPr>
+        <w:rFonts w:ascii="Wingdings" w:hAnsi="Wingdings" w:hint="default"/>
+        <w:sz w:val="20"/>
+      </w:rPr>
+    </w:lvl>
+    <w:lvl w:ilvl="3" w:tentative="1">
+      <w:start w:val="1"/>
+      <w:numFmt w:val="bullet"/>
+      <w:lvlText w:val=""/>
+      <w:lvlJc w:val="left"/>
+      <w:pPr>
+        <w:tabs>
+          <w:tab w:val="num" w:pos="2880"/>
+        </w:tabs>
+        <w:ind w:left="2880" w:hanging="360"/>
+      </w:pPr>
+      <w:rPr>
+        <w:rFonts w:ascii="Wingdings" w:hAnsi="Wingdings" w:hint="default"/>
+        <w:sz w:val="20"/>
+      </w:rPr>
+    </w:lvl>
+    <w:lvl w:ilvl="4" w:tentative="1">
+      <w:start w:val="1"/>
+      <w:numFmt w:val="bullet"/>
+      <w:lvlText w:val=""/>
+      <w:lvlJc w:val="left"/>
+      <w:pPr>
+        <w:tabs>
+          <w:tab w:val="num" w:pos="3600"/>
+        </w:tabs>
+        <w:ind w:left="3600" w:hanging="360"/>
+      </w:pPr>
+      <w:rPr>
+        <w:rFonts w:ascii="Wingdings" w:hAnsi="Wingdings" w:hint="default"/>
+        <w:sz w:val="20"/>
+      </w:rPr>
+    </w:lvl>
+    <w:lvl w:ilvl="5" w:tentative="1">
+      <w:start w:val="1"/>
+      <w:numFmt w:val="bullet"/>
+      <w:lvlText w:val=""/>
+      <w:lvlJc w:val="left"/>
+      <w:pPr>
+        <w:tabs>
+          <w:tab w:val="num" w:pos="4320"/>
+        </w:tabs>
+        <w:ind w:left="4320" w:hanging="360"/>
+      </w:pPr>
+      <w:rPr>
+        <w:rFonts w:ascii="Wingdings" w:hAnsi="Wingdings" w:hint="default"/>
+        <w:sz w:val="20"/>
+      </w:rPr>
+    </w:lvl>
+    <w:lvl w:ilvl="6" w:tentative="1">
+      <w:start w:val="1"/>
+      <w:numFmt w:val="bullet"/>
+      <w:lvlText w:val=""/>
+      <w:lvlJc w:val="left"/>
+      <w:pPr>
+        <w:tabs>
+          <w:tab w:val="num" w:pos="5040"/>
+        </w:tabs>
+        <w:ind w:left="5040" w:hanging="360"/>
+      </w:pPr>
+      <w:rPr>
+        <w:rFonts w:ascii="Wingdings" w:hAnsi="Wingdings" w:hint="default"/>
+        <w:sz w:val="20"/>
+      </w:rPr>
+    </w:lvl>
+    <w:lvl w:ilvl="7" w:tentative="1">
+      <w:start w:val="1"/>
+      <w:numFmt w:val="bullet"/>
+      <w:lvlText w:val=""/>
+      <w:lvlJc w:val="left"/>
+      <w:pPr>
+        <w:tabs>
+          <w:tab w:val="num" w:pos="5760"/>
+        </w:tabs>
+        <w:ind w:left="5760" w:hanging="360"/>
+      </w:pPr>
+      <w:rPr>
+        <w:rFonts w:ascii="Wingdings" w:hAnsi="Wingdings" w:hint="default"/>
+        <w:sz w:val="20"/>
+      </w:rPr>
+    </w:lvl>
+    <w:lvl w:ilvl="8" w:tentative="1">
+      <w:start w:val="1"/>
+      <w:numFmt w:val="bullet"/>
+      <w:lvlText w:val=""/>
+      <w:lvlJc w:val="left"/>
+      <w:pPr>
+        <w:tabs>
+          <w:tab w:val="num" w:pos="6480"/>
+        </w:tabs>
+        <w:ind w:left="6480" w:hanging="360"/>
+      </w:pPr>
+      <w:rPr>
+        <w:rFonts w:ascii="Wingdings" w:hAnsi="Wingdings" w:hint="default"/>
+        <w:sz w:val="20"/>
+      </w:rPr>
+    </w:lvl>
+  </w:abstractNum>
+  <w:abstractNum w:abstractNumId="16" w15:restartNumberingAfterBreak="0">
+    <w:nsid w:val="56204098"/>
+    <w:multiLevelType w:val="multilevel"/>
+    <w:tmpl w:val="6D06E644"/>
+    <w:lvl w:ilvl="0">
+      <w:start w:val="1"/>
+      <w:numFmt w:val="bullet"/>
+      <w:lvlText w:val=""/>
+      <w:lvlJc w:val="left"/>
+      <w:pPr>
+        <w:tabs>
+          <w:tab w:val="num" w:pos="720"/>
+        </w:tabs>
+        <w:ind w:left="720" w:hanging="360"/>
+      </w:pPr>
+      <w:rPr>
+        <w:rFonts w:ascii="Symbol" w:hAnsi="Symbol" w:hint="default"/>
+        <w:sz w:val="20"/>
+      </w:rPr>
+    </w:lvl>
+    <w:lvl w:ilvl="1">
+      <w:start w:val="1"/>
+      <w:numFmt w:val="bullet"/>
+      <w:lvlText w:val="o"/>
+      <w:lvlJc w:val="left"/>
+      <w:pPr>
+        <w:tabs>
+          <w:tab w:val="num" w:pos="1440"/>
+        </w:tabs>
+        <w:ind w:left="1440" w:hanging="360"/>
+      </w:pPr>
+      <w:rPr>
+        <w:rFonts w:ascii="Courier New" w:hAnsi="Courier New" w:hint="default"/>
+        <w:sz w:val="20"/>
+      </w:rPr>
+    </w:lvl>
+    <w:lvl w:ilvl="2" w:tentative="1">
+      <w:start w:val="1"/>
+      <w:numFmt w:val="bullet"/>
+      <w:lvlText w:val=""/>
+      <w:lvlJc w:val="left"/>
+      <w:pPr>
+        <w:tabs>
+          <w:tab w:val="num" w:pos="2160"/>
+        </w:tabs>
+        <w:ind w:left="2160" w:hanging="360"/>
+      </w:pPr>
+      <w:rPr>
+        <w:rFonts w:ascii="Wingdings" w:hAnsi="Wingdings" w:hint="default"/>
+        <w:sz w:val="20"/>
+      </w:rPr>
+    </w:lvl>
+    <w:lvl w:ilvl="3" w:tentative="1">
+      <w:start w:val="1"/>
+      <w:numFmt w:val="bullet"/>
+      <w:lvlText w:val=""/>
+      <w:lvlJc w:val="left"/>
+      <w:pPr>
+        <w:tabs>
+          <w:tab w:val="num" w:pos="2880"/>
+        </w:tabs>
+        <w:ind w:left="2880" w:hanging="360"/>
+      </w:pPr>
+      <w:rPr>
+        <w:rFonts w:ascii="Wingdings" w:hAnsi="Wingdings" w:hint="default"/>
+        <w:sz w:val="20"/>
+      </w:rPr>
+    </w:lvl>
+    <w:lvl w:ilvl="4" w:tentative="1">
+      <w:start w:val="1"/>
+      <w:numFmt w:val="bullet"/>
+      <w:lvlText w:val=""/>
+      <w:lvlJc w:val="left"/>
+      <w:pPr>
+        <w:tabs>
+          <w:tab w:val="num" w:pos="3600"/>
+        </w:tabs>
+        <w:ind w:left="3600" w:hanging="360"/>
+      </w:pPr>
+      <w:rPr>
+        <w:rFonts w:ascii="Wingdings" w:hAnsi="Wingdings" w:hint="default"/>
+        <w:sz w:val="20"/>
+      </w:rPr>
+    </w:lvl>
+    <w:lvl w:ilvl="5" w:tentative="1">
+      <w:start w:val="1"/>
+      <w:numFmt w:val="bullet"/>
+      <w:lvlText w:val=""/>
+      <w:lvlJc w:val="left"/>
+      <w:pPr>
+        <w:tabs>
+          <w:tab w:val="num" w:pos="4320"/>
+        </w:tabs>
+        <w:ind w:left="4320" w:hanging="360"/>
+      </w:pPr>
+      <w:rPr>
+        <w:rFonts w:ascii="Wingdings" w:hAnsi="Wingdings" w:hint="default"/>
+        <w:sz w:val="20"/>
+      </w:rPr>
+    </w:lvl>
+    <w:lvl w:ilvl="6" w:tentative="1">
+      <w:start w:val="1"/>
+      <w:numFmt w:val="bullet"/>
+      <w:lvlText w:val=""/>
+      <w:lvlJc w:val="left"/>
+      <w:pPr>
+        <w:tabs>
+          <w:tab w:val="num" w:pos="5040"/>
+        </w:tabs>
+        <w:ind w:left="5040" w:hanging="360"/>
+      </w:pPr>
+      <w:rPr>
+        <w:rFonts w:ascii="Wingdings" w:hAnsi="Wingdings" w:hint="default"/>
+        <w:sz w:val="20"/>
+      </w:rPr>
+    </w:lvl>
+    <w:lvl w:ilvl="7" w:tentative="1">
+      <w:start w:val="1"/>
+      <w:numFmt w:val="bullet"/>
+      <w:lvlText w:val=""/>
+      <w:lvlJc w:val="left"/>
+      <w:pPr>
+        <w:tabs>
+          <w:tab w:val="num" w:pos="5760"/>
+        </w:tabs>
+        <w:ind w:left="5760" w:hanging="360"/>
+      </w:pPr>
+      <w:rPr>
+        <w:rFonts w:ascii="Wingdings" w:hAnsi="Wingdings" w:hint="default"/>
+        <w:sz w:val="20"/>
+      </w:rPr>
+    </w:lvl>
+    <w:lvl w:ilvl="8" w:tentative="1">
+      <w:start w:val="1"/>
+      <w:numFmt w:val="bullet"/>
+      <w:lvlText w:val=""/>
+      <w:lvlJc w:val="left"/>
+      <w:pPr>
+        <w:tabs>
+          <w:tab w:val="num" w:pos="6480"/>
+        </w:tabs>
+        <w:ind w:left="6480" w:hanging="360"/>
+      </w:pPr>
+      <w:rPr>
+        <w:rFonts w:ascii="Wingdings" w:hAnsi="Wingdings" w:hint="default"/>
+        <w:sz w:val="20"/>
+      </w:rPr>
+    </w:lvl>
+  </w:abstractNum>
+  <w:abstractNum w:abstractNumId="17" w15:restartNumberingAfterBreak="0">
+    <w:nsid w:val="5BFB75F6"/>
+    <w:multiLevelType w:val="multilevel"/>
+    <w:tmpl w:val="7EB2078E"/>
+    <w:lvl w:ilvl="0">
+      <w:start w:val="1"/>
+      <w:numFmt w:val="decimal"/>
+      <w:lvlText w:val="%1."/>
+      <w:lvlJc w:val="left"/>
+      <w:pPr>
+        <w:tabs>
+          <w:tab w:val="num" w:pos="720"/>
+        </w:tabs>
+        <w:ind w:left="720" w:hanging="360"/>
+      </w:pPr>
+    </w:lvl>
+    <w:lvl w:ilvl="1" w:tentative="1">
+      <w:start w:val="1"/>
+      <w:numFmt w:val="decimal"/>
+      <w:lvlText w:val="%2."/>
+      <w:lvlJc w:val="left"/>
+      <w:pPr>
+        <w:tabs>
+          <w:tab w:val="num" w:pos="1440"/>
+        </w:tabs>
+        <w:ind w:left="1440" w:hanging="360"/>
+      </w:pPr>
+    </w:lvl>
+    <w:lvl w:ilvl="2" w:tentative="1">
+      <w:start w:val="1"/>
+      <w:numFmt w:val="decimal"/>
+      <w:lvlText w:val="%3."/>
+      <w:lvlJc w:val="left"/>
+      <w:pPr>
+        <w:tabs>
+          <w:tab w:val="num" w:pos="2160"/>
+        </w:tabs>
+        <w:ind w:left="2160" w:hanging="360"/>
+      </w:pPr>
+    </w:lvl>
+    <w:lvl w:ilvl="3" w:tentative="1">
+      <w:start w:val="1"/>
+      <w:numFmt w:val="decimal"/>
+      <w:lvlText w:val="%4."/>
+      <w:lvlJc w:val="left"/>
+      <w:pPr>
+        <w:tabs>
+          <w:tab w:val="num" w:pos="2880"/>
+        </w:tabs>
+        <w:ind w:left="2880" w:hanging="360"/>
+      </w:pPr>
+    </w:lvl>
+    <w:lvl w:ilvl="4" w:tentative="1">
+      <w:start w:val="1"/>
+      <w:numFmt w:val="decimal"/>
+      <w:lvlText w:val="%5."/>
+      <w:lvlJc w:val="left"/>
+      <w:pPr>
+        <w:tabs>
+          <w:tab w:val="num" w:pos="3600"/>
+        </w:tabs>
+        <w:ind w:left="3600" w:hanging="360"/>
+      </w:pPr>
+    </w:lvl>
+    <w:lvl w:ilvl="5" w:tentative="1">
+      <w:start w:val="1"/>
+      <w:numFmt w:val="decimal"/>
+      <w:lvlText w:val="%6."/>
+      <w:lvlJc w:val="left"/>
+      <w:pPr>
+        <w:tabs>
+          <w:tab w:val="num" w:pos="4320"/>
+        </w:tabs>
+        <w:ind w:left="4320" w:hanging="360"/>
+      </w:pPr>
+    </w:lvl>
+    <w:lvl w:ilvl="6" w:tentative="1">
+      <w:start w:val="1"/>
+      <w:numFmt w:val="decimal"/>
+      <w:lvlText w:val="%7."/>
+      <w:lvlJc w:val="left"/>
+      <w:pPr>
+        <w:tabs>
+          <w:tab w:val="num" w:pos="5040"/>
+        </w:tabs>
+        <w:ind w:left="5040" w:hanging="360"/>
+      </w:pPr>
+    </w:lvl>
+    <w:lvl w:ilvl="7" w:tentative="1">
+      <w:start w:val="1"/>
+      <w:numFmt w:val="decimal"/>
+      <w:lvlText w:val="%8."/>
+      <w:lvlJc w:val="left"/>
+      <w:pPr>
+        <w:tabs>
+          <w:tab w:val="num" w:pos="5760"/>
+        </w:tabs>
+        <w:ind w:left="5760" w:hanging="360"/>
+      </w:pPr>
+    </w:lvl>
+    <w:lvl w:ilvl="8" w:tentative="1">
+      <w:start w:val="1"/>
+      <w:numFmt w:val="decimal"/>
+      <w:lvlText w:val="%9."/>
+      <w:lvlJc w:val="left"/>
+      <w:pPr>
+        <w:tabs>
+          <w:tab w:val="num" w:pos="6480"/>
+        </w:tabs>
+        <w:ind w:left="6480" w:hanging="360"/>
+      </w:pPr>
+    </w:lvl>
+  </w:abstractNum>
+  <w:abstractNum w:abstractNumId="18" w15:restartNumberingAfterBreak="0">
     <w:nsid w:val="5E564243"/>
     <w:multiLevelType w:val="hybridMultilevel"/>
     <w:tmpl w:val="8200D2D2"/>
@@ -2849,7 +6559,7 @@
       </w:pPr>
     </w:lvl>
   </w:abstractNum>
-  <w:abstractNum w:abstractNumId="11" w15:restartNumberingAfterBreak="0">
+  <w:abstractNum w:abstractNumId="19" w15:restartNumberingAfterBreak="0">
     <w:nsid w:val="5E675B2F"/>
     <w:multiLevelType w:val="hybridMultilevel"/>
     <w:tmpl w:val="9518387C"/>
@@ -2936,6 +6646,155 @@
       <w:pPr>
         <w:ind w:left="6480" w:hanging="180"/>
       </w:pPr>
+    </w:lvl>
+  </w:abstractNum>
+  <w:abstractNum w:abstractNumId="20" w15:restartNumberingAfterBreak="0">
+    <w:nsid w:val="75CA1ECD"/>
+    <w:multiLevelType w:val="multilevel"/>
+    <w:tmpl w:val="9870678C"/>
+    <w:lvl w:ilvl="0">
+      <w:start w:val="1"/>
+      <w:numFmt w:val="bullet"/>
+      <w:lvlText w:val=""/>
+      <w:lvlJc w:val="left"/>
+      <w:pPr>
+        <w:tabs>
+          <w:tab w:val="num" w:pos="720"/>
+        </w:tabs>
+        <w:ind w:left="720" w:hanging="360"/>
+      </w:pPr>
+      <w:rPr>
+        <w:rFonts w:ascii="Symbol" w:hAnsi="Symbol" w:hint="default"/>
+        <w:sz w:val="20"/>
+      </w:rPr>
+    </w:lvl>
+    <w:lvl w:ilvl="1" w:tentative="1">
+      <w:start w:val="1"/>
+      <w:numFmt w:val="bullet"/>
+      <w:lvlText w:val="o"/>
+      <w:lvlJc w:val="left"/>
+      <w:pPr>
+        <w:tabs>
+          <w:tab w:val="num" w:pos="1440"/>
+        </w:tabs>
+        <w:ind w:left="1440" w:hanging="360"/>
+      </w:pPr>
+      <w:rPr>
+        <w:rFonts w:ascii="Courier New" w:hAnsi="Courier New" w:hint="default"/>
+        <w:sz w:val="20"/>
+      </w:rPr>
+    </w:lvl>
+    <w:lvl w:ilvl="2" w:tentative="1">
+      <w:start w:val="1"/>
+      <w:numFmt w:val="bullet"/>
+      <w:lvlText w:val=""/>
+      <w:lvlJc w:val="left"/>
+      <w:pPr>
+        <w:tabs>
+          <w:tab w:val="num" w:pos="2160"/>
+        </w:tabs>
+        <w:ind w:left="2160" w:hanging="360"/>
+      </w:pPr>
+      <w:rPr>
+        <w:rFonts w:ascii="Wingdings" w:hAnsi="Wingdings" w:hint="default"/>
+        <w:sz w:val="20"/>
+      </w:rPr>
+    </w:lvl>
+    <w:lvl w:ilvl="3" w:tentative="1">
+      <w:start w:val="1"/>
+      <w:numFmt w:val="bullet"/>
+      <w:lvlText w:val=""/>
+      <w:lvlJc w:val="left"/>
+      <w:pPr>
+        <w:tabs>
+          <w:tab w:val="num" w:pos="2880"/>
+        </w:tabs>
+        <w:ind w:left="2880" w:hanging="360"/>
+      </w:pPr>
+      <w:rPr>
+        <w:rFonts w:ascii="Wingdings" w:hAnsi="Wingdings" w:hint="default"/>
+        <w:sz w:val="20"/>
+      </w:rPr>
+    </w:lvl>
+    <w:lvl w:ilvl="4" w:tentative="1">
+      <w:start w:val="1"/>
+      <w:numFmt w:val="bullet"/>
+      <w:lvlText w:val=""/>
+      <w:lvlJc w:val="left"/>
+      <w:pPr>
+        <w:tabs>
+          <w:tab w:val="num" w:pos="3600"/>
+        </w:tabs>
+        <w:ind w:left="3600" w:hanging="360"/>
+      </w:pPr>
+      <w:rPr>
+        <w:rFonts w:ascii="Wingdings" w:hAnsi="Wingdings" w:hint="default"/>
+        <w:sz w:val="20"/>
+      </w:rPr>
+    </w:lvl>
+    <w:lvl w:ilvl="5" w:tentative="1">
+      <w:start w:val="1"/>
+      <w:numFmt w:val="bullet"/>
+      <w:lvlText w:val=""/>
+      <w:lvlJc w:val="left"/>
+      <w:pPr>
+        <w:tabs>
+          <w:tab w:val="num" w:pos="4320"/>
+        </w:tabs>
+        <w:ind w:left="4320" w:hanging="360"/>
+      </w:pPr>
+      <w:rPr>
+        <w:rFonts w:ascii="Wingdings" w:hAnsi="Wingdings" w:hint="default"/>
+        <w:sz w:val="20"/>
+      </w:rPr>
+    </w:lvl>
+    <w:lvl w:ilvl="6" w:tentative="1">
+      <w:start w:val="1"/>
+      <w:numFmt w:val="bullet"/>
+      <w:lvlText w:val=""/>
+      <w:lvlJc w:val="left"/>
+      <w:pPr>
+        <w:tabs>
+          <w:tab w:val="num" w:pos="5040"/>
+        </w:tabs>
+        <w:ind w:left="5040" w:hanging="360"/>
+      </w:pPr>
+      <w:rPr>
+        <w:rFonts w:ascii="Wingdings" w:hAnsi="Wingdings" w:hint="default"/>
+        <w:sz w:val="20"/>
+      </w:rPr>
+    </w:lvl>
+    <w:lvl w:ilvl="7" w:tentative="1">
+      <w:start w:val="1"/>
+      <w:numFmt w:val="bullet"/>
+      <w:lvlText w:val=""/>
+      <w:lvlJc w:val="left"/>
+      <w:pPr>
+        <w:tabs>
+          <w:tab w:val="num" w:pos="5760"/>
+        </w:tabs>
+        <w:ind w:left="5760" w:hanging="360"/>
+      </w:pPr>
+      <w:rPr>
+        <w:rFonts w:ascii="Wingdings" w:hAnsi="Wingdings" w:hint="default"/>
+        <w:sz w:val="20"/>
+      </w:rPr>
+    </w:lvl>
+    <w:lvl w:ilvl="8" w:tentative="1">
+      <w:start w:val="1"/>
+      <w:numFmt w:val="bullet"/>
+      <w:lvlText w:val=""/>
+      <w:lvlJc w:val="left"/>
+      <w:pPr>
+        <w:tabs>
+          <w:tab w:val="num" w:pos="6480"/>
+        </w:tabs>
+        <w:ind w:left="6480" w:hanging="360"/>
+      </w:pPr>
+      <w:rPr>
+        <w:rFonts w:ascii="Wingdings" w:hAnsi="Wingdings" w:hint="default"/>
+        <w:sz w:val="20"/>
+      </w:rPr>
     </w:lvl>
   </w:abstractNum>
   <w:num w:numId="1" w16cid:durableId="1391155163">
@@ -2963,7 +6822,7 @@
     <w:abstractNumId w:val="0"/>
   </w:num>
   <w:num w:numId="9" w16cid:durableId="1586183508">
-    <w:abstractNumId w:val="9"/>
+    <w:abstractNumId w:val="11"/>
   </w:num>
   <w:num w:numId="10" w16cid:durableId="1603763051">
     <w:abstractNumId w:val="8"/>
@@ -2972,10 +6831,37 @@
     <w:abstractNumId w:val="8"/>
   </w:num>
   <w:num w:numId="12" w16cid:durableId="955450312">
+    <w:abstractNumId w:val="18"/>
+  </w:num>
+  <w:num w:numId="13" w16cid:durableId="2132816797">
+    <w:abstractNumId w:val="19"/>
+  </w:num>
+  <w:num w:numId="14" w16cid:durableId="1054427180">
+    <w:abstractNumId w:val="14"/>
+  </w:num>
+  <w:num w:numId="15" w16cid:durableId="1603294706">
     <w:abstractNumId w:val="10"/>
   </w:num>
-  <w:num w:numId="13" w16cid:durableId="2132816797">
-    <w:abstractNumId w:val="11"/>
+  <w:num w:numId="16" w16cid:durableId="1728139239">
+    <w:abstractNumId w:val="20"/>
+  </w:num>
+  <w:num w:numId="17" w16cid:durableId="1736126183">
+    <w:abstractNumId w:val="15"/>
+  </w:num>
+  <w:num w:numId="18" w16cid:durableId="116874608">
+    <w:abstractNumId w:val="13"/>
+  </w:num>
+  <w:num w:numId="19" w16cid:durableId="692346573">
+    <w:abstractNumId w:val="17"/>
+  </w:num>
+  <w:num w:numId="20" w16cid:durableId="648173193">
+    <w:abstractNumId w:val="16"/>
+  </w:num>
+  <w:num w:numId="21" w16cid:durableId="275259851">
+    <w:abstractNumId w:val="9"/>
+  </w:num>
+  <w:num w:numId="22" w16cid:durableId="1362166063">
+    <w:abstractNumId w:val="12"/>
   </w:num>
 </w:numbering>
 </file>
@@ -3430,7 +7316,6 @@
     <w:next w:val="Normal"/>
     <w:link w:val="Heading3Char"/>
     <w:uiPriority w:val="9"/>
-    <w:semiHidden/>
     <w:unhideWhenUsed/>
     <w:qFormat/>
     <w:pPr>
@@ -3577,7 +7462,6 @@
   <w:style w:type="character" w:default="1" w:styleId="DefaultParagraphFont">
     <w:name w:val="Default Paragraph Font"/>
     <w:uiPriority w:val="1"/>
-    <w:semiHidden/>
     <w:unhideWhenUsed/>
   </w:style>
   <w:style w:type="table" w:default="1" w:styleId="TableNormal">
